--- a/docs/GRIHAZ-BRIEF.docx
+++ b/docs/GRIHAZ-BRIEF.docx
@@ -65,7 +65,7 @@
           <w:sz w:val="22"/>
           <w:szCs w:val="22"/>
         </w:rPr>
-        <w:t xml:space="preserve">Version 1.6  |  June 2026  |  Rhyea / Advait Parnaik</w:t>
+        <w:t xml:space="preserve">Version 1.7  |  August 2026  |  Rhyea / Advait Parnaik</w:t>
       </w:r>
     </w:p>
     <w:p>
@@ -1234,7 +1234,7 @@
           <w:sz w:val="22"/>
           <w:szCs w:val="22"/>
         </w:rPr>
-        <w:t xml:space="preserve">Service providers viewing their own attendance and payment records (parked for future release — not in MVP)</w:t>
+        <w:t xml:space="preserve">Service providers viewing their own attendance and payment records (parked for future release)</w:t>
       </w:r>
     </w:p>
     <w:p>
@@ -2209,7 +2209,7 @@
           <w:sz w:val="22"/>
           <w:szCs w:val="22"/>
         </w:rPr>
-        <w:t xml:space="preserve">Gmail OAuth integration — each home member connects their own Gmail account independently</w:t>
+        <w:t xml:space="preserve">Gmail OAuth integration — each home member connects their own Gmail independently</w:t>
       </w:r>
     </w:p>
     <w:p>
@@ -2245,7 +2245,7 @@
           <w:sz w:val="22"/>
           <w:szCs w:val="22"/>
         </w:rPr>
-        <w:t xml:space="preserve">Multi-member Gmail architecture: each member connects via Google OAuth; transactions attributed to importing member; all visible to home</w:t>
+        <w:t xml:space="preserve">sync-all nightly cron job via pg_cron at 00:30 UTC (06:00 IST) on both projects</w:t>
       </w:r>
     </w:p>
     <w:p>
@@ -2263,7 +2263,7 @@
           <w:sz w:val="22"/>
           <w:szCs w:val="22"/>
         </w:rPr>
-        <w:t xml:space="preserve">Supabase Edge Function (gmail-sync) handles Gmail API + Anthropic API extraction</w:t>
+        <w:t xml:space="preserve">Vault secrets (GRIHAZ_EDGE_FUNCTION_URL, GRIHAZ_SERVICE_ROLE_KEY) authenticate Edge Function calls</w:t>
       </w:r>
     </w:p>
     <w:p>
@@ -2281,7 +2281,7 @@
           <w:sz w:val="22"/>
           <w:szCs w:val="22"/>
         </w:rPr>
-        <w:t xml:space="preserve">pg_cron nightly background sync (00:30 UTC / 06:00 IST); 90-day history pulled on first connect</w:t>
+        <w:t xml:space="preserve">Member attribution on all transaction types — Ledger member filter + "by [name]" labels</w:t>
       </w:r>
     </w:p>
     <w:p>
@@ -2299,7 +2299,7 @@
           <w:sz w:val="22"/>
           <w:szCs w:val="22"/>
         </w:rPr>
-        <w:t xml:space="preserve">sync-all action: loops ALL home Gmail connections across ALL members in a single cron call</w:t>
+        <w:t xml:space="preserve">Settle tab: per-member expense breakdown + "Settled by [name]" on settled cards</w:t>
       </w:r>
     </w:p>
     <w:p>
@@ -2317,7 +2317,7 @@
           <w:sz w:val="22"/>
           <w:szCs w:val="22"/>
         </w:rPr>
-        <w:t xml:space="preserve">Vault secrets (GRIHAZ_EDGE_FUNCTION_URL, GRIHAZ_SERVICE_ROLE_KEY) used by pg_cron to authenticate Edge Function calls</w:t>
+        <w:t xml:space="preserve">Install App section in Profile — Android native prompt + iOS step-by-step instructions</w:t>
       </w:r>
     </w:p>
     <w:p>
@@ -2335,7 +2335,7 @@
           <w:sz w:val="22"/>
           <w:szCs w:val="22"/>
         </w:rPr>
-        <w:t xml:space="preserve">Member attribution: every transaction (attendance, adhoc, laundry, expense) records which home member took the action</w:t>
+        <w:t xml:space="preserve">Multi-member invite flow — ?invite= parameter to avoid Supabase auth token conflict</w:t>
       </w:r>
     </w:p>
     <w:p>
@@ -2353,7 +2353,23 @@
           <w:sz w:val="22"/>
           <w:szCs w:val="22"/>
         </w:rPr>
-        <w:t xml:space="preserve">Ledger tab: member filter chip row + "by [name]" attribution label on all transaction cards</w:t>
+        <w:t xml:space="preserve">RLS: home_invites readable by anyone (token is secret); home_members + profiles readable by home members via get_my_home_id() security definer function</w:t>
+      </w:r>
+    </w:p>
+    <w:p>
+      <w:pPr>
+        <w:pStyle w:val="Heading2"/>
+        <w:spacing w:after="100" w:before="200"/>
+      </w:pPr>
+      <w:r>
+        <w:rPr>
+          <w:rFonts w:ascii="Arial" w:cs="Arial" w:eastAsia="Arial" w:hAnsi="Arial"/>
+          <w:b/>
+          <w:bCs/>
+          <w:sz w:val="24"/>
+          <w:szCs w:val="24"/>
+        </w:rPr>
+        <w:t xml:space="preserve">Not In Scope — Parked for Future</w:t>
       </w:r>
     </w:p>
     <w:p>
@@ -2371,23 +2387,7 @@
           <w:sz w:val="22"/>
           <w:szCs w:val="22"/>
         </w:rPr>
-        <w:t xml:space="preserve">Settle tab: "Settled by [name]" on settled cards + per-member expense breakdown in Household Spends section</w:t>
-      </w:r>
-    </w:p>
-    <w:p>
-      <w:pPr>
-        <w:pStyle w:val="Heading2"/>
-        <w:spacing w:after="100" w:before="200"/>
-      </w:pPr>
-      <w:r>
-        <w:rPr>
-          <w:rFonts w:ascii="Arial" w:cs="Arial" w:eastAsia="Arial" w:hAnsi="Arial"/>
-          <w:b/>
-          <w:bCs/>
-          <w:sz w:val="24"/>
-          <w:szCs w:val="24"/>
-        </w:rPr>
-        <w:t xml:space="preserve">Not In Scope — Parked for Future</w:t>
+        <w:t xml:space="preserve">Service provider login and self-service attendance marking</w:t>
       </w:r>
     </w:p>
     <w:p>
@@ -2405,7 +2405,7 @@
           <w:sz w:val="22"/>
           <w:szCs w:val="22"/>
         </w:rPr>
-        <w:t xml:space="preserve">Service provider login and self-service attendance marking</w:t>
+        <w:t xml:space="preserve">IoT / fingerprint scanner integration</w:t>
       </w:r>
     </w:p>
     <w:p>
@@ -2423,7 +2423,7 @@
           <w:sz w:val="22"/>
           <w:szCs w:val="22"/>
         </w:rPr>
-        <w:t xml:space="preserve">IoT / fingerprint scanner integration</w:t>
+        <w:t xml:space="preserve">Household expenditure optimisation and recommendations</w:t>
       </w:r>
     </w:p>
     <w:p>
@@ -2441,7 +2441,7 @@
           <w:sz w:val="22"/>
           <w:szCs w:val="22"/>
         </w:rPr>
-        <w:t xml:space="preserve">Household expenditure optimisation and recommendations</w:t>
+        <w:t xml:space="preserve">Multi-app dashboard under Rhyea brand</w:t>
       </w:r>
     </w:p>
     <w:p>
@@ -2459,7 +2459,7 @@
           <w:sz w:val="22"/>
           <w:szCs w:val="22"/>
         </w:rPr>
-        <w:t xml:space="preserve">Multi-app dashboard under Rhyea brand</w:t>
+        <w:t xml:space="preserve">PWA support on iPhone (pending fix)</w:t>
       </w:r>
     </w:p>
     <w:p>
@@ -2477,7 +2477,7 @@
           <w:sz w:val="22"/>
           <w:szCs w:val="22"/>
         </w:rPr>
-        <w:t xml:space="preserve">PWA support on iPhone (pending fix)</w:t>
+        <w:t xml:space="preserve">OTP login (planned to replace magic link for easier cross-device testing)</w:t>
       </w:r>
     </w:p>
     <w:p>
@@ -2502,19 +2502,6 @@
           <w:szCs w:val="28"/>
         </w:rPr>
         <w:t xml:space="preserve">6. Navigation Structure</w:t>
-      </w:r>
-    </w:p>
-    <w:p>
-      <w:pPr>
-        <w:spacing w:after="100"/>
-      </w:pPr>
-      <w:r>
-        <w:rPr>
-          <w:rFonts w:ascii="Arial" w:cs="Arial" w:eastAsia="Arial" w:hAnsi="Arial"/>
-          <w:sz w:val="22"/>
-          <w:szCs w:val="22"/>
-        </w:rPr>
-        <w:t xml:space="preserve">The app uses a 4-tab bottom navigation bar plus a profile icon in the top bar.</w:t>
       </w:r>
     </w:p>
     <w:tbl>
@@ -2652,7 +2639,7 @@
                 <w:sz w:val="22"/>
                 <w:szCs w:val="22"/>
               </w:rPr>
-              <w:t xml:space="preserve">Attendance calendar widget. Each day colour-coded: Green = all staff marked, Orange = partial, Red = none marked, Grey = future. Tapping a day opens attendance view. Settled months locked.</w:t>
+              <w:t xml:space="preserve">Attendance calendar widget. Colour-coded days. Tapping opens attendance view. Settled months locked.</w:t>
             </w:r>
           </w:p>
         </w:tc>
@@ -2776,7 +2763,7 @@
                 <w:sz w:val="22"/>
                 <w:szCs w:val="22"/>
               </w:rPr>
-              <w:t xml:space="preserve">Full transaction history — expenses, attendance, settlements. Filters: period, member, type, staff, status, category, platform</w:t>
+              <w:t xml:space="preserve">Full transaction history. Filters: period, member, type, staff, status, category, platform</w:t>
             </w:r>
           </w:p>
         </w:tc>
@@ -2838,7 +2825,7 @@
                 <w:sz w:val="22"/>
                 <w:szCs w:val="22"/>
               </w:rPr>
-              <w:t xml:space="preserve">Household Spends section (non-actionable, per-member breakdown) above Staff Settlements (actionable monthly payout flow)</w:t>
+              <w:t xml:space="preserve">Household Spends (per-member breakdown) above Staff Settlements (actionable monthly payout flow)</w:t>
             </w:r>
           </w:p>
         </w:tc>
@@ -2900,7 +2887,7 @@
                 <w:sz w:val="22"/>
                 <w:szCs w:val="22"/>
               </w:rPr>
-              <w:t xml:space="preserve">Gmail connect/disconnect, home settings, members management, sign out, delete all data (DPDP compliance), FAQs, legal placeholders</w:t>
+              <w:t xml:space="preserve">Gmail connect/disconnect, Install App (Android + iOS), home settings, members, sign out, delete all data, FAQs, legal</w:t>
             </w:r>
           </w:p>
         </w:tc>
@@ -3065,7 +3052,7 @@
                 <w:sz w:val="22"/>
                 <w:szCs w:val="22"/>
               </w:rPr>
-              <w:t xml:space="preserve">Paid a fixed amount per month regardless of days. Deductions apply for absent-unpaid days. Formula: (Fixed Monthly ÷ Total Scheduled Days in Month) × Days Present + Adhoc Amounts</w:t>
+              <w:t xml:space="preserve">Formula: (Fixed Monthly ÷ Total Scheduled Days in Month) × Days Present + Adhoc Amounts</w:t>
             </w:r>
           </w:p>
         </w:tc>
@@ -3127,7 +3114,7 @@
                 <w:sz w:val="22"/>
                 <w:szCs w:val="22"/>
               </w:rPr>
-              <w:t xml:space="preserve">Paid per day present. Formula: (Per Day Rate × Days Present) + Adhoc Amounts</w:t>
+              <w:t xml:space="preserve">Formula: (Per Day Rate × Days Present) + Adhoc Amounts</w:t>
             </w:r>
           </w:p>
         </w:tc>
@@ -3189,33 +3176,12 @@
                 <w:sz w:val="22"/>
                 <w:szCs w:val="22"/>
               </w:rPr>
-              <w:t xml:space="preserve">No schedule, no monthly salary. Each visit is logged manually with a custom amount. Used for laundry and similar services.</w:t>
+              <w:t xml:space="preserve">No schedule, no monthly salary. Each visit logged manually with a custom amount.</w:t>
             </w:r>
           </w:p>
         </w:tc>
       </w:tr>
     </w:tbl>
-    <w:p>
-      <w:pPr>
-        <w:spacing w:after="80"/>
-      </w:pPr>
-      <w:r>
-        <w:t xml:space="preserve"/>
-      </w:r>
-    </w:p>
-    <w:p>
-      <w:pPr>
-        <w:spacing w:after="100"/>
-      </w:pPr>
-      <w:r>
-        <w:rPr>
-          <w:rFonts w:ascii="Arial" w:cs="Arial" w:eastAsia="Arial" w:hAnsi="Arial"/>
-          <w:sz w:val="22"/>
-          <w:szCs w:val="22"/>
-        </w:rPr>
-        <w:t xml:space="preserve">Adhoc entries can add or subtract from the monthly payout and are always manually entered by the homeowner with a note.</w:t>
-      </w:r>
-    </w:p>
     <w:p>
       <w:pPr>
         <w:spacing w:after="80"/>
@@ -3469,6 +3435,68 @@
                 <w:sz w:val="22"/>
                 <w:szCs w:val="22"/>
               </w:rPr>
+              <w:t xml:space="preserve">profiles</w:t>
+            </w:r>
+          </w:p>
+        </w:tc>
+        <w:tc>
+          <w:tcPr>
+            <w:tcW w:type="dxa" w:w="6560"/>
+            <w:tcBorders>
+              <w:top w:val="single" w:color="CCCCCC" w:sz="1"/>
+              <w:left w:val="single" w:color="CCCCCC" w:sz="1"/>
+              <w:bottom w:val="single" w:color="CCCCCC" w:sz="1"/>
+              <w:right w:val="single" w:color="CCCCCC" w:sz="1"/>
+            </w:tcBorders>
+            <w:shd w:fill="FFFFFF" w:val="clear"/>
+            <w:tcMar>
+              <w:top w:type="dxa" w:w="80"/>
+              <w:left w:type="dxa" w:w="120"/>
+              <w:bottom w:type="dxa" w:w="80"/>
+              <w:right w:type="dxa" w:w="120"/>
+            </w:tcMar>
+          </w:tcPr>
+          <w:p>
+            <w:r>
+              <w:rPr>
+                <w:rFonts w:ascii="Arial" w:cs="Arial" w:eastAsia="Arial" w:hAnsi="Arial"/>
+                <w:b w:val="false"/>
+                <w:bCs w:val="false"/>
+                <w:sz w:val="22"/>
+                <w:szCs w:val="22"/>
+              </w:rPr>
+              <w:t xml:space="preserve">id, display_name, updated_at</w:t>
+            </w:r>
+          </w:p>
+        </w:tc>
+      </w:tr>
+      <w:tr>
+        <w:tc>
+          <w:tcPr>
+            <w:tcW w:type="dxa" w:w="2800"/>
+            <w:tcBorders>
+              <w:top w:val="single" w:color="CCCCCC" w:sz="1"/>
+              <w:left w:val="single" w:color="CCCCCC" w:sz="1"/>
+              <w:bottom w:val="single" w:color="CCCCCC" w:sz="1"/>
+              <w:right w:val="single" w:color="CCCCCC" w:sz="1"/>
+            </w:tcBorders>
+            <w:shd w:fill="F5F0EB" w:val="clear"/>
+            <w:tcMar>
+              <w:top w:type="dxa" w:w="80"/>
+              <w:left w:type="dxa" w:w="120"/>
+              <w:bottom w:type="dxa" w:w="80"/>
+              <w:right w:type="dxa" w:w="120"/>
+            </w:tcMar>
+          </w:tcPr>
+          <w:p>
+            <w:r>
+              <w:rPr>
+                <w:rFonts w:ascii="Arial" w:cs="Arial" w:eastAsia="Arial" w:hAnsi="Arial"/>
+                <w:b w:val="false"/>
+                <w:bCs w:val="false"/>
+                <w:sz w:val="22"/>
+                <w:szCs w:val="22"/>
+              </w:rPr>
               <w:t xml:space="preserve">staff</w:t>
             </w:r>
           </w:p>
@@ -3561,7 +3589,7 @@
                 <w:sz w:val="22"/>
                 <w:szCs w:val="22"/>
               </w:rPr>
-              <w:t xml:space="preserve">id, staff_id, home_id, date, status (present/absent_paid/absent_unpaid), marked_by, created_at</w:t>
+              <w:t xml:space="preserve">id, staff_id, home_id, date, status, marked_by, created_at</w:t>
             </w:r>
           </w:p>
         </w:tc>
@@ -3655,37 +3683,99 @@
                 <w:sz w:val="22"/>
                 <w:szCs w:val="22"/>
               </w:rPr>
-              <w:t xml:space="preserve">laundry_entries</w:t>
-            </w:r>
-          </w:p>
-        </w:tc>
-        <w:tc>
-          <w:tcPr>
-            <w:tcW w:type="dxa" w:w="6560"/>
-            <w:tcBorders>
-              <w:top w:val="single" w:color="CCCCCC" w:sz="1"/>
-              <w:left w:val="single" w:color="CCCCCC" w:sz="1"/>
-              <w:bottom w:val="single" w:color="CCCCCC" w:sz="1"/>
-              <w:right w:val="single" w:color="CCCCCC" w:sz="1"/>
-            </w:tcBorders>
-            <w:shd w:fill="FFFFFF" w:val="clear"/>
-            <w:tcMar>
-              <w:top w:type="dxa" w:w="80"/>
-              <w:left w:type="dxa" w:w="120"/>
-              <w:bottom w:type="dxa" w:w="80"/>
-              <w:right w:type="dxa" w:w="120"/>
-            </w:tcMar>
-          </w:tcPr>
-          <w:p>
-            <w:r>
-              <w:rPr>
-                <w:rFonts w:ascii="Arial" w:cs="Arial" w:eastAsia="Arial" w:hAnsi="Arial"/>
-                <w:b w:val="false"/>
-                <w:bCs w:val="false"/>
-                <w:sz w:val="22"/>
-                <w:szCs w:val="22"/>
-              </w:rPr>
-              <w:t xml:space="preserve">id, home_id, date, category, service_type, quantity, price_per_item, status, created_by, created_at</w:t>
+              <w:t xml:space="preserve">laundry_transactions</w:t>
+            </w:r>
+          </w:p>
+        </w:tc>
+        <w:tc>
+          <w:tcPr>
+            <w:tcW w:type="dxa" w:w="6560"/>
+            <w:tcBorders>
+              <w:top w:val="single" w:color="CCCCCC" w:sz="1"/>
+              <w:left w:val="single" w:color="CCCCCC" w:sz="1"/>
+              <w:bottom w:val="single" w:color="CCCCCC" w:sz="1"/>
+              <w:right w:val="single" w:color="CCCCCC" w:sz="1"/>
+            </w:tcBorders>
+            <w:shd w:fill="FFFFFF" w:val="clear"/>
+            <w:tcMar>
+              <w:top w:type="dxa" w:w="80"/>
+              <w:left w:type="dxa" w:w="120"/>
+              <w:bottom w:type="dxa" w:w="80"/>
+              <w:right w:type="dxa" w:w="120"/>
+            </w:tcMar>
+          </w:tcPr>
+          <w:p>
+            <w:r>
+              <w:rPr>
+                <w:rFonts w:ascii="Arial" w:cs="Arial" w:eastAsia="Arial" w:hAnsi="Arial"/>
+                <w:b w:val="false"/>
+                <w:bCs w:val="false"/>
+                <w:sz w:val="22"/>
+                <w:szCs w:val="22"/>
+              </w:rPr>
+              <w:t xml:space="preserve">id, home_id, date, status, created_by, closed_by, closed_at</w:t>
+            </w:r>
+          </w:p>
+        </w:tc>
+      </w:tr>
+      <w:tr>
+        <w:tc>
+          <w:tcPr>
+            <w:tcW w:type="dxa" w:w="2800"/>
+            <w:tcBorders>
+              <w:top w:val="single" w:color="CCCCCC" w:sz="1"/>
+              <w:left w:val="single" w:color="CCCCCC" w:sz="1"/>
+              <w:bottom w:val="single" w:color="CCCCCC" w:sz="1"/>
+              <w:right w:val="single" w:color="CCCCCC" w:sz="1"/>
+            </w:tcBorders>
+            <w:shd w:fill="F5F0EB" w:val="clear"/>
+            <w:tcMar>
+              <w:top w:type="dxa" w:w="80"/>
+              <w:left w:type="dxa" w:w="120"/>
+              <w:bottom w:type="dxa" w:w="80"/>
+              <w:right w:type="dxa" w:w="120"/>
+            </w:tcMar>
+          </w:tcPr>
+          <w:p>
+            <w:r>
+              <w:rPr>
+                <w:rFonts w:ascii="Arial" w:cs="Arial" w:eastAsia="Arial" w:hAnsi="Arial"/>
+                <w:b w:val="false"/>
+                <w:bCs w:val="false"/>
+                <w:sz w:val="22"/>
+                <w:szCs w:val="22"/>
+              </w:rPr>
+              <w:t xml:space="preserve">laundry_transaction_items</w:t>
+            </w:r>
+          </w:p>
+        </w:tc>
+        <w:tc>
+          <w:tcPr>
+            <w:tcW w:type="dxa" w:w="6560"/>
+            <w:tcBorders>
+              <w:top w:val="single" w:color="CCCCCC" w:sz="1"/>
+              <w:left w:val="single" w:color="CCCCCC" w:sz="1"/>
+              <w:bottom w:val="single" w:color="CCCCCC" w:sz="1"/>
+              <w:right w:val="single" w:color="CCCCCC" w:sz="1"/>
+            </w:tcBorders>
+            <w:shd w:fill="FFFFFF" w:val="clear"/>
+            <w:tcMar>
+              <w:top w:type="dxa" w:w="80"/>
+              <w:left w:type="dxa" w:w="120"/>
+              <w:bottom w:type="dxa" w:w="80"/>
+              <w:right w:type="dxa" w:w="120"/>
+            </w:tcMar>
+          </w:tcPr>
+          <w:p>
+            <w:r>
+              <w:rPr>
+                <w:rFonts w:ascii="Arial" w:cs="Arial" w:eastAsia="Arial" w:hAnsi="Arial"/>
+                <w:b w:val="false"/>
+                <w:bCs w:val="false"/>
+                <w:sz w:val="22"/>
+                <w:szCs w:val="22"/>
+              </w:rPr>
+              <w:t xml:space="preserve">id, transaction_id, home_id, category, service, quantity_given, quantity_returned, unit_price</w:t>
             </w:r>
           </w:p>
         </w:tc>
@@ -3747,7 +3837,7 @@
                 <w:sz w:val="22"/>
                 <w:szCs w:val="22"/>
               </w:rPr>
-              <w:t xml:space="preserve">id, home_id, platform, category, order_ref, order_date, order_total, created_by (importing member user_id), created_at. Unique: (home_id, order_ref)</w:t>
+              <w:t xml:space="preserve">id, home_id, platform, category, order_ref, order_date, order_total, created_by, created_at. Unique: (home_id, order_ref)</w:t>
             </w:r>
           </w:p>
         </w:tc>
@@ -3934,6 +4024,68 @@
                 <w:szCs w:val="22"/>
               </w:rPr>
               <w:t xml:space="preserve">id, home_id, sender_email, platform, category, is_active</w:t>
+            </w:r>
+          </w:p>
+        </w:tc>
+      </w:tr>
+      <w:tr>
+        <w:tc>
+          <w:tcPr>
+            <w:tcW w:type="dxa" w:w="2800"/>
+            <w:tcBorders>
+              <w:top w:val="single" w:color="CCCCCC" w:sz="1"/>
+              <w:left w:val="single" w:color="CCCCCC" w:sz="1"/>
+              <w:bottom w:val="single" w:color="CCCCCC" w:sz="1"/>
+              <w:right w:val="single" w:color="CCCCCC" w:sz="1"/>
+            </w:tcBorders>
+            <w:shd w:fill="F5F0EB" w:val="clear"/>
+            <w:tcMar>
+              <w:top w:type="dxa" w:w="80"/>
+              <w:left w:type="dxa" w:w="120"/>
+              <w:bottom w:type="dxa" w:w="80"/>
+              <w:right w:type="dxa" w:w="120"/>
+            </w:tcMar>
+          </w:tcPr>
+          <w:p>
+            <w:r>
+              <w:rPr>
+                <w:rFonts w:ascii="Arial" w:cs="Arial" w:eastAsia="Arial" w:hAnsi="Arial"/>
+                <w:b w:val="false"/>
+                <w:bCs w:val="false"/>
+                <w:sz w:val="22"/>
+                <w:szCs w:val="22"/>
+              </w:rPr>
+              <w:t xml:space="preserve">home_invites</w:t>
+            </w:r>
+          </w:p>
+        </w:tc>
+        <w:tc>
+          <w:tcPr>
+            <w:tcW w:type="dxa" w:w="6560"/>
+            <w:tcBorders>
+              <w:top w:val="single" w:color="CCCCCC" w:sz="1"/>
+              <w:left w:val="single" w:color="CCCCCC" w:sz="1"/>
+              <w:bottom w:val="single" w:color="CCCCCC" w:sz="1"/>
+              <w:right w:val="single" w:color="CCCCCC" w:sz="1"/>
+            </w:tcBorders>
+            <w:shd w:fill="FFFFFF" w:val="clear"/>
+            <w:tcMar>
+              <w:top w:type="dxa" w:w="80"/>
+              <w:left w:type="dxa" w:w="120"/>
+              <w:bottom w:type="dxa" w:w="80"/>
+              <w:right w:type="dxa" w:w="120"/>
+            </w:tcMar>
+          </w:tcPr>
+          <w:p>
+            <w:r>
+              <w:rPr>
+                <w:rFonts w:ascii="Arial" w:cs="Arial" w:eastAsia="Arial" w:hAnsi="Arial"/>
+                <w:b w:val="false"/>
+                <w:bCs w:val="false"/>
+                <w:sz w:val="22"/>
+                <w:szCs w:val="22"/>
+              </w:rPr>
+              <w:t xml:space="preserve">id, home_id, token, created_by, created_at, expires_at (now()+48h), used_at, used_by</w:t>
             </w:r>
           </w:p>
         </w:tc>
@@ -4099,79 +4251,7 @@
           <w:sz w:val="22"/>
           <w:szCs w:val="22"/>
         </w:rPr>
-        <w:t xml:space="preserve">001_baseline_schema.sql — Phase 1–2 schema</w:t>
-      </w:r>
-    </w:p>
-    <w:p>
-      <w:pPr>
-        <w:pStyle w:val="ListParagraph"/>
-        <w:numPr>
-          <w:ilvl w:val="0"/>
-          <w:numId w:val="2"/>
-        </w:numPr>
-        <w:spacing w:after="60"/>
-      </w:pPr>
-      <w:r>
-        <w:rPr>
-          <w:rFonts w:ascii="Arial" w:cs="Arial" w:eastAsia="Arial" w:hAnsi="Arial"/>
-          <w:sz w:val="22"/>
-          <w:szCs w:val="22"/>
-        </w:rPr>
-        <w:t xml:space="preserve">002_expense_tracking.sql — expense_orders, expense_order_items</w:t>
-      </w:r>
-    </w:p>
-    <w:p>
-      <w:pPr>
-        <w:pStyle w:val="ListParagraph"/>
-        <w:numPr>
-          <w:ilvl w:val="0"/>
-          <w:numId w:val="2"/>
-        </w:numPr>
-        <w:spacing w:after="60"/>
-      </w:pPr>
-      <w:r>
-        <w:rPr>
-          <w:rFonts w:ascii="Arial" w:cs="Arial" w:eastAsia="Arial" w:hAnsi="Arial"/>
-          <w:sz w:val="22"/>
-          <w:szCs w:val="22"/>
-        </w:rPr>
-        <w:t xml:space="preserve">003_gmail_connections.sql — home_gmail_connections</w:t>
-      </w:r>
-    </w:p>
-    <w:p>
-      <w:pPr>
-        <w:pStyle w:val="ListParagraph"/>
-        <w:numPr>
-          <w:ilvl w:val="0"/>
-          <w:numId w:val="2"/>
-        </w:numPr>
-        <w:spacing w:after="60"/>
-      </w:pPr>
-      <w:r>
-        <w:rPr>
-          <w:rFonts w:ascii="Arial" w:cs="Arial" w:eastAsia="Arial" w:hAnsi="Arial"/>
-          <w:sz w:val="22"/>
-          <w:szCs w:val="22"/>
-        </w:rPr>
-        <w:t xml:space="preserve">004_gmail_sync_cron.sql — old cron job (replaced by 011)</w:t>
-      </w:r>
-    </w:p>
-    <w:p>
-      <w:pPr>
-        <w:pStyle w:val="ListParagraph"/>
-        <w:numPr>
-          <w:ilvl w:val="0"/>
-          <w:numId w:val="2"/>
-        </w:numPr>
-        <w:spacing w:after="60"/>
-      </w:pPr>
-      <w:r>
-        <w:rPr>
-          <w:rFonts w:ascii="Arial" w:cs="Arial" w:eastAsia="Arial" w:hAnsi="Arial"/>
-          <w:sz w:val="22"/>
-          <w:szCs w:val="22"/>
-        </w:rPr>
-        <w:t xml:space="preserve">005–010 — various feature and fix migrations</w:t>
+        <w:t xml:space="preserve">001–010 — baseline schema through laundry settlements</w:t>
       </w:r>
     </w:p>
     <w:p>
@@ -4413,69 +4493,69 @@
                 <w:sz w:val="22"/>
                 <w:szCs w:val="22"/>
               </w:rPr>
-              <w:t xml:space="preserve">grihaz.rhyea.com → Supabase project: grihaz-prod (ref: rjkfdrmrjmwczgvcdrac)</w:t>
-            </w:r>
-          </w:p>
-        </w:tc>
-      </w:tr>
-      <w:tr>
-        <w:tc>
-          <w:tcPr>
-            <w:tcW w:type="dxa" w:w="2800"/>
-            <w:tcBorders>
-              <w:top w:val="single" w:color="CCCCCC" w:sz="1"/>
-              <w:left w:val="single" w:color="CCCCCC" w:sz="1"/>
-              <w:bottom w:val="single" w:color="CCCCCC" w:sz="1"/>
-              <w:right w:val="single" w:color="CCCCCC" w:sz="1"/>
-            </w:tcBorders>
-            <w:shd w:fill="F5F0EB" w:val="clear"/>
-            <w:tcMar>
-              <w:top w:type="dxa" w:w="80"/>
-              <w:left w:type="dxa" w:w="120"/>
-              <w:bottom w:type="dxa" w:w="80"/>
-              <w:right w:type="dxa" w:w="120"/>
-            </w:tcMar>
-          </w:tcPr>
-          <w:p>
-            <w:r>
-              <w:rPr>
-                <w:rFonts w:ascii="Arial" w:cs="Arial" w:eastAsia="Arial" w:hAnsi="Arial"/>
-                <w:b w:val="false"/>
-                <w:bCs w:val="false"/>
-                <w:sz w:val="22"/>
-                <w:szCs w:val="22"/>
-              </w:rPr>
-              <w:t xml:space="preserve">Staging</w:t>
-            </w:r>
-          </w:p>
-        </w:tc>
-        <w:tc>
-          <w:tcPr>
-            <w:tcW w:type="dxa" w:w="6560"/>
-            <w:tcBorders>
-              <w:top w:val="single" w:color="CCCCCC" w:sz="1"/>
-              <w:left w:val="single" w:color="CCCCCC" w:sz="1"/>
-              <w:bottom w:val="single" w:color="CCCCCC" w:sz="1"/>
-              <w:right w:val="single" w:color="CCCCCC" w:sz="1"/>
-            </w:tcBorders>
-            <w:shd w:fill="FFFFFF" w:val="clear"/>
-            <w:tcMar>
-              <w:top w:type="dxa" w:w="80"/>
-              <w:left w:type="dxa" w:w="120"/>
-              <w:bottom w:type="dxa" w:w="80"/>
-              <w:right w:type="dxa" w:w="120"/>
-            </w:tcMar>
-          </w:tcPr>
-          <w:p>
-            <w:r>
-              <w:rPr>
-                <w:rFonts w:ascii="Arial" w:cs="Arial" w:eastAsia="Arial" w:hAnsi="Arial"/>
-                <w:b w:val="false"/>
-                <w:bCs w:val="false"/>
-                <w:sz w:val="22"/>
-                <w:szCs w:val="22"/>
-              </w:rPr>
-              <w:t xml:space="preserve">staging-grihaz.rhyea.com → Supabase project: grihaz-dev (ref: guiuxbnhqbbhqeaavtsp)</w:t>
+              <w:t xml:space="preserve">grihaz.rhyea.com → grihaz-prod (ref: rjkfdrmrjmwczgvcdrac)</w:t>
+            </w:r>
+          </w:p>
+        </w:tc>
+      </w:tr>
+      <w:tr>
+        <w:tc>
+          <w:tcPr>
+            <w:tcW w:type="dxa" w:w="2800"/>
+            <w:tcBorders>
+              <w:top w:val="single" w:color="CCCCCC" w:sz="1"/>
+              <w:left w:val="single" w:color="CCCCCC" w:sz="1"/>
+              <w:bottom w:val="single" w:color="CCCCCC" w:sz="1"/>
+              <w:right w:val="single" w:color="CCCCCC" w:sz="1"/>
+            </w:tcBorders>
+            <w:shd w:fill="F5F0EB" w:val="clear"/>
+            <w:tcMar>
+              <w:top w:type="dxa" w:w="80"/>
+              <w:left w:type="dxa" w:w="120"/>
+              <w:bottom w:type="dxa" w:w="80"/>
+              <w:right w:type="dxa" w:w="120"/>
+            </w:tcMar>
+          </w:tcPr>
+          <w:p>
+            <w:r>
+              <w:rPr>
+                <w:rFonts w:ascii="Arial" w:cs="Arial" w:eastAsia="Arial" w:hAnsi="Arial"/>
+                <w:b w:val="false"/>
+                <w:bCs w:val="false"/>
+                <w:sz w:val="22"/>
+                <w:szCs w:val="22"/>
+              </w:rPr>
+              <w:t xml:space="preserve">Staging/Dev</w:t>
+            </w:r>
+          </w:p>
+        </w:tc>
+        <w:tc>
+          <w:tcPr>
+            <w:tcW w:type="dxa" w:w="6560"/>
+            <w:tcBorders>
+              <w:top w:val="single" w:color="CCCCCC" w:sz="1"/>
+              <w:left w:val="single" w:color="CCCCCC" w:sz="1"/>
+              <w:bottom w:val="single" w:color="CCCCCC" w:sz="1"/>
+              <w:right w:val="single" w:color="CCCCCC" w:sz="1"/>
+            </w:tcBorders>
+            <w:shd w:fill="FFFFFF" w:val="clear"/>
+            <w:tcMar>
+              <w:top w:type="dxa" w:w="80"/>
+              <w:left w:type="dxa" w:w="120"/>
+              <w:bottom w:type="dxa" w:w="80"/>
+              <w:right w:type="dxa" w:w="120"/>
+            </w:tcMar>
+          </w:tcPr>
+          <w:p>
+            <w:r>
+              <w:rPr>
+                <w:rFonts w:ascii="Arial" w:cs="Arial" w:eastAsia="Arial" w:hAnsi="Arial"/>
+                <w:b w:val="false"/>
+                <w:bCs w:val="false"/>
+                <w:sz w:val="22"/>
+                <w:szCs w:val="22"/>
+              </w:rPr>
+              <w:t xml:space="preserve">staging-grihaz.rhyea.com → grihaz-dev (ref: guiuxbnhqbbhqeaavtsp). Note: custom domains always map to Cloudflare Production env. Dev testing requires auto-generated *.pages.dev URL from Deployments tab.</w:t>
             </w:r>
           </w:p>
         </w:tc>
@@ -4661,7 +4741,7 @@
                 <w:sz w:val="22"/>
                 <w:szCs w:val="22"/>
               </w:rPr>
-              <w:t xml:space="preserve">gmail-sync (Gmail API + Anthropic extraction). Deployed to both projects. JWT verify OFF.</w:t>
+              <w:t xml:space="preserve">gmail-sync. JWT verify OFF. Deployed to both projects.</w:t>
             </w:r>
           </w:p>
         </w:tc>
@@ -4723,7 +4803,7 @@
                 <w:sz w:val="22"/>
                 <w:szCs w:val="22"/>
               </w:rPr>
-              <w:t xml:space="preserve">pg_cron on both projects. Job: gmail-daily-sync, 00:30 UTC daily, calls sync-all action</w:t>
+              <w:t xml:space="preserve">pg_cron on both projects. Job: gmail-daily-sync, 00:30 UTC. Calls sync-all action.</w:t>
             </w:r>
           </w:p>
         </w:tc>
@@ -4847,7 +4927,7 @@
                 <w:sz w:val="22"/>
                 <w:szCs w:val="22"/>
               </w:rPr>
-              <w:t xml:space="preserve">Called from gmail-sync Edge Function. Model: claude-sonnet-4-20250514</w:t>
+              <w:t xml:space="preserve">Called from gmail-sync. Model: claude-sonnet-4-6</w:t>
             </w:r>
           </w:p>
         </w:tc>
@@ -5060,288 +5140,7 @@
           <w:sz w:val="28"/>
           <w:szCs w:val="28"/>
         </w:rPr>
-        <w:t xml:space="preserve">10. Key User Flows</w:t>
-      </w:r>
-    </w:p>
-    <w:p>
-      <w:pPr>
-        <w:pStyle w:val="Heading2"/>
-        <w:spacing w:after="100" w:before="200"/>
-      </w:pPr>
-      <w:r>
-        <w:rPr>
-          <w:rFonts w:ascii="Arial" w:cs="Arial" w:eastAsia="Arial" w:hAnsi="Arial"/>
-          <w:b/>
-          <w:bCs/>
-          <w:sz w:val="24"/>
-          <w:szCs w:val="24"/>
-        </w:rPr>
-        <w:t xml:space="preserve">Flow 1 — Onboarding</w:t>
-      </w:r>
-    </w:p>
-    <w:p>
-      <w:pPr>
-        <w:spacing w:after="100"/>
-      </w:pPr>
-      <w:r>
-        <w:rPr>
-          <w:rFonts w:ascii="Arial" w:cs="Arial" w:eastAsia="Arial" w:hAnsi="Arial"/>
-          <w:sz w:val="22"/>
-          <w:szCs w:val="22"/>
-        </w:rPr>
-        <w:t xml:space="preserve">User signs up → Creates a Home → Names the home → Invited members join via link</w:t>
-      </w:r>
-    </w:p>
-    <w:p>
-      <w:pPr>
-        <w:pStyle w:val="Heading2"/>
-        <w:spacing w:after="100" w:before="200"/>
-      </w:pPr>
-      <w:r>
-        <w:rPr>
-          <w:rFonts w:ascii="Arial" w:cs="Arial" w:eastAsia="Arial" w:hAnsi="Arial"/>
-          <w:b/>
-          <w:bCs/>
-          <w:sz w:val="24"/>
-          <w:szCs w:val="24"/>
-        </w:rPr>
-        <w:t xml:space="preserve">Flow 2 — Add Staff</w:t>
-      </w:r>
-    </w:p>
-    <w:p>
-      <w:pPr>
-        <w:spacing w:after="100"/>
-      </w:pPr>
-      <w:r>
-        <w:rPr>
-          <w:rFonts w:ascii="Arial" w:cs="Arial" w:eastAsia="Arial" w:hAnsi="Arial"/>
-          <w:sz w:val="22"/>
-          <w:szCs w:val="22"/>
-        </w:rPr>
-        <w:t xml:space="preserve">Homeowner adds staff → Enters name, role, pay type, rate, schedule → Staff appears on dashboard</w:t>
-      </w:r>
-    </w:p>
-    <w:p>
-      <w:pPr>
-        <w:pStyle w:val="Heading2"/>
-        <w:spacing w:after="100" w:before="200"/>
-      </w:pPr>
-      <w:r>
-        <w:rPr>
-          <w:rFonts w:ascii="Arial" w:cs="Arial" w:eastAsia="Arial" w:hAnsi="Arial"/>
-          <w:b/>
-          <w:bCs/>
-          <w:sz w:val="24"/>
-          <w:szCs w:val="24"/>
-        </w:rPr>
-        <w:t xml:space="preserve">Flow 3 — Daily Attendance</w:t>
-      </w:r>
-    </w:p>
-    <w:p>
-      <w:pPr>
-        <w:spacing w:after="100"/>
-      </w:pPr>
-      <w:r>
-        <w:rPr>
-          <w:rFonts w:ascii="Arial" w:cs="Arial" w:eastAsia="Arial" w:hAnsi="Arial"/>
-          <w:sz w:val="22"/>
-          <w:szCs w:val="22"/>
-        </w:rPr>
-        <w:t xml:space="preserve">Homeowner opens app → Sees today’s staff list → Marks each as Present / Absent Paid / Absent Unpaid → Saves</w:t>
-      </w:r>
-    </w:p>
-    <w:p>
-      <w:pPr>
-        <w:pStyle w:val="Heading2"/>
-        <w:spacing w:after="100" w:before="200"/>
-      </w:pPr>
-      <w:r>
-        <w:rPr>
-          <w:rFonts w:ascii="Arial" w:cs="Arial" w:eastAsia="Arial" w:hAnsi="Arial"/>
-          <w:b/>
-          <w:bCs/>
-          <w:sz w:val="24"/>
-          <w:szCs w:val="24"/>
-        </w:rPr>
-        <w:t xml:space="preserve">Flow 4 — Adhoc Entry</w:t>
-      </w:r>
-    </w:p>
-    <w:p>
-      <w:pPr>
-        <w:spacing w:after="100"/>
-      </w:pPr>
-      <w:r>
-        <w:rPr>
-          <w:rFonts w:ascii="Arial" w:cs="Arial" w:eastAsia="Arial" w:hAnsi="Arial"/>
-          <w:sz w:val="22"/>
-          <w:szCs w:val="22"/>
-        </w:rPr>
-        <w:t xml:space="preserve">Homeowner selects staff → Adds adhoc entry → Enters date, description, amount → Marks as paid or reimbursement → Saves</w:t>
-      </w:r>
-    </w:p>
-    <w:p>
-      <w:pPr>
-        <w:pStyle w:val="Heading2"/>
-        <w:spacing w:after="100" w:before="200"/>
-      </w:pPr>
-      <w:r>
-        <w:rPr>
-          <w:rFonts w:ascii="Arial" w:cs="Arial" w:eastAsia="Arial" w:hAnsi="Arial"/>
-          <w:b/>
-          <w:bCs/>
-          <w:sz w:val="24"/>
-          <w:szCs w:val="24"/>
-        </w:rPr>
-        <w:t xml:space="preserve">Flow 5 — Monthly Payout</w:t>
-      </w:r>
-    </w:p>
-    <w:p>
-      <w:pPr>
-        <w:spacing w:after="100"/>
-      </w:pPr>
-      <w:r>
-        <w:rPr>
-          <w:rFonts w:ascii="Arial" w:cs="Arial" w:eastAsia="Arial" w:hAnsi="Arial"/>
-          <w:sz w:val="22"/>
-          <w:szCs w:val="22"/>
-        </w:rPr>
-        <w:t xml:space="preserve">Homeowner opens Settle tab → Reviews Household Spends (per-member breakdown) → Scrolls to Staff Settlements → Selects month → Marks as paid</w:t>
-      </w:r>
-    </w:p>
-    <w:p>
-      <w:pPr>
-        <w:pStyle w:val="Heading2"/>
-        <w:spacing w:after="100" w:before="200"/>
-      </w:pPr>
-      <w:r>
-        <w:rPr>
-          <w:rFonts w:ascii="Arial" w:cs="Arial" w:eastAsia="Arial" w:hAnsi="Arial"/>
-          <w:b/>
-          <w:bCs/>
-          <w:sz w:val="24"/>
-          <w:szCs w:val="24"/>
-        </w:rPr>
-        <w:t xml:space="preserve">Flow 6 — Gmail Connect &amp; Expense Import</w:t>
-      </w:r>
-    </w:p>
-    <w:p>
-      <w:pPr>
-        <w:spacing w:after="100"/>
-      </w:pPr>
-      <w:r>
-        <w:rPr>
-          <w:rFonts w:ascii="Arial" w:cs="Arial" w:eastAsia="Arial" w:hAnsi="Arial"/>
-          <w:sz w:val="22"/>
-          <w:szCs w:val="22"/>
-        </w:rPr>
-        <w:t xml:space="preserve">Homeowner opens Profile → Taps “Connect Gmail” → Google OAuth consent → Redirected back to app</w:t>
-      </w:r>
-    </w:p>
-    <w:p>
-      <w:pPr>
-        <w:pStyle w:val="ListParagraph"/>
-        <w:numPr>
-          <w:ilvl w:val="0"/>
-          <w:numId w:val="2"/>
-        </w:numPr>
-        <w:spacing w:after="60"/>
-      </w:pPr>
-      <w:r>
-        <w:rPr>
-          <w:rFonts w:ascii="Arial" w:cs="Arial" w:eastAsia="Arial" w:hAnsi="Arial"/>
-          <w:sz w:val="22"/>
-          <w:szCs w:val="22"/>
-        </w:rPr>
-        <w:t xml:space="preserve">First connect: 90-day history synced immediately</w:t>
-      </w:r>
-    </w:p>
-    <w:p>
-      <w:pPr>
-        <w:pStyle w:val="ListParagraph"/>
-        <w:numPr>
-          <w:ilvl w:val="0"/>
-          <w:numId w:val="2"/>
-        </w:numPr>
-        <w:spacing w:after="60"/>
-      </w:pPr>
-      <w:r>
-        <w:rPr>
-          <w:rFonts w:ascii="Arial" w:cs="Arial" w:eastAsia="Arial" w:hAnsi="Arial"/>
-          <w:sz w:val="22"/>
-          <w:szCs w:val="22"/>
-        </w:rPr>
-        <w:t xml:space="preserve">Subsequently: pg_cron sync-all fires nightly at 06:00 IST across all members</w:t>
-      </w:r>
-    </w:p>
-    <w:p>
-      <w:pPr>
-        <w:pStyle w:val="ListParagraph"/>
-        <w:numPr>
-          <w:ilvl w:val="0"/>
-          <w:numId w:val="2"/>
-        </w:numPr>
-        <w:spacing w:after="60"/>
-      </w:pPr>
-      <w:r>
-        <w:rPr>
-          <w:rFonts w:ascii="Arial" w:cs="Arial" w:eastAsia="Arial" w:hAnsi="Arial"/>
-          <w:sz w:val="22"/>
-          <w:szCs w:val="22"/>
-        </w:rPr>
-        <w:t xml:space="preserve">Expenses visible in Ledger tab with member filter and attribution</w:t>
-      </w:r>
-    </w:p>
-    <w:p>
-      <w:pPr>
-        <w:pStyle w:val="Heading2"/>
-        <w:spacing w:after="100" w:before="200"/>
-      </w:pPr>
-      <w:r>
-        <w:rPr>
-          <w:rFonts w:ascii="Arial" w:cs="Arial" w:eastAsia="Arial" w:hAnsi="Arial"/>
-          <w:b/>
-          <w:bCs/>
-          <w:sz w:val="24"/>
-          <w:szCs w:val="24"/>
-        </w:rPr>
-        <w:t xml:space="preserve">Flow 7 — Add Member</w:t>
-      </w:r>
-    </w:p>
-    <w:p>
-      <w:pPr>
-        <w:spacing w:after="100"/>
-      </w:pPr>
-      <w:r>
-        <w:rPr>
-          <w:rFonts w:ascii="Arial" w:cs="Arial" w:eastAsia="Arial" w:hAnsi="Arial"/>
-          <w:sz w:val="22"/>
-          <w:szCs w:val="22"/>
-        </w:rPr>
-        <w:t xml:space="preserve">Owner generates invite link from Manage Home → Sends to new member → Member opens link, logs in → Automatically added to home_members → Lands on home dashboard</w:t>
-      </w:r>
-    </w:p>
-    <w:p>
-      <w:pPr>
-        <w:spacing w:after="80"/>
-      </w:pPr>
-      <w:r>
-        <w:t xml:space="preserve"/>
-      </w:r>
-    </w:p>
-    <w:p>
-      <w:pPr>
-        <w:pStyle w:val="Heading1"/>
-        <w:spacing w:after="160" w:before="320"/>
-      </w:pPr>
-      <w:r>
-        <w:rPr>
-          <w:rFonts w:ascii="Arial" w:cs="Arial" w:eastAsia="Arial" w:hAnsi="Arial"/>
-          <w:b/>
-          <w:bCs/>
-          <w:sz w:val="28"/>
-          <w:szCs w:val="28"/>
-        </w:rPr>
-        <w:t xml:space="preserve">11. Non-Functional Requirements</w:t>
+        <w:t xml:space="preserve">10. RLS Policy Summary</w:t>
       </w:r>
     </w:p>
     <w:tbl>
@@ -5387,7 +5186,7 @@
                 <w:sz w:val="22"/>
                 <w:szCs w:val="22"/>
               </w:rPr>
-              <w:t xml:space="preserve">Requirement</w:t>
+              <w:t xml:space="preserve">Table</w:t>
             </w:r>
           </w:p>
         </w:tc>
@@ -5417,632 +5216,335 @@
                 <w:sz w:val="22"/>
                 <w:szCs w:val="22"/>
               </w:rPr>
-              <w:t xml:space="preserve">Detail</w:t>
-            </w:r>
-          </w:p>
-        </w:tc>
-      </w:tr>
-      <w:tr>
-        <w:tc>
-          <w:tcPr>
-            <w:tcW w:type="dxa" w:w="2800"/>
-            <w:tcBorders>
-              <w:top w:val="single" w:color="CCCCCC" w:sz="1"/>
-              <w:left w:val="single" w:color="CCCCCC" w:sz="1"/>
-              <w:bottom w:val="single" w:color="CCCCCC" w:sz="1"/>
-              <w:right w:val="single" w:color="CCCCCC" w:sz="1"/>
-            </w:tcBorders>
-            <w:shd w:fill="F5F0EB" w:val="clear"/>
-            <w:tcMar>
-              <w:top w:type="dxa" w:w="80"/>
-              <w:left w:type="dxa" w:w="120"/>
-              <w:bottom w:type="dxa" w:w="80"/>
-              <w:right w:type="dxa" w:w="120"/>
-            </w:tcMar>
-          </w:tcPr>
-          <w:p>
-            <w:r>
-              <w:rPr>
-                <w:rFonts w:ascii="Arial" w:cs="Arial" w:eastAsia="Arial" w:hAnsi="Arial"/>
-                <w:b w:val="false"/>
-                <w:bCs w:val="false"/>
-                <w:sz w:val="22"/>
-                <w:szCs w:val="22"/>
-              </w:rPr>
-              <w:t xml:space="preserve">Performance</w:t>
-            </w:r>
-          </w:p>
-        </w:tc>
-        <w:tc>
-          <w:tcPr>
-            <w:tcW w:type="dxa" w:w="6560"/>
-            <w:tcBorders>
-              <w:top w:val="single" w:color="CCCCCC" w:sz="1"/>
-              <w:left w:val="single" w:color="CCCCCC" w:sz="1"/>
-              <w:bottom w:val="single" w:color="CCCCCC" w:sz="1"/>
-              <w:right w:val="single" w:color="CCCCCC" w:sz="1"/>
-            </w:tcBorders>
-            <w:shd w:fill="FFFFFF" w:val="clear"/>
-            <w:tcMar>
-              <w:top w:type="dxa" w:w="80"/>
-              <w:left w:type="dxa" w:w="120"/>
-              <w:bottom w:type="dxa" w:w="80"/>
-              <w:right w:type="dxa" w:w="120"/>
-            </w:tcMar>
-          </w:tcPr>
-          <w:p>
-            <w:r>
-              <w:rPr>
-                <w:rFonts w:ascii="Arial" w:cs="Arial" w:eastAsia="Arial" w:hAnsi="Arial"/>
-                <w:b w:val="false"/>
-                <w:bCs w:val="false"/>
-                <w:sz w:val="22"/>
-                <w:szCs w:val="22"/>
-              </w:rPr>
-              <w:t xml:space="preserve">App must load in under 3 seconds on a mid-range Android phone on 4G</w:t>
-            </w:r>
-          </w:p>
-        </w:tc>
-      </w:tr>
-      <w:tr>
-        <w:tc>
-          <w:tcPr>
-            <w:tcW w:type="dxa" w:w="2800"/>
-            <w:tcBorders>
-              <w:top w:val="single" w:color="CCCCCC" w:sz="1"/>
-              <w:left w:val="single" w:color="CCCCCC" w:sz="1"/>
-              <w:bottom w:val="single" w:color="CCCCCC" w:sz="1"/>
-              <w:right w:val="single" w:color="CCCCCC" w:sz="1"/>
-            </w:tcBorders>
-            <w:shd w:fill="F5F0EB" w:val="clear"/>
-            <w:tcMar>
-              <w:top w:type="dxa" w:w="80"/>
-              <w:left w:type="dxa" w:w="120"/>
-              <w:bottom w:type="dxa" w:w="80"/>
-              <w:right w:type="dxa" w:w="120"/>
-            </w:tcMar>
-          </w:tcPr>
-          <w:p>
-            <w:r>
-              <w:rPr>
-                <w:rFonts w:ascii="Arial" w:cs="Arial" w:eastAsia="Arial" w:hAnsi="Arial"/>
-                <w:b w:val="false"/>
-                <w:bCs w:val="false"/>
-                <w:sz w:val="22"/>
-                <w:szCs w:val="22"/>
-              </w:rPr>
-              <w:t xml:space="preserve">Offline</w:t>
-            </w:r>
-          </w:p>
-        </w:tc>
-        <w:tc>
-          <w:tcPr>
-            <w:tcW w:type="dxa" w:w="6560"/>
-            <w:tcBorders>
-              <w:top w:val="single" w:color="CCCCCC" w:sz="1"/>
-              <w:left w:val="single" w:color="CCCCCC" w:sz="1"/>
-              <w:bottom w:val="single" w:color="CCCCCC" w:sz="1"/>
-              <w:right w:val="single" w:color="CCCCCC" w:sz="1"/>
-            </w:tcBorders>
-            <w:shd w:fill="FFFFFF" w:val="clear"/>
-            <w:tcMar>
-              <w:top w:type="dxa" w:w="80"/>
-              <w:left w:type="dxa" w:w="120"/>
-              <w:bottom w:type="dxa" w:w="80"/>
-              <w:right w:type="dxa" w:w="120"/>
-            </w:tcMar>
-          </w:tcPr>
-          <w:p>
-            <w:r>
-              <w:rPr>
-                <w:rFonts w:ascii="Arial" w:cs="Arial" w:eastAsia="Arial" w:hAnsi="Arial"/>
-                <w:b w:val="false"/>
-                <w:bCs w:val="false"/>
-                <w:sz w:val="22"/>
-                <w:szCs w:val="22"/>
-              </w:rPr>
-              <w:t xml:space="preserve">Basic attendance marking should work offline and sync when reconnected (future consideration)</w:t>
-            </w:r>
-          </w:p>
-        </w:tc>
-      </w:tr>
-      <w:tr>
-        <w:tc>
-          <w:tcPr>
-            <w:tcW w:type="dxa" w:w="2800"/>
-            <w:tcBorders>
-              <w:top w:val="single" w:color="CCCCCC" w:sz="1"/>
-              <w:left w:val="single" w:color="CCCCCC" w:sz="1"/>
-              <w:bottom w:val="single" w:color="CCCCCC" w:sz="1"/>
-              <w:right w:val="single" w:color="CCCCCC" w:sz="1"/>
-            </w:tcBorders>
-            <w:shd w:fill="F5F0EB" w:val="clear"/>
-            <w:tcMar>
-              <w:top w:type="dxa" w:w="80"/>
-              <w:left w:type="dxa" w:w="120"/>
-              <w:bottom w:type="dxa" w:w="80"/>
-              <w:right w:type="dxa" w:w="120"/>
-            </w:tcMar>
-          </w:tcPr>
-          <w:p>
-            <w:r>
-              <w:rPr>
-                <w:rFonts w:ascii="Arial" w:cs="Arial" w:eastAsia="Arial" w:hAnsi="Arial"/>
-                <w:b w:val="false"/>
-                <w:bCs w:val="false"/>
-                <w:sz w:val="22"/>
-                <w:szCs w:val="22"/>
-              </w:rPr>
-              <w:t xml:space="preserve">Security</w:t>
-            </w:r>
-          </w:p>
-        </w:tc>
-        <w:tc>
-          <w:tcPr>
-            <w:tcW w:type="dxa" w:w="6560"/>
-            <w:tcBorders>
-              <w:top w:val="single" w:color="CCCCCC" w:sz="1"/>
-              <w:left w:val="single" w:color="CCCCCC" w:sz="1"/>
-              <w:bottom w:val="single" w:color="CCCCCC" w:sz="1"/>
-              <w:right w:val="single" w:color="CCCCCC" w:sz="1"/>
-            </w:tcBorders>
-            <w:shd w:fill="FFFFFF" w:val="clear"/>
-            <w:tcMar>
-              <w:top w:type="dxa" w:w="80"/>
-              <w:left w:type="dxa" w:w="120"/>
-              <w:bottom w:type="dxa" w:w="80"/>
-              <w:right w:type="dxa" w:w="120"/>
-            </w:tcMar>
-          </w:tcPr>
-          <w:p>
-            <w:r>
-              <w:rPr>
-                <w:rFonts w:ascii="Arial" w:cs="Arial" w:eastAsia="Arial" w:hAnsi="Arial"/>
-                <w:b w:val="false"/>
-                <w:bCs w:val="false"/>
-                <w:sz w:val="22"/>
-                <w:szCs w:val="22"/>
-              </w:rPr>
-              <w:t xml:space="preserve">Row Level Security (RLS) enabled on all Supabase tables. Users can only access their own Home data.</w:t>
-            </w:r>
-          </w:p>
-        </w:tc>
-      </w:tr>
-      <w:tr>
-        <w:tc>
-          <w:tcPr>
-            <w:tcW w:type="dxa" w:w="2800"/>
-            <w:tcBorders>
-              <w:top w:val="single" w:color="CCCCCC" w:sz="1"/>
-              <w:left w:val="single" w:color="CCCCCC" w:sz="1"/>
-              <w:bottom w:val="single" w:color="CCCCCC" w:sz="1"/>
-              <w:right w:val="single" w:color="CCCCCC" w:sz="1"/>
-            </w:tcBorders>
-            <w:shd w:fill="F5F0EB" w:val="clear"/>
-            <w:tcMar>
-              <w:top w:type="dxa" w:w="80"/>
-              <w:left w:type="dxa" w:w="120"/>
-              <w:bottom w:type="dxa" w:w="80"/>
-              <w:right w:type="dxa" w:w="120"/>
-            </w:tcMar>
-          </w:tcPr>
-          <w:p>
-            <w:r>
-              <w:rPr>
-                <w:rFonts w:ascii="Arial" w:cs="Arial" w:eastAsia="Arial" w:hAnsi="Arial"/>
-                <w:b w:val="false"/>
-                <w:bCs w:val="false"/>
-                <w:sz w:val="22"/>
-                <w:szCs w:val="22"/>
-              </w:rPr>
-              <w:t xml:space="preserve">Authentication</w:t>
-            </w:r>
-          </w:p>
-        </w:tc>
-        <w:tc>
-          <w:tcPr>
-            <w:tcW w:type="dxa" w:w="6560"/>
-            <w:tcBorders>
-              <w:top w:val="single" w:color="CCCCCC" w:sz="1"/>
-              <w:left w:val="single" w:color="CCCCCC" w:sz="1"/>
-              <w:bottom w:val="single" w:color="CCCCCC" w:sz="1"/>
-              <w:right w:val="single" w:color="CCCCCC" w:sz="1"/>
-            </w:tcBorders>
-            <w:shd w:fill="FFFFFF" w:val="clear"/>
-            <w:tcMar>
-              <w:top w:type="dxa" w:w="80"/>
-              <w:left w:type="dxa" w:w="120"/>
-              <w:bottom w:type="dxa" w:w="80"/>
-              <w:right w:type="dxa" w:w="120"/>
-            </w:tcMar>
-          </w:tcPr>
-          <w:p>
-            <w:r>
-              <w:rPr>
-                <w:rFonts w:ascii="Arial" w:cs="Arial" w:eastAsia="Arial" w:hAnsi="Arial"/>
-                <w:b w:val="false"/>
-                <w:bCs w:val="false"/>
-                <w:sz w:val="22"/>
-                <w:szCs w:val="22"/>
-              </w:rPr>
-              <w:t xml:space="preserve">Magic link via Supabase Auth. Google OAuth for Gmail integration.</w:t>
-            </w:r>
-          </w:p>
-        </w:tc>
-      </w:tr>
-      <w:tr>
-        <w:tc>
-          <w:tcPr>
-            <w:tcW w:type="dxa" w:w="2800"/>
-            <w:tcBorders>
-              <w:top w:val="single" w:color="CCCCCC" w:sz="1"/>
-              <w:left w:val="single" w:color="CCCCCC" w:sz="1"/>
-              <w:bottom w:val="single" w:color="CCCCCC" w:sz="1"/>
-              <w:right w:val="single" w:color="CCCCCC" w:sz="1"/>
-            </w:tcBorders>
-            <w:shd w:fill="F5F0EB" w:val="clear"/>
-            <w:tcMar>
-              <w:top w:type="dxa" w:w="80"/>
-              <w:left w:type="dxa" w:w="120"/>
-              <w:bottom w:type="dxa" w:w="80"/>
-              <w:right w:type="dxa" w:w="120"/>
-            </w:tcMar>
-          </w:tcPr>
-          <w:p>
-            <w:r>
-              <w:rPr>
-                <w:rFonts w:ascii="Arial" w:cs="Arial" w:eastAsia="Arial" w:hAnsi="Arial"/>
-                <w:b w:val="false"/>
-                <w:bCs w:val="false"/>
-                <w:sz w:val="22"/>
-                <w:szCs w:val="22"/>
-              </w:rPr>
-              <w:t xml:space="preserve">Responsiveness</w:t>
-            </w:r>
-          </w:p>
-        </w:tc>
-        <w:tc>
-          <w:tcPr>
-            <w:tcW w:type="dxa" w:w="6560"/>
-            <w:tcBorders>
-              <w:top w:val="single" w:color="CCCCCC" w:sz="1"/>
-              <w:left w:val="single" w:color="CCCCCC" w:sz="1"/>
-              <w:bottom w:val="single" w:color="CCCCCC" w:sz="1"/>
-              <w:right w:val="single" w:color="CCCCCC" w:sz="1"/>
-            </w:tcBorders>
-            <w:shd w:fill="FFFFFF" w:val="clear"/>
-            <w:tcMar>
-              <w:top w:type="dxa" w:w="80"/>
-              <w:left w:type="dxa" w:w="120"/>
-              <w:bottom w:type="dxa" w:w="80"/>
-              <w:right w:type="dxa" w:w="120"/>
-            </w:tcMar>
-          </w:tcPr>
-          <w:p>
-            <w:r>
-              <w:rPr>
-                <w:rFonts w:ascii="Arial" w:cs="Arial" w:eastAsia="Arial" w:hAnsi="Arial"/>
-                <w:b w:val="false"/>
-                <w:bCs w:val="false"/>
-                <w:sz w:val="22"/>
-                <w:szCs w:val="22"/>
-              </w:rPr>
-              <w:t xml:space="preserve">Mobile-first design. Must work on screens from 360px width upward.</w:t>
-            </w:r>
-          </w:p>
-        </w:tc>
-      </w:tr>
-      <w:tr>
-        <w:tc>
-          <w:tcPr>
-            <w:tcW w:type="dxa" w:w="2800"/>
-            <w:tcBorders>
-              <w:top w:val="single" w:color="CCCCCC" w:sz="1"/>
-              <w:left w:val="single" w:color="CCCCCC" w:sz="1"/>
-              <w:bottom w:val="single" w:color="CCCCCC" w:sz="1"/>
-              <w:right w:val="single" w:color="CCCCCC" w:sz="1"/>
-            </w:tcBorders>
-            <w:shd w:fill="F5F0EB" w:val="clear"/>
-            <w:tcMar>
-              <w:top w:type="dxa" w:w="80"/>
-              <w:left w:type="dxa" w:w="120"/>
-              <w:bottom w:type="dxa" w:w="80"/>
-              <w:right w:type="dxa" w:w="120"/>
-            </w:tcMar>
-          </w:tcPr>
-          <w:p>
-            <w:r>
-              <w:rPr>
-                <w:rFonts w:ascii="Arial" w:cs="Arial" w:eastAsia="Arial" w:hAnsi="Arial"/>
-                <w:b w:val="false"/>
-                <w:bCs w:val="false"/>
-                <w:sz w:val="22"/>
-                <w:szCs w:val="22"/>
-              </w:rPr>
-              <w:t xml:space="preserve">PWA</w:t>
-            </w:r>
-          </w:p>
-        </w:tc>
-        <w:tc>
-          <w:tcPr>
-            <w:tcW w:type="dxa" w:w="6560"/>
-            <w:tcBorders>
-              <w:top w:val="single" w:color="CCCCCC" w:sz="1"/>
-              <w:left w:val="single" w:color="CCCCCC" w:sz="1"/>
-              <w:bottom w:val="single" w:color="CCCCCC" w:sz="1"/>
-              <w:right w:val="single" w:color="CCCCCC" w:sz="1"/>
-            </w:tcBorders>
-            <w:shd w:fill="FFFFFF" w:val="clear"/>
-            <w:tcMar>
-              <w:top w:type="dxa" w:w="80"/>
-              <w:left w:type="dxa" w:w="120"/>
-              <w:bottom w:type="dxa" w:w="80"/>
-              <w:right w:type="dxa" w:w="120"/>
-            </w:tcMar>
-          </w:tcPr>
-          <w:p>
-            <w:r>
-              <w:rPr>
-                <w:rFonts w:ascii="Arial" w:cs="Arial" w:eastAsia="Arial" w:hAnsi="Arial"/>
-                <w:b w:val="false"/>
-                <w:bCs w:val="false"/>
-                <w:sz w:val="22"/>
-                <w:szCs w:val="22"/>
-              </w:rPr>
-              <w:t xml:space="preserve">Installable as PWA. iPhone support pending fix.</w:t>
-            </w:r>
-          </w:p>
-        </w:tc>
-      </w:tr>
-      <w:tr>
-        <w:tc>
-          <w:tcPr>
-            <w:tcW w:type="dxa" w:w="2800"/>
-            <w:tcBorders>
-              <w:top w:val="single" w:color="CCCCCC" w:sz="1"/>
-              <w:left w:val="single" w:color="CCCCCC" w:sz="1"/>
-              <w:bottom w:val="single" w:color="CCCCCC" w:sz="1"/>
-              <w:right w:val="single" w:color="CCCCCC" w:sz="1"/>
-            </w:tcBorders>
-            <w:shd w:fill="F5F0EB" w:val="clear"/>
-            <w:tcMar>
-              <w:top w:type="dxa" w:w="80"/>
-              <w:left w:type="dxa" w:w="120"/>
-              <w:bottom w:type="dxa" w:w="80"/>
-              <w:right w:type="dxa" w:w="120"/>
-            </w:tcMar>
-          </w:tcPr>
-          <w:p>
-            <w:r>
-              <w:rPr>
-                <w:rFonts w:ascii="Arial" w:cs="Arial" w:eastAsia="Arial" w:hAnsi="Arial"/>
-                <w:b w:val="false"/>
-                <w:bCs w:val="false"/>
-                <w:sz w:val="22"/>
-                <w:szCs w:val="22"/>
-              </w:rPr>
-              <w:t xml:space="preserve">Language</w:t>
-            </w:r>
-          </w:p>
-        </w:tc>
-        <w:tc>
-          <w:tcPr>
-            <w:tcW w:type="dxa" w:w="6560"/>
-            <w:tcBorders>
-              <w:top w:val="single" w:color="CCCCCC" w:sz="1"/>
-              <w:left w:val="single" w:color="CCCCCC" w:sz="1"/>
-              <w:bottom w:val="single" w:color="CCCCCC" w:sz="1"/>
-              <w:right w:val="single" w:color="CCCCCC" w:sz="1"/>
-            </w:tcBorders>
-            <w:shd w:fill="FFFFFF" w:val="clear"/>
-            <w:tcMar>
-              <w:top w:type="dxa" w:w="80"/>
-              <w:left w:type="dxa" w:w="120"/>
-              <w:bottom w:type="dxa" w:w="80"/>
-              <w:right w:type="dxa" w:w="120"/>
-            </w:tcMar>
-          </w:tcPr>
-          <w:p>
-            <w:r>
-              <w:rPr>
-                <w:rFonts w:ascii="Arial" w:cs="Arial" w:eastAsia="Arial" w:hAnsi="Arial"/>
-                <w:b w:val="false"/>
-                <w:bCs w:val="false"/>
-                <w:sz w:val="22"/>
-                <w:szCs w:val="22"/>
-              </w:rPr>
-              <w:t xml:space="preserve">English only for MVP</w:t>
-            </w:r>
-          </w:p>
-        </w:tc>
-      </w:tr>
-      <w:tr>
-        <w:tc>
-          <w:tcPr>
-            <w:tcW w:type="dxa" w:w="2800"/>
-            <w:tcBorders>
-              <w:top w:val="single" w:color="CCCCCC" w:sz="1"/>
-              <w:left w:val="single" w:color="CCCCCC" w:sz="1"/>
-              <w:bottom w:val="single" w:color="CCCCCC" w:sz="1"/>
-              <w:right w:val="single" w:color="CCCCCC" w:sz="1"/>
-            </w:tcBorders>
-            <w:shd w:fill="F5F0EB" w:val="clear"/>
-            <w:tcMar>
-              <w:top w:type="dxa" w:w="80"/>
-              <w:left w:type="dxa" w:w="120"/>
-              <w:bottom w:type="dxa" w:w="80"/>
-              <w:right w:type="dxa" w:w="120"/>
-            </w:tcMar>
-          </w:tcPr>
-          <w:p>
-            <w:r>
-              <w:rPr>
-                <w:rFonts w:ascii="Arial" w:cs="Arial" w:eastAsia="Arial" w:hAnsi="Arial"/>
-                <w:b w:val="false"/>
-                <w:bCs w:val="false"/>
-                <w:sz w:val="22"/>
-                <w:szCs w:val="22"/>
-              </w:rPr>
-              <w:t xml:space="preserve">Analytics</w:t>
-            </w:r>
-          </w:p>
-        </w:tc>
-        <w:tc>
-          <w:tcPr>
-            <w:tcW w:type="dxa" w:w="6560"/>
-            <w:tcBorders>
-              <w:top w:val="single" w:color="CCCCCC" w:sz="1"/>
-              <w:left w:val="single" w:color="CCCCCC" w:sz="1"/>
-              <w:bottom w:val="single" w:color="CCCCCC" w:sz="1"/>
-              <w:right w:val="single" w:color="CCCCCC" w:sz="1"/>
-            </w:tcBorders>
-            <w:shd w:fill="FFFFFF" w:val="clear"/>
-            <w:tcMar>
-              <w:top w:type="dxa" w:w="80"/>
-              <w:left w:type="dxa" w:w="120"/>
-              <w:bottom w:type="dxa" w:w="80"/>
-              <w:right w:type="dxa" w:w="120"/>
-            </w:tcMar>
-          </w:tcPr>
-          <w:p>
-            <w:r>
-              <w:rPr>
-                <w:rFonts w:ascii="Arial" w:cs="Arial" w:eastAsia="Arial" w:hAnsi="Arial"/>
-                <w:b w:val="false"/>
-                <w:bCs w:val="false"/>
-                <w:sz w:val="22"/>
-                <w:szCs w:val="22"/>
-              </w:rPr>
-              <w:t xml:space="preserve">PostHog installed for product analytics and session replay</w:t>
-            </w:r>
-          </w:p>
-        </w:tc>
-      </w:tr>
-      <w:tr>
-        <w:tc>
-          <w:tcPr>
-            <w:tcW w:type="dxa" w:w="2800"/>
-            <w:tcBorders>
-              <w:top w:val="single" w:color="CCCCCC" w:sz="1"/>
-              <w:left w:val="single" w:color="CCCCCC" w:sz="1"/>
-              <w:bottom w:val="single" w:color="CCCCCC" w:sz="1"/>
-              <w:right w:val="single" w:color="CCCCCC" w:sz="1"/>
-            </w:tcBorders>
-            <w:shd w:fill="F5F0EB" w:val="clear"/>
-            <w:tcMar>
-              <w:top w:type="dxa" w:w="80"/>
-              <w:left w:type="dxa" w:w="120"/>
-              <w:bottom w:type="dxa" w:w="80"/>
-              <w:right w:type="dxa" w:w="120"/>
-            </w:tcMar>
-          </w:tcPr>
-          <w:p>
-            <w:r>
-              <w:rPr>
-                <w:rFonts w:ascii="Arial" w:cs="Arial" w:eastAsia="Arial" w:hAnsi="Arial"/>
-                <w:b w:val="false"/>
-                <w:bCs w:val="false"/>
-                <w:sz w:val="22"/>
-                <w:szCs w:val="22"/>
-              </w:rPr>
-              <w:t xml:space="preserve">Error Tracking</w:t>
-            </w:r>
-          </w:p>
-        </w:tc>
-        <w:tc>
-          <w:tcPr>
-            <w:tcW w:type="dxa" w:w="6560"/>
-            <w:tcBorders>
-              <w:top w:val="single" w:color="CCCCCC" w:sz="1"/>
-              <w:left w:val="single" w:color="CCCCCC" w:sz="1"/>
-              <w:bottom w:val="single" w:color="CCCCCC" w:sz="1"/>
-              <w:right w:val="single" w:color="CCCCCC" w:sz="1"/>
-            </w:tcBorders>
-            <w:shd w:fill="FFFFFF" w:val="clear"/>
-            <w:tcMar>
-              <w:top w:type="dxa" w:w="80"/>
-              <w:left w:type="dxa" w:w="120"/>
-              <w:bottom w:type="dxa" w:w="80"/>
-              <w:right w:type="dxa" w:w="120"/>
-            </w:tcMar>
-          </w:tcPr>
-          <w:p>
-            <w:r>
-              <w:rPr>
-                <w:rFonts w:ascii="Arial" w:cs="Arial" w:eastAsia="Arial" w:hAnsi="Arial"/>
-                <w:b w:val="false"/>
-                <w:bCs w:val="false"/>
-                <w:sz w:val="22"/>
-                <w:szCs w:val="22"/>
-              </w:rPr>
-              <w:t xml:space="preserve">Sentry installed for error monitoring</w:t>
-            </w:r>
-          </w:p>
-        </w:tc>
-      </w:tr>
-      <w:tr>
-        <w:tc>
-          <w:tcPr>
-            <w:tcW w:type="dxa" w:w="2800"/>
-            <w:tcBorders>
-              <w:top w:val="single" w:color="CCCCCC" w:sz="1"/>
-              <w:left w:val="single" w:color="CCCCCC" w:sz="1"/>
-              <w:bottom w:val="single" w:color="CCCCCC" w:sz="1"/>
-              <w:right w:val="single" w:color="CCCCCC" w:sz="1"/>
-            </w:tcBorders>
-            <w:shd w:fill="F5F0EB" w:val="clear"/>
-            <w:tcMar>
-              <w:top w:type="dxa" w:w="80"/>
-              <w:left w:type="dxa" w:w="120"/>
-              <w:bottom w:type="dxa" w:w="80"/>
-              <w:right w:type="dxa" w:w="120"/>
-            </w:tcMar>
-          </w:tcPr>
-          <w:p>
-            <w:r>
-              <w:rPr>
-                <w:rFonts w:ascii="Arial" w:cs="Arial" w:eastAsia="Arial" w:hAnsi="Arial"/>
-                <w:b w:val="false"/>
-                <w:bCs w:val="false"/>
-                <w:sz w:val="22"/>
-                <w:szCs w:val="22"/>
-              </w:rPr>
-              <w:t xml:space="preserve">Data Privacy</w:t>
-            </w:r>
-          </w:p>
-        </w:tc>
-        <w:tc>
-          <w:tcPr>
-            <w:tcW w:type="dxa" w:w="6560"/>
-            <w:tcBorders>
-              <w:top w:val="single" w:color="CCCCCC" w:sz="1"/>
-              <w:left w:val="single" w:color="CCCCCC" w:sz="1"/>
-              <w:bottom w:val="single" w:color="CCCCCC" w:sz="1"/>
-              <w:right w:val="single" w:color="CCCCCC" w:sz="1"/>
-            </w:tcBorders>
-            <w:shd w:fill="FFFFFF" w:val="clear"/>
-            <w:tcMar>
-              <w:top w:type="dxa" w:w="80"/>
-              <w:left w:type="dxa" w:w="120"/>
-              <w:bottom w:type="dxa" w:w="80"/>
-              <w:right w:type="dxa" w:w="120"/>
-            </w:tcMar>
-          </w:tcPr>
-          <w:p>
-            <w:r>
-              <w:rPr>
-                <w:rFonts w:ascii="Arial" w:cs="Arial" w:eastAsia="Arial" w:hAnsi="Arial"/>
-                <w:b w:val="false"/>
-                <w:bCs w:val="false"/>
-                <w:sz w:val="22"/>
-                <w:szCs w:val="22"/>
-              </w:rPr>
-              <w:t xml:space="preserve">Delete all data option in Profile page (DPDP compliance)</w:t>
+              <w:t xml:space="preserve">Key Policies</w:t>
+            </w:r>
+          </w:p>
+        </w:tc>
+      </w:tr>
+      <w:tr>
+        <w:tc>
+          <w:tcPr>
+            <w:tcW w:type="dxa" w:w="2800"/>
+            <w:tcBorders>
+              <w:top w:val="single" w:color="CCCCCC" w:sz="1"/>
+              <w:left w:val="single" w:color="CCCCCC" w:sz="1"/>
+              <w:bottom w:val="single" w:color="CCCCCC" w:sz="1"/>
+              <w:right w:val="single" w:color="CCCCCC" w:sz="1"/>
+            </w:tcBorders>
+            <w:shd w:fill="F5F0EB" w:val="clear"/>
+            <w:tcMar>
+              <w:top w:type="dxa" w:w="80"/>
+              <w:left w:type="dxa" w:w="120"/>
+              <w:bottom w:type="dxa" w:w="80"/>
+              <w:right w:type="dxa" w:w="120"/>
+            </w:tcMar>
+          </w:tcPr>
+          <w:p>
+            <w:r>
+              <w:rPr>
+                <w:rFonts w:ascii="Arial" w:cs="Arial" w:eastAsia="Arial" w:hAnsi="Arial"/>
+                <w:b w:val="false"/>
+                <w:bCs w:val="false"/>
+                <w:sz w:val="22"/>
+                <w:szCs w:val="22"/>
+              </w:rPr>
+              <w:t xml:space="preserve">home_invites</w:t>
+            </w:r>
+          </w:p>
+        </w:tc>
+        <w:tc>
+          <w:tcPr>
+            <w:tcW w:type="dxa" w:w="6560"/>
+            <w:tcBorders>
+              <w:top w:val="single" w:color="CCCCCC" w:sz="1"/>
+              <w:left w:val="single" w:color="CCCCCC" w:sz="1"/>
+              <w:bottom w:val="single" w:color="CCCCCC" w:sz="1"/>
+              <w:right w:val="single" w:color="CCCCCC" w:sz="1"/>
+            </w:tcBorders>
+            <w:shd w:fill="FFFFFF" w:val="clear"/>
+            <w:tcMar>
+              <w:top w:type="dxa" w:w="80"/>
+              <w:left w:type="dxa" w:w="120"/>
+              <w:bottom w:type="dxa" w:w="80"/>
+              <w:right w:type="dxa" w:w="120"/>
+            </w:tcMar>
+          </w:tcPr>
+          <w:p>
+            <w:r>
+              <w:rPr>
+                <w:rFonts w:ascii="Arial" w:cs="Arial" w:eastAsia="Arial" w:hAnsi="Arial"/>
+                <w:b w:val="false"/>
+                <w:bCs w:val="false"/>
+                <w:sz w:val="22"/>
+                <w:szCs w:val="22"/>
+              </w:rPr>
+              <w:t xml:space="preserve">Anyone authenticated can SELECT (token is the secret). Home members can INSERT and UPDATE.</w:t>
+            </w:r>
+          </w:p>
+        </w:tc>
+      </w:tr>
+      <w:tr>
+        <w:tc>
+          <w:tcPr>
+            <w:tcW w:type="dxa" w:w="2800"/>
+            <w:tcBorders>
+              <w:top w:val="single" w:color="CCCCCC" w:sz="1"/>
+              <w:left w:val="single" w:color="CCCCCC" w:sz="1"/>
+              <w:bottom w:val="single" w:color="CCCCCC" w:sz="1"/>
+              <w:right w:val="single" w:color="CCCCCC" w:sz="1"/>
+            </w:tcBorders>
+            <w:shd w:fill="F5F0EB" w:val="clear"/>
+            <w:tcMar>
+              <w:top w:type="dxa" w:w="80"/>
+              <w:left w:type="dxa" w:w="120"/>
+              <w:bottom w:type="dxa" w:w="80"/>
+              <w:right w:type="dxa" w:w="120"/>
+            </w:tcMar>
+          </w:tcPr>
+          <w:p>
+            <w:r>
+              <w:rPr>
+                <w:rFonts w:ascii="Arial" w:cs="Arial" w:eastAsia="Arial" w:hAnsi="Arial"/>
+                <w:b w:val="false"/>
+                <w:bCs w:val="false"/>
+                <w:sz w:val="22"/>
+                <w:szCs w:val="22"/>
+              </w:rPr>
+              <w:t xml:space="preserve">home_members</w:t>
+            </w:r>
+          </w:p>
+        </w:tc>
+        <w:tc>
+          <w:tcPr>
+            <w:tcW w:type="dxa" w:w="6560"/>
+            <w:tcBorders>
+              <w:top w:val="single" w:color="CCCCCC" w:sz="1"/>
+              <w:left w:val="single" w:color="CCCCCC" w:sz="1"/>
+              <w:bottom w:val="single" w:color="CCCCCC" w:sz="1"/>
+              <w:right w:val="single" w:color="CCCCCC" w:sz="1"/>
+            </w:tcBorders>
+            <w:shd w:fill="FFFFFF" w:val="clear"/>
+            <w:tcMar>
+              <w:top w:type="dxa" w:w="80"/>
+              <w:left w:type="dxa" w:w="120"/>
+              <w:bottom w:type="dxa" w:w="80"/>
+              <w:right w:type="dxa" w:w="120"/>
+            </w:tcMar>
+          </w:tcPr>
+          <w:p>
+            <w:r>
+              <w:rPr>
+                <w:rFonts w:ascii="Arial" w:cs="Arial" w:eastAsia="Arial" w:hAnsi="Arial"/>
+                <w:b w:val="false"/>
+                <w:bCs w:val="false"/>
+                <w:sz w:val="22"/>
+                <w:szCs w:val="22"/>
+              </w:rPr>
+              <w:t xml:space="preserve">Users can see their own row (user_id = auth.uid()). Home members can see all members in same home via get_my_home_id() function. Home members can DELETE and UPDATE.</w:t>
+            </w:r>
+          </w:p>
+        </w:tc>
+      </w:tr>
+      <w:tr>
+        <w:tc>
+          <w:tcPr>
+            <w:tcW w:type="dxa" w:w="2800"/>
+            <w:tcBorders>
+              <w:top w:val="single" w:color="CCCCCC" w:sz="1"/>
+              <w:left w:val="single" w:color="CCCCCC" w:sz="1"/>
+              <w:bottom w:val="single" w:color="CCCCCC" w:sz="1"/>
+              <w:right w:val="single" w:color="CCCCCC" w:sz="1"/>
+            </w:tcBorders>
+            <w:shd w:fill="F5F0EB" w:val="clear"/>
+            <w:tcMar>
+              <w:top w:type="dxa" w:w="80"/>
+              <w:left w:type="dxa" w:w="120"/>
+              <w:bottom w:type="dxa" w:w="80"/>
+              <w:right w:type="dxa" w:w="120"/>
+            </w:tcMar>
+          </w:tcPr>
+          <w:p>
+            <w:r>
+              <w:rPr>
+                <w:rFonts w:ascii="Arial" w:cs="Arial" w:eastAsia="Arial" w:hAnsi="Arial"/>
+                <w:b w:val="false"/>
+                <w:bCs w:val="false"/>
+                <w:sz w:val="22"/>
+                <w:szCs w:val="22"/>
+              </w:rPr>
+              <w:t xml:space="preserve">profiles</w:t>
+            </w:r>
+          </w:p>
+        </w:tc>
+        <w:tc>
+          <w:tcPr>
+            <w:tcW w:type="dxa" w:w="6560"/>
+            <w:tcBorders>
+              <w:top w:val="single" w:color="CCCCCC" w:sz="1"/>
+              <w:left w:val="single" w:color="CCCCCC" w:sz="1"/>
+              <w:bottom w:val="single" w:color="CCCCCC" w:sz="1"/>
+              <w:right w:val="single" w:color="CCCCCC" w:sz="1"/>
+            </w:tcBorders>
+            <w:shd w:fill="FFFFFF" w:val="clear"/>
+            <w:tcMar>
+              <w:top w:type="dxa" w:w="80"/>
+              <w:left w:type="dxa" w:w="120"/>
+              <w:bottom w:type="dxa" w:w="80"/>
+              <w:right w:type="dxa" w:w="120"/>
+            </w:tcMar>
+          </w:tcPr>
+          <w:p>
+            <w:r>
+              <w:rPr>
+                <w:rFonts w:ascii="Arial" w:cs="Arial" w:eastAsia="Arial" w:hAnsi="Arial"/>
+                <w:b w:val="false"/>
+                <w:bCs w:val="false"/>
+                <w:sz w:val="22"/>
+                <w:szCs w:val="22"/>
+              </w:rPr>
+              <w:t xml:space="preserve">Users can read/write own profile. Home members can read profiles of others in same home via get_my_home_id().</w:t>
+            </w:r>
+          </w:p>
+        </w:tc>
+      </w:tr>
+      <w:tr>
+        <w:tc>
+          <w:tcPr>
+            <w:tcW w:type="dxa" w:w="2800"/>
+            <w:tcBorders>
+              <w:top w:val="single" w:color="CCCCCC" w:sz="1"/>
+              <w:left w:val="single" w:color="CCCCCC" w:sz="1"/>
+              <w:bottom w:val="single" w:color="CCCCCC" w:sz="1"/>
+              <w:right w:val="single" w:color="CCCCCC" w:sz="1"/>
+            </w:tcBorders>
+            <w:shd w:fill="F5F0EB" w:val="clear"/>
+            <w:tcMar>
+              <w:top w:type="dxa" w:w="80"/>
+              <w:left w:type="dxa" w:w="120"/>
+              <w:bottom w:type="dxa" w:w="80"/>
+              <w:right w:type="dxa" w:w="120"/>
+            </w:tcMar>
+          </w:tcPr>
+          <w:p>
+            <w:r>
+              <w:rPr>
+                <w:rFonts w:ascii="Arial" w:cs="Arial" w:eastAsia="Arial" w:hAnsi="Arial"/>
+                <w:b w:val="false"/>
+                <w:bCs w:val="false"/>
+                <w:sz w:val="22"/>
+                <w:szCs w:val="22"/>
+              </w:rPr>
+              <w:t xml:space="preserve">homes</w:t>
+            </w:r>
+          </w:p>
+        </w:tc>
+        <w:tc>
+          <w:tcPr>
+            <w:tcW w:type="dxa" w:w="6560"/>
+            <w:tcBorders>
+              <w:top w:val="single" w:color="CCCCCC" w:sz="1"/>
+              <w:left w:val="single" w:color="CCCCCC" w:sz="1"/>
+              <w:bottom w:val="single" w:color="CCCCCC" w:sz="1"/>
+              <w:right w:val="single" w:color="CCCCCC" w:sz="1"/>
+            </w:tcBorders>
+            <w:shd w:fill="FFFFFF" w:val="clear"/>
+            <w:tcMar>
+              <w:top w:type="dxa" w:w="80"/>
+              <w:left w:type="dxa" w:w="120"/>
+              <w:bottom w:type="dxa" w:w="80"/>
+              <w:right w:type="dxa" w:w="120"/>
+            </w:tcMar>
+          </w:tcPr>
+          <w:p>
+            <w:r>
+              <w:rPr>
+                <w:rFonts w:ascii="Arial" w:cs="Arial" w:eastAsia="Arial" w:hAnsi="Arial"/>
+                <w:b w:val="false"/>
+                <w:bCs w:val="false"/>
+                <w:sz w:val="22"/>
+                <w:szCs w:val="22"/>
+              </w:rPr>
+              <w:t xml:space="preserve">Standard home membership scoping.</w:t>
+            </w:r>
+          </w:p>
+        </w:tc>
+      </w:tr>
+      <w:tr>
+        <w:tc>
+          <w:tcPr>
+            <w:tcW w:type="dxa" w:w="2800"/>
+            <w:tcBorders>
+              <w:top w:val="single" w:color="CCCCCC" w:sz="1"/>
+              <w:left w:val="single" w:color="CCCCCC" w:sz="1"/>
+              <w:bottom w:val="single" w:color="CCCCCC" w:sz="1"/>
+              <w:right w:val="single" w:color="CCCCCC" w:sz="1"/>
+            </w:tcBorders>
+            <w:shd w:fill="F5F0EB" w:val="clear"/>
+            <w:tcMar>
+              <w:top w:type="dxa" w:w="80"/>
+              <w:left w:type="dxa" w:w="120"/>
+              <w:bottom w:type="dxa" w:w="80"/>
+              <w:right w:type="dxa" w:w="120"/>
+            </w:tcMar>
+          </w:tcPr>
+          <w:p>
+            <w:r>
+              <w:rPr>
+                <w:rFonts w:ascii="Arial" w:cs="Arial" w:eastAsia="Arial" w:hAnsi="Arial"/>
+                <w:b w:val="false"/>
+                <w:bCs w:val="false"/>
+                <w:sz w:val="22"/>
+                <w:szCs w:val="22"/>
+              </w:rPr>
+              <w:t xml:space="preserve">expense_orders</w:t>
+            </w:r>
+          </w:p>
+        </w:tc>
+        <w:tc>
+          <w:tcPr>
+            <w:tcW w:type="dxa" w:w="6560"/>
+            <w:tcBorders>
+              <w:top w:val="single" w:color="CCCCCC" w:sz="1"/>
+              <w:left w:val="single" w:color="CCCCCC" w:sz="1"/>
+              <w:bottom w:val="single" w:color="CCCCCC" w:sz="1"/>
+              <w:right w:val="single" w:color="CCCCCC" w:sz="1"/>
+            </w:tcBorders>
+            <w:shd w:fill="FFFFFF" w:val="clear"/>
+            <w:tcMar>
+              <w:top w:type="dxa" w:w="80"/>
+              <w:left w:type="dxa" w:w="120"/>
+              <w:bottom w:type="dxa" w:w="80"/>
+              <w:right w:type="dxa" w:w="120"/>
+            </w:tcMar>
+          </w:tcPr>
+          <w:p>
+            <w:r>
+              <w:rPr>
+                <w:rFonts w:ascii="Arial" w:cs="Arial" w:eastAsia="Arial" w:hAnsi="Arial"/>
+                <w:b w:val="false"/>
+                <w:bCs w:val="false"/>
+                <w:sz w:val="22"/>
+                <w:szCs w:val="22"/>
+              </w:rPr>
+              <w:t xml:space="preserve">Scoped to home_id membership.</w:t>
             </w:r>
           </w:p>
         </w:tc>
       </w:tr>
     </w:tbl>
+    <w:p>
+      <w:pPr>
+        <w:spacing w:after="100"/>
+      </w:pPr>
+      <w:r>
+        <w:rPr>
+          <w:rFonts w:ascii="Arial" w:cs="Arial" w:eastAsia="Arial" w:hAnsi="Arial"/>
+          <w:sz w:val="22"/>
+          <w:szCs w:val="22"/>
+        </w:rPr>
+        <w:t xml:space="preserve">get_my_home_id() is a security definer function that bypasses RLS to look up the calling user's home_id from home_members. Used to avoid circular RLS dependencies.</w:t>
+      </w:r>
+    </w:p>
     <w:p>
       <w:pPr>
         <w:spacing w:after="80"/>
@@ -6064,17 +5566,28 @@
           <w:sz w:val="28"/>
           <w:szCs w:val="28"/>
         </w:rPr>
-        <w:t xml:space="preserve">12. MVP Success Metrics</w:t>
-      </w:r>
-    </w:p>
-    <w:p>
-      <w:pPr>
-        <w:pStyle w:val="ListParagraph"/>
-        <w:numPr>
-          <w:ilvl w:val="0"/>
-          <w:numId w:val="2"/>
-        </w:numPr>
-        <w:spacing w:after="60"/>
+        <w:t xml:space="preserve">11. Key User Flows</w:t>
+      </w:r>
+    </w:p>
+    <w:p>
+      <w:pPr>
+        <w:pStyle w:val="Heading2"/>
+        <w:spacing w:after="100" w:before="200"/>
+      </w:pPr>
+      <w:r>
+        <w:rPr>
+          <w:rFonts w:ascii="Arial" w:cs="Arial" w:eastAsia="Arial" w:hAnsi="Arial"/>
+          <w:b/>
+          <w:bCs/>
+          <w:sz w:val="24"/>
+          <w:szCs w:val="24"/>
+        </w:rPr>
+        <w:t xml:space="preserve">Flow 1 — Onboarding</w:t>
+      </w:r>
+    </w:p>
+    <w:p>
+      <w:pPr>
+        <w:spacing w:after="100"/>
       </w:pPr>
       <w:r>
         <w:rPr>
@@ -6082,17 +5595,28 @@
           <w:sz w:val="22"/>
           <w:szCs w:val="22"/>
         </w:rPr>
-        <w:t xml:space="preserve">App is live at grihaz.rhyea.com with zero critical bugs</w:t>
-      </w:r>
-    </w:p>
-    <w:p>
-      <w:pPr>
-        <w:pStyle w:val="ListParagraph"/>
-        <w:numPr>
-          <w:ilvl w:val="0"/>
-          <w:numId w:val="2"/>
-        </w:numPr>
-        <w:spacing w:after="60"/>
+        <w:t xml:space="preserve">User signs up → Creates a Home → Names the home → Invited members join via link</w:t>
+      </w:r>
+    </w:p>
+    <w:p>
+      <w:pPr>
+        <w:pStyle w:val="Heading2"/>
+        <w:spacing w:after="100" w:before="200"/>
+      </w:pPr>
+      <w:r>
+        <w:rPr>
+          <w:rFonts w:ascii="Arial" w:cs="Arial" w:eastAsia="Arial" w:hAnsi="Arial"/>
+          <w:b/>
+          <w:bCs/>
+          <w:sz w:val="24"/>
+          <w:szCs w:val="24"/>
+        </w:rPr>
+        <w:t xml:space="preserve">Flow 2 — Add Member</w:t>
+      </w:r>
+    </w:p>
+    <w:p>
+      <w:pPr>
+        <w:spacing w:after="100"/>
       </w:pPr>
       <w:r>
         <w:rPr>
@@ -6100,17 +5624,28 @@
           <w:sz w:val="22"/>
           <w:szCs w:val="22"/>
         </w:rPr>
-        <w:t xml:space="preserve">Advait’s own household is fully onboarded and using it daily</w:t>
-      </w:r>
-    </w:p>
-    <w:p>
-      <w:pPr>
-        <w:pStyle w:val="ListParagraph"/>
-        <w:numPr>
-          <w:ilvl w:val="0"/>
-          <w:numId w:val="2"/>
-        </w:numPr>
-        <w:spacing w:after="60"/>
+        <w:t xml:space="preserve">Owner clicks "Add Member — Copy Invite Link" in Manage Home → Link uses ?invite= parameter → New member opens link → invite token saved to localStorage → Member logs in via magic link → JoinHome screen shown → Member clicks Join → Added to home_members → App fetches home via fetchHome()</w:t>
+      </w:r>
+    </w:p>
+    <w:p>
+      <w:pPr>
+        <w:pStyle w:val="Heading2"/>
+        <w:spacing w:after="100" w:before="200"/>
+      </w:pPr>
+      <w:r>
+        <w:rPr>
+          <w:rFonts w:ascii="Arial" w:cs="Arial" w:eastAsia="Arial" w:hAnsi="Arial"/>
+          <w:b/>
+          <w:bCs/>
+          <w:sz w:val="24"/>
+          <w:szCs w:val="24"/>
+        </w:rPr>
+        <w:t xml:space="preserve">Flow 3 — Daily Attendance</w:t>
+      </w:r>
+    </w:p>
+    <w:p>
+      <w:pPr>
+        <w:spacing w:after="100"/>
       </w:pPr>
       <w:r>
         <w:rPr>
@@ -6118,17 +5653,28 @@
           <w:sz w:val="22"/>
           <w:szCs w:val="22"/>
         </w:rPr>
-        <w:t xml:space="preserve">Attendance marking takes under 60 seconds per day for a household with 5 staff</w:t>
-      </w:r>
-    </w:p>
-    <w:p>
-      <w:pPr>
-        <w:pStyle w:val="ListParagraph"/>
-        <w:numPr>
-          <w:ilvl w:val="0"/>
-          <w:numId w:val="2"/>
-        </w:numPr>
-        <w:spacing w:after="60"/>
+        <w:t xml:space="preserve">Homeowner opens app → Marks each staff as Present / Absent Paid / Absent Unpaid → Saves</w:t>
+      </w:r>
+    </w:p>
+    <w:p>
+      <w:pPr>
+        <w:pStyle w:val="Heading2"/>
+        <w:spacing w:after="100" w:before="200"/>
+      </w:pPr>
+      <w:r>
+        <w:rPr>
+          <w:rFonts w:ascii="Arial" w:cs="Arial" w:eastAsia="Arial" w:hAnsi="Arial"/>
+          <w:b/>
+          <w:bCs/>
+          <w:sz w:val="24"/>
+          <w:szCs w:val="24"/>
+        </w:rPr>
+        <w:t xml:space="preserve">Flow 4 — Monthly Payout</w:t>
+      </w:r>
+    </w:p>
+    <w:p>
+      <w:pPr>
+        <w:spacing w:after="100"/>
       </w:pPr>
       <w:r>
         <w:rPr>
@@ -6136,17 +5682,28 @@
           <w:sz w:val="22"/>
           <w:szCs w:val="22"/>
         </w:rPr>
-        <w:t xml:space="preserve">Monthly payout calculation is accurate — validated manually against a spreadsheet</w:t>
-      </w:r>
-    </w:p>
-    <w:p>
-      <w:pPr>
-        <w:pStyle w:val="ListParagraph"/>
-        <w:numPr>
-          <w:ilvl w:val="0"/>
-          <w:numId w:val="2"/>
-        </w:numPr>
-        <w:spacing w:after="60"/>
+        <w:t xml:space="preserve">Homeowner opens Settle tab → Reviews Household Spends (per-member breakdown) → Settles staff payments</w:t>
+      </w:r>
+    </w:p>
+    <w:p>
+      <w:pPr>
+        <w:pStyle w:val="Heading2"/>
+        <w:spacing w:after="100" w:before="200"/>
+      </w:pPr>
+      <w:r>
+        <w:rPr>
+          <w:rFonts w:ascii="Arial" w:cs="Arial" w:eastAsia="Arial" w:hAnsi="Arial"/>
+          <w:b/>
+          <w:bCs/>
+          <w:sz w:val="24"/>
+          <w:szCs w:val="24"/>
+        </w:rPr>
+        <w:t xml:space="preserve">Flow 5 — Gmail Connect &amp; Expense Import</w:t>
+      </w:r>
+    </w:p>
+    <w:p>
+      <w:pPr>
+        <w:spacing w:after="100"/>
       </w:pPr>
       <w:r>
         <w:rPr>
@@ -6154,17 +5711,28 @@
           <w:sz w:val="22"/>
           <w:szCs w:val="22"/>
         </w:rPr>
-        <w:t xml:space="preserve">At least 5 external households onboarded and actively using within 30 days of launch</w:t>
-      </w:r>
-    </w:p>
-    <w:p>
-      <w:pPr>
-        <w:pStyle w:val="ListParagraph"/>
-        <w:numPr>
-          <w:ilvl w:val="0"/>
-          <w:numId w:val="2"/>
-        </w:numPr>
-        <w:spacing w:after="60"/>
+        <w:t xml:space="preserve">Member opens Profile → Connects Gmail → 90-day history synced immediately → pg_cron syncs nightly at 06:00 IST across all members</w:t>
+      </w:r>
+    </w:p>
+    <w:p>
+      <w:pPr>
+        <w:pStyle w:val="Heading2"/>
+        <w:spacing w:after="100" w:before="200"/>
+      </w:pPr>
+      <w:r>
+        <w:rPr>
+          <w:rFonts w:ascii="Arial" w:cs="Arial" w:eastAsia="Arial" w:hAnsi="Arial"/>
+          <w:b/>
+          <w:bCs/>
+          <w:sz w:val="24"/>
+          <w:szCs w:val="24"/>
+        </w:rPr>
+        <w:t xml:space="preserve">Flow 6 — Install App</w:t>
+      </w:r>
+    </w:p>
+    <w:p>
+      <w:pPr>
+        <w:spacing w:after="100"/>
       </w:pPr>
       <w:r>
         <w:rPr>
@@ -6172,7 +5740,7 @@
           <w:sz w:val="22"/>
           <w:szCs w:val="22"/>
         </w:rPr>
-        <w:t xml:space="preserve">Gmail expense import working end-to-end for at least 2 platforms</w:t>
+        <w:t xml:space="preserve">Member opens Profile → Install App section shows Android button (if beforeinstallprompt fires) or step-by-step instructions (Android manual / iOS Safari)</w:t>
       </w:r>
     </w:p>
     <w:p>
@@ -6196,62 +5764,7 @@
           <w:sz w:val="28"/>
           <w:szCs w:val="28"/>
         </w:rPr>
-        <w:t xml:space="preserve">13. How to Start Every Claude Coding Session</w:t>
-      </w:r>
-    </w:p>
-    <w:p>
-      <w:pPr>
-        <w:spacing w:after="100"/>
-      </w:pPr>
-      <w:r>
-        <w:rPr>
-          <w:rFonts w:ascii="Arial" w:cs="Arial" w:eastAsia="Arial" w:hAnsi="Arial"/>
-          <w:sz w:val="22"/>
-          <w:szCs w:val="22"/>
-        </w:rPr>
-        <w:t xml:space="preserve">Paste the following at the start of each new coding session:</w:t>
-      </w:r>
-    </w:p>
-    <w:p>
-      <w:pPr>
-        <w:spacing w:after="120"/>
-      </w:pPr>
-      <w:r>
-        <w:rPr>
-          <w:rFonts w:ascii="Courier New" w:cs="Courier New" w:eastAsia="Courier New" w:hAnsi="Courier New"/>
-          <w:sz w:val="20"/>
-          <w:szCs w:val="20"/>
-        </w:rPr>
-        <w:t xml:space="preserve">Project: Grihaz — Home Management Platform
-Stack: Vite + React, Supabase, Cloudflare Pages
-Repo: github.com/advaitparnaik-bot/grihaz
-Current branch: [dev / staging / main]
-Phase: Phase 3 — Household Expense Tracking
-What I need help with today: [describe feature or problem]</w:t>
-      </w:r>
-    </w:p>
-    <w:p>
-      <w:pPr>
-        <w:spacing w:after="80"/>
-      </w:pPr>
-      <w:r>
-        <w:t xml:space="preserve"/>
-      </w:r>
-    </w:p>
-    <w:p>
-      <w:pPr>
-        <w:pStyle w:val="Heading1"/>
-        <w:spacing w:after="160" w:before="320"/>
-      </w:pPr>
-      <w:r>
-        <w:rPr>
-          <w:rFonts w:ascii="Arial" w:cs="Arial" w:eastAsia="Arial" w:hAnsi="Arial"/>
-          <w:b/>
-          <w:bCs/>
-          <w:sz w:val="28"/>
-          <w:szCs w:val="28"/>
-        </w:rPr>
-        <w:t xml:space="preserve">14. Key Decisions Log</w:t>
+        <w:t xml:space="preserve">12. Non-Functional Requirements</w:t>
       </w:r>
     </w:p>
     <w:tbl>
@@ -6297,7 +5810,7 @@
                 <w:sz w:val="22"/>
                 <w:szCs w:val="22"/>
               </w:rPr>
-              <w:t xml:space="preserve">Decision</w:t>
+              <w:t xml:space="preserve">Requirement</w:t>
             </w:r>
           </w:p>
         </w:tc>
@@ -6327,1061 +5840,565 @@
                 <w:sz w:val="22"/>
                 <w:szCs w:val="22"/>
               </w:rPr>
-              <w:t xml:space="preserve">Rationale</w:t>
-            </w:r>
-          </w:p>
-        </w:tc>
-      </w:tr>
-      <w:tr>
-        <w:tc>
-          <w:tcPr>
-            <w:tcW w:type="dxa" w:w="2800"/>
-            <w:tcBorders>
-              <w:top w:val="single" w:color="CCCCCC" w:sz="1"/>
-              <w:left w:val="single" w:color="CCCCCC" w:sz="1"/>
-              <w:bottom w:val="single" w:color="CCCCCC" w:sz="1"/>
-              <w:right w:val="single" w:color="CCCCCC" w:sz="1"/>
-            </w:tcBorders>
-            <w:shd w:fill="F5F0EB" w:val="clear"/>
-            <w:tcMar>
-              <w:top w:type="dxa" w:w="80"/>
-              <w:left w:type="dxa" w:w="120"/>
-              <w:bottom w:type="dxa" w:w="80"/>
-              <w:right w:type="dxa" w:w="120"/>
-            </w:tcMar>
-          </w:tcPr>
-          <w:p>
-            <w:r>
-              <w:rPr>
-                <w:rFonts w:ascii="Arial" w:cs="Arial" w:eastAsia="Arial" w:hAnsi="Arial"/>
-                <w:b w:val="false"/>
-                <w:bCs w:val="false"/>
-                <w:sz w:val="22"/>
-                <w:szCs w:val="22"/>
-              </w:rPr>
-              <w:t xml:space="preserve">Service provider login</w:t>
-            </w:r>
-          </w:p>
-        </w:tc>
-        <w:tc>
-          <w:tcPr>
-            <w:tcW w:type="dxa" w:w="6560"/>
-            <w:tcBorders>
-              <w:top w:val="single" w:color="CCCCCC" w:sz="1"/>
-              <w:left w:val="single" w:color="CCCCCC" w:sz="1"/>
-              <w:bottom w:val="single" w:color="CCCCCC" w:sz="1"/>
-              <w:right w:val="single" w:color="CCCCCC" w:sz="1"/>
-            </w:tcBorders>
-            <w:shd w:fill="FFFFFF" w:val="clear"/>
-            <w:tcMar>
-              <w:top w:type="dxa" w:w="80"/>
-              <w:left w:type="dxa" w:w="120"/>
-              <w:bottom w:type="dxa" w:w="80"/>
-              <w:right w:type="dxa" w:w="120"/>
-            </w:tcMar>
-          </w:tcPr>
-          <w:p>
-            <w:r>
-              <w:rPr>
-                <w:rFonts w:ascii="Arial" w:cs="Arial" w:eastAsia="Arial" w:hAnsi="Arial"/>
-                <w:b w:val="false"/>
-                <w:bCs w:val="false"/>
-                <w:sz w:val="22"/>
-                <w:szCs w:val="22"/>
-              </w:rPr>
-              <w:t xml:space="preserve">Parked for future. Homeowner does all transactions.</w:t>
-            </w:r>
-          </w:p>
-        </w:tc>
-      </w:tr>
-      <w:tr>
-        <w:tc>
-          <w:tcPr>
-            <w:tcW w:type="dxa" w:w="2800"/>
-            <w:tcBorders>
-              <w:top w:val="single" w:color="CCCCCC" w:sz="1"/>
-              <w:left w:val="single" w:color="CCCCCC" w:sz="1"/>
-              <w:bottom w:val="single" w:color="CCCCCC" w:sz="1"/>
-              <w:right w:val="single" w:color="CCCCCC" w:sz="1"/>
-            </w:tcBorders>
-            <w:shd w:fill="F5F0EB" w:val="clear"/>
-            <w:tcMar>
-              <w:top w:type="dxa" w:w="80"/>
-              <w:left w:type="dxa" w:w="120"/>
-              <w:bottom w:type="dxa" w:w="80"/>
-              <w:right w:type="dxa" w:w="120"/>
-            </w:tcMar>
-          </w:tcPr>
-          <w:p>
-            <w:r>
-              <w:rPr>
-                <w:rFonts w:ascii="Arial" w:cs="Arial" w:eastAsia="Arial" w:hAnsi="Arial"/>
-                <w:b w:val="false"/>
-                <w:bCs w:val="false"/>
-                <w:sz w:val="22"/>
-                <w:szCs w:val="22"/>
-              </w:rPr>
-              <w:t xml:space="preserve">IoT / fingerprint scanner</w:t>
-            </w:r>
-          </w:p>
-        </w:tc>
-        <w:tc>
-          <w:tcPr>
-            <w:tcW w:type="dxa" w:w="6560"/>
-            <w:tcBorders>
-              <w:top w:val="single" w:color="CCCCCC" w:sz="1"/>
-              <w:left w:val="single" w:color="CCCCCC" w:sz="1"/>
-              <w:bottom w:val="single" w:color="CCCCCC" w:sz="1"/>
-              <w:right w:val="single" w:color="CCCCCC" w:sz="1"/>
-            </w:tcBorders>
-            <w:shd w:fill="FFFFFF" w:val="clear"/>
-            <w:tcMar>
-              <w:top w:type="dxa" w:w="80"/>
-              <w:left w:type="dxa" w:w="120"/>
-              <w:bottom w:type="dxa" w:w="80"/>
-              <w:right w:type="dxa" w:w="120"/>
-            </w:tcMar>
-          </w:tcPr>
-          <w:p>
-            <w:r>
-              <w:rPr>
-                <w:rFonts w:ascii="Arial" w:cs="Arial" w:eastAsia="Arial" w:hAnsi="Arial"/>
-                <w:b w:val="false"/>
-                <w:bCs w:val="false"/>
-                <w:sz w:val="22"/>
-                <w:szCs w:val="22"/>
-              </w:rPr>
-              <w:t xml:space="preserve">Parked for future. Too complex and expensive for MVP.</w:t>
-            </w:r>
-          </w:p>
-        </w:tc>
-      </w:tr>
-      <w:tr>
-        <w:tc>
-          <w:tcPr>
-            <w:tcW w:type="dxa" w:w="2800"/>
-            <w:tcBorders>
-              <w:top w:val="single" w:color="CCCCCC" w:sz="1"/>
-              <w:left w:val="single" w:color="CCCCCC" w:sz="1"/>
-              <w:bottom w:val="single" w:color="CCCCCC" w:sz="1"/>
-              <w:right w:val="single" w:color="CCCCCC" w:sz="1"/>
-            </w:tcBorders>
-            <w:shd w:fill="F5F0EB" w:val="clear"/>
-            <w:tcMar>
-              <w:top w:type="dxa" w:w="80"/>
-              <w:left w:type="dxa" w:w="120"/>
-              <w:bottom w:type="dxa" w:w="80"/>
-              <w:right w:type="dxa" w:w="120"/>
-            </w:tcMar>
-          </w:tcPr>
-          <w:p>
-            <w:r>
-              <w:rPr>
-                <w:rFonts w:ascii="Arial" w:cs="Arial" w:eastAsia="Arial" w:hAnsi="Arial"/>
-                <w:b w:val="false"/>
-                <w:bCs w:val="false"/>
-                <w:sz w:val="22"/>
-                <w:szCs w:val="22"/>
-              </w:rPr>
-              <w:t xml:space="preserve">Laundry tracker</w:t>
-            </w:r>
-          </w:p>
-        </w:tc>
-        <w:tc>
-          <w:tcPr>
-            <w:tcW w:type="dxa" w:w="6560"/>
-            <w:tcBorders>
-              <w:top w:val="single" w:color="CCCCCC" w:sz="1"/>
-              <w:left w:val="single" w:color="CCCCCC" w:sz="1"/>
-              <w:bottom w:val="single" w:color="CCCCCC" w:sz="1"/>
-              <w:right w:val="single" w:color="CCCCCC" w:sz="1"/>
-            </w:tcBorders>
-            <w:shd w:fill="FFFFFF" w:val="clear"/>
-            <w:tcMar>
-              <w:top w:type="dxa" w:w="80"/>
-              <w:left w:type="dxa" w:w="120"/>
-              <w:bottom w:type="dxa" w:w="80"/>
-              <w:right w:type="dxa" w:w="120"/>
-            </w:tcMar>
-          </w:tcPr>
-          <w:p>
-            <w:r>
-              <w:rPr>
-                <w:rFonts w:ascii="Arial" w:cs="Arial" w:eastAsia="Arial" w:hAnsi="Arial"/>
-                <w:b w:val="false"/>
-                <w:bCs w:val="false"/>
-                <w:sz w:val="22"/>
-                <w:szCs w:val="22"/>
-              </w:rPr>
-              <w:t xml:space="preserve">Included in Phase 2. Complete.</w:t>
-            </w:r>
-          </w:p>
-        </w:tc>
-      </w:tr>
-      <w:tr>
-        <w:tc>
-          <w:tcPr>
-            <w:tcW w:type="dxa" w:w="2800"/>
-            <w:tcBorders>
-              <w:top w:val="single" w:color="CCCCCC" w:sz="1"/>
-              <w:left w:val="single" w:color="CCCCCC" w:sz="1"/>
-              <w:bottom w:val="single" w:color="CCCCCC" w:sz="1"/>
-              <w:right w:val="single" w:color="CCCCCC" w:sz="1"/>
-            </w:tcBorders>
-            <w:shd w:fill="F5F0EB" w:val="clear"/>
-            <w:tcMar>
-              <w:top w:type="dxa" w:w="80"/>
-              <w:left w:type="dxa" w:w="120"/>
-              <w:bottom w:type="dxa" w:w="80"/>
-              <w:right w:type="dxa" w:w="120"/>
-            </w:tcMar>
-          </w:tcPr>
-          <w:p>
-            <w:r>
-              <w:rPr>
-                <w:rFonts w:ascii="Arial" w:cs="Arial" w:eastAsia="Arial" w:hAnsi="Arial"/>
-                <w:b w:val="false"/>
-                <w:bCs w:val="false"/>
-                <w:sz w:val="22"/>
-                <w:szCs w:val="22"/>
-              </w:rPr>
-              <w:t xml:space="preserve">Pay structure</w:t>
-            </w:r>
-          </w:p>
-        </w:tc>
-        <w:tc>
-          <w:tcPr>
-            <w:tcW w:type="dxa" w:w="6560"/>
-            <w:tcBorders>
-              <w:top w:val="single" w:color="CCCCCC" w:sz="1"/>
-              <w:left w:val="single" w:color="CCCCCC" w:sz="1"/>
-              <w:bottom w:val="single" w:color="CCCCCC" w:sz="1"/>
-              <w:right w:val="single" w:color="CCCCCC" w:sz="1"/>
-            </w:tcBorders>
-            <w:shd w:fill="FFFFFF" w:val="clear"/>
-            <w:tcMar>
-              <w:top w:type="dxa" w:w="80"/>
-              <w:left w:type="dxa" w:w="120"/>
-              <w:bottom w:type="dxa" w:w="80"/>
-              <w:right w:type="dxa" w:w="120"/>
-            </w:tcMar>
-          </w:tcPr>
-          <w:p>
-            <w:r>
-              <w:rPr>
-                <w:rFonts w:ascii="Arial" w:cs="Arial" w:eastAsia="Arial" w:hAnsi="Arial"/>
-                <w:b w:val="false"/>
-                <w:bCs w:val="false"/>
-                <w:sz w:val="22"/>
-                <w:szCs w:val="22"/>
-              </w:rPr>
-              <w:t xml:space="preserve">Three types: Fixed Monthly, Per Day Rate, Per Visit. Adhoc entries handle everything outside these.</w:t>
-            </w:r>
-          </w:p>
-        </w:tc>
-      </w:tr>
-      <w:tr>
-        <w:tc>
-          <w:tcPr>
-            <w:tcW w:type="dxa" w:w="2800"/>
-            <w:tcBorders>
-              <w:top w:val="single" w:color="CCCCCC" w:sz="1"/>
-              <w:left w:val="single" w:color="CCCCCC" w:sz="1"/>
-              <w:bottom w:val="single" w:color="CCCCCC" w:sz="1"/>
-              <w:right w:val="single" w:color="CCCCCC" w:sz="1"/>
-            </w:tcBorders>
-            <w:shd w:fill="F5F0EB" w:val="clear"/>
-            <w:tcMar>
-              <w:top w:type="dxa" w:w="80"/>
-              <w:left w:type="dxa" w:w="120"/>
-              <w:bottom w:type="dxa" w:w="80"/>
-              <w:right w:type="dxa" w:w="120"/>
-            </w:tcMar>
-          </w:tcPr>
-          <w:p>
-            <w:r>
-              <w:rPr>
-                <w:rFonts w:ascii="Arial" w:cs="Arial" w:eastAsia="Arial" w:hAnsi="Arial"/>
-                <w:b w:val="false"/>
-                <w:bCs w:val="false"/>
-                <w:sz w:val="22"/>
-                <w:szCs w:val="22"/>
-              </w:rPr>
-              <w:t xml:space="preserve">Pricing</w:t>
-            </w:r>
-          </w:p>
-        </w:tc>
-        <w:tc>
-          <w:tcPr>
-            <w:tcW w:type="dxa" w:w="6560"/>
-            <w:tcBorders>
-              <w:top w:val="single" w:color="CCCCCC" w:sz="1"/>
-              <w:left w:val="single" w:color="CCCCCC" w:sz="1"/>
-              <w:bottom w:val="single" w:color="CCCCCC" w:sz="1"/>
-              <w:right w:val="single" w:color="CCCCCC" w:sz="1"/>
-            </w:tcBorders>
-            <w:shd w:fill="FFFFFF" w:val="clear"/>
-            <w:tcMar>
-              <w:top w:type="dxa" w:w="80"/>
-              <w:left w:type="dxa" w:w="120"/>
-              <w:bottom w:type="dxa" w:w="80"/>
-              <w:right w:type="dxa" w:w="120"/>
-            </w:tcMar>
-          </w:tcPr>
-          <w:p>
-            <w:r>
-              <w:rPr>
-                <w:rFonts w:ascii="Arial" w:cs="Arial" w:eastAsia="Arial" w:hAnsi="Arial"/>
-                <w:b w:val="false"/>
-                <w:bCs w:val="false"/>
-                <w:sz w:val="22"/>
-                <w:szCs w:val="22"/>
-              </w:rPr>
-              <w:t xml:space="preserve">To be validated post-MVP. Freemium with paid tier per household.</w:t>
-            </w:r>
-          </w:p>
-        </w:tc>
-      </w:tr>
-      <w:tr>
-        <w:tc>
-          <w:tcPr>
-            <w:tcW w:type="dxa" w:w="2800"/>
-            <w:tcBorders>
-              <w:top w:val="single" w:color="CCCCCC" w:sz="1"/>
-              <w:left w:val="single" w:color="CCCCCC" w:sz="1"/>
-              <w:bottom w:val="single" w:color="CCCCCC" w:sz="1"/>
-              <w:right w:val="single" w:color="CCCCCC" w:sz="1"/>
-            </w:tcBorders>
-            <w:shd w:fill="F5F0EB" w:val="clear"/>
-            <w:tcMar>
-              <w:top w:type="dxa" w:w="80"/>
-              <w:left w:type="dxa" w:w="120"/>
-              <w:bottom w:type="dxa" w:w="80"/>
-              <w:right w:type="dxa" w:w="120"/>
-            </w:tcMar>
-          </w:tcPr>
-          <w:p>
-            <w:r>
-              <w:rPr>
-                <w:rFonts w:ascii="Arial" w:cs="Arial" w:eastAsia="Arial" w:hAnsi="Arial"/>
-                <w:b w:val="false"/>
-                <w:bCs w:val="false"/>
-                <w:sz w:val="22"/>
-                <w:szCs w:val="22"/>
-              </w:rPr>
-              <w:t xml:space="preserve">Domain</w:t>
-            </w:r>
-          </w:p>
-        </w:tc>
-        <w:tc>
-          <w:tcPr>
-            <w:tcW w:type="dxa" w:w="6560"/>
-            <w:tcBorders>
-              <w:top w:val="single" w:color="CCCCCC" w:sz="1"/>
-              <w:left w:val="single" w:color="CCCCCC" w:sz="1"/>
-              <w:bottom w:val="single" w:color="CCCCCC" w:sz="1"/>
-              <w:right w:val="single" w:color="CCCCCC" w:sz="1"/>
-            </w:tcBorders>
-            <w:shd w:fill="FFFFFF" w:val="clear"/>
-            <w:tcMar>
-              <w:top w:type="dxa" w:w="80"/>
-              <w:left w:type="dxa" w:w="120"/>
-              <w:bottom w:type="dxa" w:w="80"/>
-              <w:right w:type="dxa" w:w="120"/>
-            </w:tcMar>
-          </w:tcPr>
-          <w:p>
-            <w:r>
-              <w:rPr>
-                <w:rFonts w:ascii="Arial" w:cs="Arial" w:eastAsia="Arial" w:hAnsi="Arial"/>
-                <w:b w:val="false"/>
-                <w:bCs w:val="false"/>
-                <w:sz w:val="22"/>
-                <w:szCs w:val="22"/>
-              </w:rPr>
-              <w:t xml:space="preserve">grihaz.rhyea.com during build. grihaz.com to be purchased when commercialising.</w:t>
-            </w:r>
-          </w:p>
-        </w:tc>
-      </w:tr>
-      <w:tr>
-        <w:tc>
-          <w:tcPr>
-            <w:tcW w:type="dxa" w:w="2800"/>
-            <w:tcBorders>
-              <w:top w:val="single" w:color="CCCCCC" w:sz="1"/>
-              <w:left w:val="single" w:color="CCCCCC" w:sz="1"/>
-              <w:bottom w:val="single" w:color="CCCCCC" w:sz="1"/>
-              <w:right w:val="single" w:color="CCCCCC" w:sz="1"/>
-            </w:tcBorders>
-            <w:shd w:fill="F5F0EB" w:val="clear"/>
-            <w:tcMar>
-              <w:top w:type="dxa" w:w="80"/>
-              <w:left w:type="dxa" w:w="120"/>
-              <w:bottom w:type="dxa" w:w="80"/>
-              <w:right w:type="dxa" w:w="120"/>
-            </w:tcMar>
-          </w:tcPr>
-          <w:p>
-            <w:r>
-              <w:rPr>
-                <w:rFonts w:ascii="Arial" w:cs="Arial" w:eastAsia="Arial" w:hAnsi="Arial"/>
-                <w:b w:val="false"/>
-                <w:bCs w:val="false"/>
-                <w:sz w:val="22"/>
-                <w:szCs w:val="22"/>
-              </w:rPr>
-              <w:t xml:space="preserve">Trademark</w:t>
-            </w:r>
-          </w:p>
-        </w:tc>
-        <w:tc>
-          <w:tcPr>
-            <w:tcW w:type="dxa" w:w="6560"/>
-            <w:tcBorders>
-              <w:top w:val="single" w:color="CCCCCC" w:sz="1"/>
-              <w:left w:val="single" w:color="CCCCCC" w:sz="1"/>
-              <w:bottom w:val="single" w:color="CCCCCC" w:sz="1"/>
-              <w:right w:val="single" w:color="CCCCCC" w:sz="1"/>
-            </w:tcBorders>
-            <w:shd w:fill="FFFFFF" w:val="clear"/>
-            <w:tcMar>
-              <w:top w:type="dxa" w:w="80"/>
-              <w:left w:type="dxa" w:w="120"/>
-              <w:bottom w:type="dxa" w:w="80"/>
-              <w:right w:type="dxa" w:w="120"/>
-            </w:tcMar>
-          </w:tcPr>
-          <w:p>
-            <w:r>
-              <w:rPr>
-                <w:rFonts w:ascii="Arial" w:cs="Arial" w:eastAsia="Arial" w:hAnsi="Arial"/>
-                <w:b w:val="false"/>
-                <w:bCs w:val="false"/>
-                <w:sz w:val="22"/>
-                <w:szCs w:val="22"/>
-              </w:rPr>
-              <w:t xml:space="preserve">Grihaz searched on ipindia.gov.in — no existing trademark as of March 2026.</w:t>
-            </w:r>
-          </w:p>
-        </w:tc>
-      </w:tr>
-      <w:tr>
-        <w:tc>
-          <w:tcPr>
-            <w:tcW w:type="dxa" w:w="2800"/>
-            <w:tcBorders>
-              <w:top w:val="single" w:color="CCCCCC" w:sz="1"/>
-              <w:left w:val="single" w:color="CCCCCC" w:sz="1"/>
-              <w:bottom w:val="single" w:color="CCCCCC" w:sz="1"/>
-              <w:right w:val="single" w:color="CCCCCC" w:sz="1"/>
-            </w:tcBorders>
-            <w:shd w:fill="F5F0EB" w:val="clear"/>
-            <w:tcMar>
-              <w:top w:type="dxa" w:w="80"/>
-              <w:left w:type="dxa" w:w="120"/>
-              <w:bottom w:type="dxa" w:w="80"/>
-              <w:right w:type="dxa" w:w="120"/>
-            </w:tcMar>
-          </w:tcPr>
-          <w:p>
-            <w:r>
-              <w:rPr>
-                <w:rFonts w:ascii="Arial" w:cs="Arial" w:eastAsia="Arial" w:hAnsi="Arial"/>
-                <w:b w:val="false"/>
-                <w:bCs w:val="false"/>
-                <w:sz w:val="22"/>
-                <w:szCs w:val="22"/>
-              </w:rPr>
-              <w:t xml:space="preserve">App name rationale</w:t>
-            </w:r>
-          </w:p>
-        </w:tc>
-        <w:tc>
-          <w:tcPr>
-            <w:tcW w:type="dxa" w:w="6560"/>
-            <w:tcBorders>
-              <w:top w:val="single" w:color="CCCCCC" w:sz="1"/>
-              <w:left w:val="single" w:color="CCCCCC" w:sz="1"/>
-              <w:bottom w:val="single" w:color="CCCCCC" w:sz="1"/>
-              <w:right w:val="single" w:color="CCCCCC" w:sz="1"/>
-            </w:tcBorders>
-            <w:shd w:fill="FFFFFF" w:val="clear"/>
-            <w:tcMar>
-              <w:top w:type="dxa" w:w="80"/>
-              <w:left w:type="dxa" w:w="120"/>
-              <w:bottom w:type="dxa" w:w="80"/>
-              <w:right w:type="dxa" w:w="120"/>
-            </w:tcMar>
-          </w:tcPr>
-          <w:p>
-            <w:r>
-              <w:rPr>
-                <w:rFonts w:ascii="Arial" w:cs="Arial" w:eastAsia="Arial" w:hAnsi="Arial"/>
-                <w:b w:val="false"/>
-                <w:bCs w:val="false"/>
-                <w:sz w:val="22"/>
-                <w:szCs w:val="22"/>
-              </w:rPr>
-              <w:t xml:space="preserve">Grihaz — griha (Sanskrit for home) + z (technology signal). Invented word, no regional bias.</w:t>
-            </w:r>
-          </w:p>
-        </w:tc>
-      </w:tr>
-      <w:tr>
-        <w:tc>
-          <w:tcPr>
-            <w:tcW w:type="dxa" w:w="2800"/>
-            <w:tcBorders>
-              <w:top w:val="single" w:color="CCCCCC" w:sz="1"/>
-              <w:left w:val="single" w:color="CCCCCC" w:sz="1"/>
-              <w:bottom w:val="single" w:color="CCCCCC" w:sz="1"/>
-              <w:right w:val="single" w:color="CCCCCC" w:sz="1"/>
-            </w:tcBorders>
-            <w:shd w:fill="F5F0EB" w:val="clear"/>
-            <w:tcMar>
-              <w:top w:type="dxa" w:w="80"/>
-              <w:left w:type="dxa" w:w="120"/>
-              <w:bottom w:type="dxa" w:w="80"/>
-              <w:right w:type="dxa" w:w="120"/>
-            </w:tcMar>
-          </w:tcPr>
-          <w:p>
-            <w:r>
-              <w:rPr>
-                <w:rFonts w:ascii="Arial" w:cs="Arial" w:eastAsia="Arial" w:hAnsi="Arial"/>
-                <w:b w:val="false"/>
-                <w:bCs w:val="false"/>
-                <w:sz w:val="22"/>
-                <w:szCs w:val="22"/>
-              </w:rPr>
-              <w:t xml:space="preserve">Supabase branching</w:t>
-            </w:r>
-          </w:p>
-        </w:tc>
-        <w:tc>
-          <w:tcPr>
-            <w:tcW w:type="dxa" w:w="6560"/>
-            <w:tcBorders>
-              <w:top w:val="single" w:color="CCCCCC" w:sz="1"/>
-              <w:left w:val="single" w:color="CCCCCC" w:sz="1"/>
-              <w:bottom w:val="single" w:color="CCCCCC" w:sz="1"/>
-              <w:right w:val="single" w:color="CCCCCC" w:sz="1"/>
-            </w:tcBorders>
-            <w:shd w:fill="FFFFFF" w:val="clear"/>
-            <w:tcMar>
-              <w:top w:type="dxa" w:w="80"/>
-              <w:left w:type="dxa" w:w="120"/>
-              <w:bottom w:type="dxa" w:w="80"/>
-              <w:right w:type="dxa" w:w="120"/>
-            </w:tcMar>
-          </w:tcPr>
-          <w:p>
-            <w:r>
-              <w:rPr>
-                <w:rFonts w:ascii="Arial" w:cs="Arial" w:eastAsia="Arial" w:hAnsi="Arial"/>
-                <w:b w:val="false"/>
-                <w:bCs w:val="false"/>
-                <w:sz w:val="22"/>
-                <w:szCs w:val="22"/>
-              </w:rPr>
-              <w:t xml:space="preserve">Two free projects (grihaz-dev, grihaz-prod) instead of paid branching. Manual migration sync required.</w:t>
-            </w:r>
-          </w:p>
-        </w:tc>
-      </w:tr>
-      <w:tr>
-        <w:tc>
-          <w:tcPr>
-            <w:tcW w:type="dxa" w:w="2800"/>
-            <w:tcBorders>
-              <w:top w:val="single" w:color="CCCCCC" w:sz="1"/>
-              <w:left w:val="single" w:color="CCCCCC" w:sz="1"/>
-              <w:bottom w:val="single" w:color="CCCCCC" w:sz="1"/>
-              <w:right w:val="single" w:color="CCCCCC" w:sz="1"/>
-            </w:tcBorders>
-            <w:shd w:fill="F5F0EB" w:val="clear"/>
-            <w:tcMar>
-              <w:top w:type="dxa" w:w="80"/>
-              <w:left w:type="dxa" w:w="120"/>
-              <w:bottom w:type="dxa" w:w="80"/>
-              <w:right w:type="dxa" w:w="120"/>
-            </w:tcMar>
-          </w:tcPr>
-          <w:p>
-            <w:r>
-              <w:rPr>
-                <w:rFonts w:ascii="Arial" w:cs="Arial" w:eastAsia="Arial" w:hAnsi="Arial"/>
-                <w:b w:val="false"/>
-                <w:bCs w:val="false"/>
-                <w:sz w:val="22"/>
-                <w:szCs w:val="22"/>
-              </w:rPr>
-              <w:t xml:space="preserve">Anthropic API proxy</w:t>
-            </w:r>
-          </w:p>
-        </w:tc>
-        <w:tc>
-          <w:tcPr>
-            <w:tcW w:type="dxa" w:w="6560"/>
-            <w:tcBorders>
-              <w:top w:val="single" w:color="CCCCCC" w:sz="1"/>
-              <w:left w:val="single" w:color="CCCCCC" w:sz="1"/>
-              <w:bottom w:val="single" w:color="CCCCCC" w:sz="1"/>
-              <w:right w:val="single" w:color="CCCCCC" w:sz="1"/>
-            </w:tcBorders>
-            <w:shd w:fill="FFFFFF" w:val="clear"/>
-            <w:tcMar>
-              <w:top w:type="dxa" w:w="80"/>
-              <w:left w:type="dxa" w:w="120"/>
-              <w:bottom w:type="dxa" w:w="80"/>
-              <w:right w:type="dxa" w:w="120"/>
-            </w:tcMar>
-          </w:tcPr>
-          <w:p>
-            <w:r>
-              <w:rPr>
-                <w:rFonts w:ascii="Arial" w:cs="Arial" w:eastAsia="Arial" w:hAnsi="Arial"/>
-                <w:b w:val="false"/>
-                <w:bCs w:val="false"/>
-                <w:sz w:val="22"/>
-                <w:szCs w:val="22"/>
-              </w:rPr>
-              <w:t xml:space="preserve">Consolidated into Supabase Edge Function. No Cloudflare Worker needed.</w:t>
-            </w:r>
-          </w:p>
-        </w:tc>
-      </w:tr>
-      <w:tr>
-        <w:tc>
-          <w:tcPr>
-            <w:tcW w:type="dxa" w:w="2800"/>
-            <w:tcBorders>
-              <w:top w:val="single" w:color="CCCCCC" w:sz="1"/>
-              <w:left w:val="single" w:color="CCCCCC" w:sz="1"/>
-              <w:bottom w:val="single" w:color="CCCCCC" w:sz="1"/>
-              <w:right w:val="single" w:color="CCCCCC" w:sz="1"/>
-            </w:tcBorders>
-            <w:shd w:fill="F5F0EB" w:val="clear"/>
-            <w:tcMar>
-              <w:top w:type="dxa" w:w="80"/>
-              <w:left w:type="dxa" w:w="120"/>
-              <w:bottom w:type="dxa" w:w="80"/>
-              <w:right w:type="dxa" w:w="120"/>
-            </w:tcMar>
-          </w:tcPr>
-          <w:p>
-            <w:r>
-              <w:rPr>
-                <w:rFonts w:ascii="Arial" w:cs="Arial" w:eastAsia="Arial" w:hAnsi="Arial"/>
-                <w:b w:val="false"/>
-                <w:bCs w:val="false"/>
-                <w:sz w:val="22"/>
-                <w:szCs w:val="22"/>
-              </w:rPr>
-              <w:t xml:space="preserve">Gmail multi-member</w:t>
-            </w:r>
-          </w:p>
-        </w:tc>
-        <w:tc>
-          <w:tcPr>
-            <w:tcW w:type="dxa" w:w="6560"/>
-            <w:tcBorders>
-              <w:top w:val="single" w:color="CCCCCC" w:sz="1"/>
-              <w:left w:val="single" w:color="CCCCCC" w:sz="1"/>
-              <w:bottom w:val="single" w:color="CCCCCC" w:sz="1"/>
-              <w:right w:val="single" w:color="CCCCCC" w:sz="1"/>
-            </w:tcBorders>
-            <w:shd w:fill="FFFFFF" w:val="clear"/>
-            <w:tcMar>
-              <w:top w:type="dxa" w:w="80"/>
-              <w:left w:type="dxa" w:w="120"/>
-              <w:bottom w:type="dxa" w:w="80"/>
-              <w:right w:type="dxa" w:w="120"/>
-            </w:tcMar>
-          </w:tcPr>
-          <w:p>
-            <w:r>
-              <w:rPr>
-                <w:rFonts w:ascii="Arial" w:cs="Arial" w:eastAsia="Arial" w:hAnsi="Arial"/>
-                <w:b w:val="false"/>
-                <w:bCs w:val="false"/>
-                <w:sz w:val="22"/>
-                <w:szCs w:val="22"/>
-              </w:rPr>
-              <w:t xml:space="preserve">Each member connects their own Gmail. Transactions attributed to importing member (created_by) but visible to whole home. Unique constraint on (home_id, user_id).</w:t>
-            </w:r>
-          </w:p>
-        </w:tc>
-      </w:tr>
-      <w:tr>
-        <w:tc>
-          <w:tcPr>
-            <w:tcW w:type="dxa" w:w="2800"/>
-            <w:tcBorders>
-              <w:top w:val="single" w:color="CCCCCC" w:sz="1"/>
-              <w:left w:val="single" w:color="CCCCCC" w:sz="1"/>
-              <w:bottom w:val="single" w:color="CCCCCC" w:sz="1"/>
-              <w:right w:val="single" w:color="CCCCCC" w:sz="1"/>
-            </w:tcBorders>
-            <w:shd w:fill="F5F0EB" w:val="clear"/>
-            <w:tcMar>
-              <w:top w:type="dxa" w:w="80"/>
-              <w:left w:type="dxa" w:w="120"/>
-              <w:bottom w:type="dxa" w:w="80"/>
-              <w:right w:type="dxa" w:w="120"/>
-            </w:tcMar>
-          </w:tcPr>
-          <w:p>
-            <w:r>
-              <w:rPr>
-                <w:rFonts w:ascii="Arial" w:cs="Arial" w:eastAsia="Arial" w:hAnsi="Arial"/>
-                <w:b w:val="false"/>
-                <w:bCs w:val="false"/>
-                <w:sz w:val="22"/>
-                <w:szCs w:val="22"/>
-              </w:rPr>
-              <w:t xml:space="preserve">sync-all cron design</w:t>
-            </w:r>
-          </w:p>
-        </w:tc>
-        <w:tc>
-          <w:tcPr>
-            <w:tcW w:type="dxa" w:w="6560"/>
-            <w:tcBorders>
-              <w:top w:val="single" w:color="CCCCCC" w:sz="1"/>
-              <w:left w:val="single" w:color="CCCCCC" w:sz="1"/>
-              <w:bottom w:val="single" w:color="CCCCCC" w:sz="1"/>
-              <w:right w:val="single" w:color="CCCCCC" w:sz="1"/>
-            </w:tcBorders>
-            <w:shd w:fill="FFFFFF" w:val="clear"/>
-            <w:tcMar>
-              <w:top w:type="dxa" w:w="80"/>
-              <w:left w:type="dxa" w:w="120"/>
-              <w:bottom w:type="dxa" w:w="80"/>
-              <w:right w:type="dxa" w:w="120"/>
-            </w:tcMar>
-          </w:tcPr>
-          <w:p>
-            <w:r>
-              <w:rPr>
-                <w:rFonts w:ascii="Arial" w:cs="Arial" w:eastAsia="Arial" w:hAnsi="Arial"/>
-                <w:b w:val="false"/>
-                <w:bCs w:val="false"/>
-                <w:sz w:val="22"/>
-                <w:szCs w:val="22"/>
-              </w:rPr>
-              <w:t xml:space="preserve">Single pg_cron job calls sync-all action which loops all home_gmail_connections where last_synced_at is stale. No home_id needed. Service role key authenticated via Vault.</w:t>
-            </w:r>
-          </w:p>
-        </w:tc>
-      </w:tr>
-      <w:tr>
-        <w:tc>
-          <w:tcPr>
-            <w:tcW w:type="dxa" w:w="2800"/>
-            <w:tcBorders>
-              <w:top w:val="single" w:color="CCCCCC" w:sz="1"/>
-              <w:left w:val="single" w:color="CCCCCC" w:sz="1"/>
-              <w:bottom w:val="single" w:color="CCCCCC" w:sz="1"/>
-              <w:right w:val="single" w:color="CCCCCC" w:sz="1"/>
-            </w:tcBorders>
-            <w:shd w:fill="F5F0EB" w:val="clear"/>
-            <w:tcMar>
-              <w:top w:type="dxa" w:w="80"/>
-              <w:left w:type="dxa" w:w="120"/>
-              <w:bottom w:type="dxa" w:w="80"/>
-              <w:right w:type="dxa" w:w="120"/>
-            </w:tcMar>
-          </w:tcPr>
-          <w:p>
-            <w:r>
-              <w:rPr>
-                <w:rFonts w:ascii="Arial" w:cs="Arial" w:eastAsia="Arial" w:hAnsi="Arial"/>
-                <w:b w:val="false"/>
-                <w:bCs w:val="false"/>
-                <w:sz w:val="22"/>
-                <w:szCs w:val="22"/>
-              </w:rPr>
-              <w:t xml:space="preserve">Member attribution</w:t>
-            </w:r>
-          </w:p>
-        </w:tc>
-        <w:tc>
-          <w:tcPr>
-            <w:tcW w:type="dxa" w:w="6560"/>
-            <w:tcBorders>
-              <w:top w:val="single" w:color="CCCCCC" w:sz="1"/>
-              <w:left w:val="single" w:color="CCCCCC" w:sz="1"/>
-              <w:bottom w:val="single" w:color="CCCCCC" w:sz="1"/>
-              <w:right w:val="single" w:color="CCCCCC" w:sz="1"/>
-            </w:tcBorders>
-            <w:shd w:fill="FFFFFF" w:val="clear"/>
-            <w:tcMar>
-              <w:top w:type="dxa" w:w="80"/>
-              <w:left w:type="dxa" w:w="120"/>
-              <w:bottom w:type="dxa" w:w="80"/>
-              <w:right w:type="dxa" w:w="120"/>
-            </w:tcMar>
-          </w:tcPr>
-          <w:p>
-            <w:r>
-              <w:rPr>
-                <w:rFonts w:ascii="Arial" w:cs="Arial" w:eastAsia="Arial" w:hAnsi="Arial"/>
-                <w:b w:val="false"/>
-                <w:bCs w:val="false"/>
-                <w:sz w:val="22"/>
-                <w:szCs w:val="22"/>
-              </w:rPr>
-              <w:t xml:space="preserve">All tables already had marked_by / created_by columns. expense_orders uses created_by = importing member user_id. Ledger and Settle tabs surface attribution via member filter and "by [name]" labels.</w:t>
-            </w:r>
-          </w:p>
-        </w:tc>
-      </w:tr>
-      <w:tr>
-        <w:tc>
-          <w:tcPr>
-            <w:tcW w:type="dxa" w:w="2800"/>
-            <w:tcBorders>
-              <w:top w:val="single" w:color="CCCCCC" w:sz="1"/>
-              <w:left w:val="single" w:color="CCCCCC" w:sz="1"/>
-              <w:bottom w:val="single" w:color="CCCCCC" w:sz="1"/>
-              <w:right w:val="single" w:color="CCCCCC" w:sz="1"/>
-            </w:tcBorders>
-            <w:shd w:fill="F5F0EB" w:val="clear"/>
-            <w:tcMar>
-              <w:top w:type="dxa" w:w="80"/>
-              <w:left w:type="dxa" w:w="120"/>
-              <w:bottom w:type="dxa" w:w="80"/>
-              <w:right w:type="dxa" w:w="120"/>
-            </w:tcMar>
-          </w:tcPr>
-          <w:p>
-            <w:r>
-              <w:rPr>
-                <w:rFonts w:ascii="Arial" w:cs="Arial" w:eastAsia="Arial" w:hAnsi="Arial"/>
-                <w:b w:val="false"/>
-                <w:bCs w:val="false"/>
-                <w:sz w:val="22"/>
-                <w:szCs w:val="22"/>
-              </w:rPr>
-              <w:t xml:space="preserve">Custom SMTP</w:t>
-            </w:r>
-          </w:p>
-        </w:tc>
-        <w:tc>
-          <w:tcPr>
-            <w:tcW w:type="dxa" w:w="6560"/>
-            <w:tcBorders>
-              <w:top w:val="single" w:color="CCCCCC" w:sz="1"/>
-              <w:left w:val="single" w:color="CCCCCC" w:sz="1"/>
-              <w:bottom w:val="single" w:color="CCCCCC" w:sz="1"/>
-              <w:right w:val="single" w:color="CCCCCC" w:sz="1"/>
-            </w:tcBorders>
-            <w:shd w:fill="FFFFFF" w:val="clear"/>
-            <w:tcMar>
-              <w:top w:type="dxa" w:w="80"/>
-              <w:left w:type="dxa" w:w="120"/>
-              <w:bottom w:type="dxa" w:w="80"/>
-              <w:right w:type="dxa" w:w="120"/>
-            </w:tcMar>
-          </w:tcPr>
-          <w:p>
-            <w:r>
-              <w:rPr>
-                <w:rFonts w:ascii="Arial" w:cs="Arial" w:eastAsia="Arial" w:hAnsi="Arial"/>
-                <w:b w:val="false"/>
-                <w:bCs w:val="false"/>
-                <w:sz w:val="22"/>
-                <w:szCs w:val="22"/>
-              </w:rPr>
-              <w:t xml:space="preserve">Resend on both Supabase projects. Sender: noreply@rhyea.com. Upgrade to noreply@grihaz.rhyea.com pending Resend paid tier.</w:t>
-            </w:r>
-          </w:p>
-        </w:tc>
-      </w:tr>
-      <w:tr>
-        <w:tc>
-          <w:tcPr>
-            <w:tcW w:type="dxa" w:w="2800"/>
-            <w:tcBorders>
-              <w:top w:val="single" w:color="CCCCCC" w:sz="1"/>
-              <w:left w:val="single" w:color="CCCCCC" w:sz="1"/>
-              <w:bottom w:val="single" w:color="CCCCCC" w:sz="1"/>
-              <w:right w:val="single" w:color="CCCCCC" w:sz="1"/>
-            </w:tcBorders>
-            <w:shd w:fill="F5F0EB" w:val="clear"/>
-            <w:tcMar>
-              <w:top w:type="dxa" w:w="80"/>
-              <w:left w:type="dxa" w:w="120"/>
-              <w:bottom w:type="dxa" w:w="80"/>
-              <w:right w:type="dxa" w:w="120"/>
-            </w:tcMar>
-          </w:tcPr>
-          <w:p>
-            <w:r>
-              <w:rPr>
-                <w:rFonts w:ascii="Arial" w:cs="Arial" w:eastAsia="Arial" w:hAnsi="Arial"/>
-                <w:b w:val="false"/>
-                <w:bCs w:val="false"/>
-                <w:sz w:val="22"/>
-                <w:szCs w:val="22"/>
-              </w:rPr>
-              <w:t xml:space="preserve">.maybeSingle() pattern</w:t>
-            </w:r>
-          </w:p>
-        </w:tc>
-        <w:tc>
-          <w:tcPr>
-            <w:tcW w:type="dxa" w:w="6560"/>
-            <w:tcBorders>
-              <w:top w:val="single" w:color="CCCCCC" w:sz="1"/>
-              <w:left w:val="single" w:color="CCCCCC" w:sz="1"/>
-              <w:bottom w:val="single" w:color="CCCCCC" w:sz="1"/>
-              <w:right w:val="single" w:color="CCCCCC" w:sz="1"/>
-            </w:tcBorders>
-            <w:shd w:fill="FFFFFF" w:val="clear"/>
-            <w:tcMar>
-              <w:top w:type="dxa" w:w="80"/>
-              <w:left w:type="dxa" w:w="120"/>
-              <w:bottom w:type="dxa" w:w="80"/>
-              <w:right w:type="dxa" w:w="120"/>
-            </w:tcMar>
-          </w:tcPr>
-          <w:p>
-            <w:r>
-              <w:rPr>
-                <w:rFonts w:ascii="Arial" w:cs="Arial" w:eastAsia="Arial" w:hAnsi="Arial"/>
-                <w:b w:val="false"/>
-                <w:bCs w:val="false"/>
-                <w:sz w:val="22"/>
-                <w:szCs w:val="22"/>
-              </w:rPr>
-              <w:t xml:space="preserve">Use .maybeSingle() instead of .single() for queries that may return zero rows.</w:t>
-            </w:r>
-          </w:p>
-        </w:tc>
-      </w:tr>
-      <w:tr>
-        <w:tc>
-          <w:tcPr>
-            <w:tcW w:type="dxa" w:w="2800"/>
-            <w:tcBorders>
-              <w:top w:val="single" w:color="CCCCCC" w:sz="1"/>
-              <w:left w:val="single" w:color="CCCCCC" w:sz="1"/>
-              <w:bottom w:val="single" w:color="CCCCCC" w:sz="1"/>
-              <w:right w:val="single" w:color="CCCCCC" w:sz="1"/>
-            </w:tcBorders>
-            <w:shd w:fill="F5F0EB" w:val="clear"/>
-            <w:tcMar>
-              <w:top w:type="dxa" w:w="80"/>
-              <w:left w:type="dxa" w:w="120"/>
-              <w:bottom w:type="dxa" w:w="80"/>
-              <w:right w:type="dxa" w:w="120"/>
-            </w:tcMar>
-          </w:tcPr>
-          <w:p>
-            <w:r>
-              <w:rPr>
-                <w:rFonts w:ascii="Arial" w:cs="Arial" w:eastAsia="Arial" w:hAnsi="Arial"/>
-                <w:b w:val="false"/>
-                <w:bCs w:val="false"/>
-                <w:sz w:val="22"/>
-                <w:szCs w:val="22"/>
-              </w:rPr>
-              <w:t xml:space="preserve">Migration discipline</w:t>
-            </w:r>
-          </w:p>
-        </w:tc>
-        <w:tc>
-          <w:tcPr>
-            <w:tcW w:type="dxa" w:w="6560"/>
-            <w:tcBorders>
-              <w:top w:val="single" w:color="CCCCCC" w:sz="1"/>
-              <w:left w:val="single" w:color="CCCCCC" w:sz="1"/>
-              <w:bottom w:val="single" w:color="CCCCCC" w:sz="1"/>
-              <w:right w:val="single" w:color="CCCCCC" w:sz="1"/>
-            </w:tcBorders>
-            <w:shd w:fill="FFFFFF" w:val="clear"/>
-            <w:tcMar>
-              <w:top w:type="dxa" w:w="80"/>
-              <w:left w:type="dxa" w:w="120"/>
-              <w:bottom w:type="dxa" w:w="80"/>
-              <w:right w:type="dxa" w:w="120"/>
-            </w:tcMar>
-          </w:tcPr>
-          <w:p>
-            <w:r>
-              <w:rPr>
-                <w:rFonts w:ascii="Arial" w:cs="Arial" w:eastAsia="Arial" w:hAnsi="Arial"/>
-                <w:b w:val="false"/>
-                <w:bCs w:val="false"/>
-                <w:sz w:val="22"/>
-                <w:szCs w:val="22"/>
-              </w:rPr>
-              <w:t xml:space="preserve">Every SQL migration saved to supabase/migrations/ with sequential number and committed to git BEFORE running in Supabase.</w:t>
-            </w:r>
-          </w:p>
-        </w:tc>
-      </w:tr>
-      <w:tr>
-        <w:tc>
-          <w:tcPr>
-            <w:tcW w:type="dxa" w:w="2800"/>
-            <w:tcBorders>
-              <w:top w:val="single" w:color="CCCCCC" w:sz="1"/>
-              <w:left w:val="single" w:color="CCCCCC" w:sz="1"/>
-              <w:bottom w:val="single" w:color="CCCCCC" w:sz="1"/>
-              <w:right w:val="single" w:color="CCCCCC" w:sz="1"/>
-            </w:tcBorders>
-            <w:shd w:fill="F5F0EB" w:val="clear"/>
-            <w:tcMar>
-              <w:top w:type="dxa" w:w="80"/>
-              <w:left w:type="dxa" w:w="120"/>
-              <w:bottom w:type="dxa" w:w="80"/>
-              <w:right w:type="dxa" w:w="120"/>
-            </w:tcMar>
-          </w:tcPr>
-          <w:p>
-            <w:r>
-              <w:rPr>
-                <w:rFonts w:ascii="Arial" w:cs="Arial" w:eastAsia="Arial" w:hAnsi="Arial"/>
-                <w:b w:val="false"/>
-                <w:bCs w:val="false"/>
-                <w:sz w:val="22"/>
-                <w:szCs w:val="22"/>
-              </w:rPr>
-              <w:t xml:space="preserve">Cloudflare custom domain limitation</w:t>
-            </w:r>
-          </w:p>
-        </w:tc>
-        <w:tc>
-          <w:tcPr>
-            <w:tcW w:type="dxa" w:w="6560"/>
-            <w:tcBorders>
-              <w:top w:val="single" w:color="CCCCCC" w:sz="1"/>
-              <w:left w:val="single" w:color="CCCCCC" w:sz="1"/>
-              <w:bottom w:val="single" w:color="CCCCCC" w:sz="1"/>
-              <w:right w:val="single" w:color="CCCCCC" w:sz="1"/>
-            </w:tcBorders>
-            <w:shd w:fill="FFFFFF" w:val="clear"/>
-            <w:tcMar>
-              <w:top w:type="dxa" w:w="80"/>
-              <w:left w:type="dxa" w:w="120"/>
-              <w:bottom w:type="dxa" w:w="80"/>
-              <w:right w:type="dxa" w:w="120"/>
-            </w:tcMar>
-          </w:tcPr>
-          <w:p>
-            <w:r>
-              <w:rPr>
-                <w:rFonts w:ascii="Arial" w:cs="Arial" w:eastAsia="Arial" w:hAnsi="Arial"/>
-                <w:b w:val="false"/>
-                <w:bCs w:val="false"/>
-                <w:sz w:val="22"/>
-                <w:szCs w:val="22"/>
-              </w:rPr>
-              <w:t xml:space="preserve">Custom domains always map to Production environment. dev branch only testable via auto-generated *.pages.dev URL from Cloudflare Deployments tab.</w:t>
+              <w:t xml:space="preserve">Detail</w:t>
+            </w:r>
+          </w:p>
+        </w:tc>
+      </w:tr>
+      <w:tr>
+        <w:tc>
+          <w:tcPr>
+            <w:tcW w:type="dxa" w:w="2800"/>
+            <w:tcBorders>
+              <w:top w:val="single" w:color="CCCCCC" w:sz="1"/>
+              <w:left w:val="single" w:color="CCCCCC" w:sz="1"/>
+              <w:bottom w:val="single" w:color="CCCCCC" w:sz="1"/>
+              <w:right w:val="single" w:color="CCCCCC" w:sz="1"/>
+            </w:tcBorders>
+            <w:shd w:fill="F5F0EB" w:val="clear"/>
+            <w:tcMar>
+              <w:top w:type="dxa" w:w="80"/>
+              <w:left w:type="dxa" w:w="120"/>
+              <w:bottom w:type="dxa" w:w="80"/>
+              <w:right w:type="dxa" w:w="120"/>
+            </w:tcMar>
+          </w:tcPr>
+          <w:p>
+            <w:r>
+              <w:rPr>
+                <w:rFonts w:ascii="Arial" w:cs="Arial" w:eastAsia="Arial" w:hAnsi="Arial"/>
+                <w:b w:val="false"/>
+                <w:bCs w:val="false"/>
+                <w:sz w:val="22"/>
+                <w:szCs w:val="22"/>
+              </w:rPr>
+              <w:t xml:space="preserve">Performance</w:t>
+            </w:r>
+          </w:p>
+        </w:tc>
+        <w:tc>
+          <w:tcPr>
+            <w:tcW w:type="dxa" w:w="6560"/>
+            <w:tcBorders>
+              <w:top w:val="single" w:color="CCCCCC" w:sz="1"/>
+              <w:left w:val="single" w:color="CCCCCC" w:sz="1"/>
+              <w:bottom w:val="single" w:color="CCCCCC" w:sz="1"/>
+              <w:right w:val="single" w:color="CCCCCC" w:sz="1"/>
+            </w:tcBorders>
+            <w:shd w:fill="FFFFFF" w:val="clear"/>
+            <w:tcMar>
+              <w:top w:type="dxa" w:w="80"/>
+              <w:left w:type="dxa" w:w="120"/>
+              <w:bottom w:type="dxa" w:w="80"/>
+              <w:right w:type="dxa" w:w="120"/>
+            </w:tcMar>
+          </w:tcPr>
+          <w:p>
+            <w:r>
+              <w:rPr>
+                <w:rFonts w:ascii="Arial" w:cs="Arial" w:eastAsia="Arial" w:hAnsi="Arial"/>
+                <w:b w:val="false"/>
+                <w:bCs w:val="false"/>
+                <w:sz w:val="22"/>
+                <w:szCs w:val="22"/>
+              </w:rPr>
+              <w:t xml:space="preserve">App must load in under 3 seconds on a mid-range Android phone on 4G</w:t>
+            </w:r>
+          </w:p>
+        </w:tc>
+      </w:tr>
+      <w:tr>
+        <w:tc>
+          <w:tcPr>
+            <w:tcW w:type="dxa" w:w="2800"/>
+            <w:tcBorders>
+              <w:top w:val="single" w:color="CCCCCC" w:sz="1"/>
+              <w:left w:val="single" w:color="CCCCCC" w:sz="1"/>
+              <w:bottom w:val="single" w:color="CCCCCC" w:sz="1"/>
+              <w:right w:val="single" w:color="CCCCCC" w:sz="1"/>
+            </w:tcBorders>
+            <w:shd w:fill="F5F0EB" w:val="clear"/>
+            <w:tcMar>
+              <w:top w:type="dxa" w:w="80"/>
+              <w:left w:type="dxa" w:w="120"/>
+              <w:bottom w:type="dxa" w:w="80"/>
+              <w:right w:type="dxa" w:w="120"/>
+            </w:tcMar>
+          </w:tcPr>
+          <w:p>
+            <w:r>
+              <w:rPr>
+                <w:rFonts w:ascii="Arial" w:cs="Arial" w:eastAsia="Arial" w:hAnsi="Arial"/>
+                <w:b w:val="false"/>
+                <w:bCs w:val="false"/>
+                <w:sz w:val="22"/>
+                <w:szCs w:val="22"/>
+              </w:rPr>
+              <w:t xml:space="preserve">Security</w:t>
+            </w:r>
+          </w:p>
+        </w:tc>
+        <w:tc>
+          <w:tcPr>
+            <w:tcW w:type="dxa" w:w="6560"/>
+            <w:tcBorders>
+              <w:top w:val="single" w:color="CCCCCC" w:sz="1"/>
+              <w:left w:val="single" w:color="CCCCCC" w:sz="1"/>
+              <w:bottom w:val="single" w:color="CCCCCC" w:sz="1"/>
+              <w:right w:val="single" w:color="CCCCCC" w:sz="1"/>
+            </w:tcBorders>
+            <w:shd w:fill="FFFFFF" w:val="clear"/>
+            <w:tcMar>
+              <w:top w:type="dxa" w:w="80"/>
+              <w:left w:type="dxa" w:w="120"/>
+              <w:bottom w:type="dxa" w:w="80"/>
+              <w:right w:type="dxa" w:w="120"/>
+            </w:tcMar>
+          </w:tcPr>
+          <w:p>
+            <w:r>
+              <w:rPr>
+                <w:rFonts w:ascii="Arial" w:cs="Arial" w:eastAsia="Arial" w:hAnsi="Arial"/>
+                <w:b w:val="false"/>
+                <w:bCs w:val="false"/>
+                <w:sz w:val="22"/>
+                <w:szCs w:val="22"/>
+              </w:rPr>
+              <w:t xml:space="preserve">RLS enabled on all tables. get_my_home_id() security definer for cross-member queries.</w:t>
+            </w:r>
+          </w:p>
+        </w:tc>
+      </w:tr>
+      <w:tr>
+        <w:tc>
+          <w:tcPr>
+            <w:tcW w:type="dxa" w:w="2800"/>
+            <w:tcBorders>
+              <w:top w:val="single" w:color="CCCCCC" w:sz="1"/>
+              <w:left w:val="single" w:color="CCCCCC" w:sz="1"/>
+              <w:bottom w:val="single" w:color="CCCCCC" w:sz="1"/>
+              <w:right w:val="single" w:color="CCCCCC" w:sz="1"/>
+            </w:tcBorders>
+            <w:shd w:fill="F5F0EB" w:val="clear"/>
+            <w:tcMar>
+              <w:top w:type="dxa" w:w="80"/>
+              <w:left w:type="dxa" w:w="120"/>
+              <w:bottom w:type="dxa" w:w="80"/>
+              <w:right w:type="dxa" w:w="120"/>
+            </w:tcMar>
+          </w:tcPr>
+          <w:p>
+            <w:r>
+              <w:rPr>
+                <w:rFonts w:ascii="Arial" w:cs="Arial" w:eastAsia="Arial" w:hAnsi="Arial"/>
+                <w:b w:val="false"/>
+                <w:bCs w:val="false"/>
+                <w:sz w:val="22"/>
+                <w:szCs w:val="22"/>
+              </w:rPr>
+              <w:t xml:space="preserve">Authentication</w:t>
+            </w:r>
+          </w:p>
+        </w:tc>
+        <w:tc>
+          <w:tcPr>
+            <w:tcW w:type="dxa" w:w="6560"/>
+            <w:tcBorders>
+              <w:top w:val="single" w:color="CCCCCC" w:sz="1"/>
+              <w:left w:val="single" w:color="CCCCCC" w:sz="1"/>
+              <w:bottom w:val="single" w:color="CCCCCC" w:sz="1"/>
+              <w:right w:val="single" w:color="CCCCCC" w:sz="1"/>
+            </w:tcBorders>
+            <w:shd w:fill="FFFFFF" w:val="clear"/>
+            <w:tcMar>
+              <w:top w:type="dxa" w:w="80"/>
+              <w:left w:type="dxa" w:w="120"/>
+              <w:bottom w:type="dxa" w:w="80"/>
+              <w:right w:type="dxa" w:w="120"/>
+            </w:tcMar>
+          </w:tcPr>
+          <w:p>
+            <w:r>
+              <w:rPr>
+                <w:rFonts w:ascii="Arial" w:cs="Arial" w:eastAsia="Arial" w:hAnsi="Arial"/>
+                <w:b w:val="false"/>
+                <w:bCs w:val="false"/>
+                <w:sz w:val="22"/>
+                <w:szCs w:val="22"/>
+              </w:rPr>
+              <w:t xml:space="preserve">Magic link via Supabase Auth. Google OAuth for Gmail integration.</w:t>
+            </w:r>
+          </w:p>
+        </w:tc>
+      </w:tr>
+      <w:tr>
+        <w:tc>
+          <w:tcPr>
+            <w:tcW w:type="dxa" w:w="2800"/>
+            <w:tcBorders>
+              <w:top w:val="single" w:color="CCCCCC" w:sz="1"/>
+              <w:left w:val="single" w:color="CCCCCC" w:sz="1"/>
+              <w:bottom w:val="single" w:color="CCCCCC" w:sz="1"/>
+              <w:right w:val="single" w:color="CCCCCC" w:sz="1"/>
+            </w:tcBorders>
+            <w:shd w:fill="F5F0EB" w:val="clear"/>
+            <w:tcMar>
+              <w:top w:type="dxa" w:w="80"/>
+              <w:left w:type="dxa" w:w="120"/>
+              <w:bottom w:type="dxa" w:w="80"/>
+              <w:right w:type="dxa" w:w="120"/>
+            </w:tcMar>
+          </w:tcPr>
+          <w:p>
+            <w:r>
+              <w:rPr>
+                <w:rFonts w:ascii="Arial" w:cs="Arial" w:eastAsia="Arial" w:hAnsi="Arial"/>
+                <w:b w:val="false"/>
+                <w:bCs w:val="false"/>
+                <w:sz w:val="22"/>
+                <w:szCs w:val="22"/>
+              </w:rPr>
+              <w:t xml:space="preserve">Responsiveness</w:t>
+            </w:r>
+          </w:p>
+        </w:tc>
+        <w:tc>
+          <w:tcPr>
+            <w:tcW w:type="dxa" w:w="6560"/>
+            <w:tcBorders>
+              <w:top w:val="single" w:color="CCCCCC" w:sz="1"/>
+              <w:left w:val="single" w:color="CCCCCC" w:sz="1"/>
+              <w:bottom w:val="single" w:color="CCCCCC" w:sz="1"/>
+              <w:right w:val="single" w:color="CCCCCC" w:sz="1"/>
+            </w:tcBorders>
+            <w:shd w:fill="FFFFFF" w:val="clear"/>
+            <w:tcMar>
+              <w:top w:type="dxa" w:w="80"/>
+              <w:left w:type="dxa" w:w="120"/>
+              <w:bottom w:type="dxa" w:w="80"/>
+              <w:right w:type="dxa" w:w="120"/>
+            </w:tcMar>
+          </w:tcPr>
+          <w:p>
+            <w:r>
+              <w:rPr>
+                <w:rFonts w:ascii="Arial" w:cs="Arial" w:eastAsia="Arial" w:hAnsi="Arial"/>
+                <w:b w:val="false"/>
+                <w:bCs w:val="false"/>
+                <w:sz w:val="22"/>
+                <w:szCs w:val="22"/>
+              </w:rPr>
+              <w:t xml:space="preserve">Mobile-first. Works from 360px width upward.</w:t>
+            </w:r>
+          </w:p>
+        </w:tc>
+      </w:tr>
+      <w:tr>
+        <w:tc>
+          <w:tcPr>
+            <w:tcW w:type="dxa" w:w="2800"/>
+            <w:tcBorders>
+              <w:top w:val="single" w:color="CCCCCC" w:sz="1"/>
+              <w:left w:val="single" w:color="CCCCCC" w:sz="1"/>
+              <w:bottom w:val="single" w:color="CCCCCC" w:sz="1"/>
+              <w:right w:val="single" w:color="CCCCCC" w:sz="1"/>
+            </w:tcBorders>
+            <w:shd w:fill="F5F0EB" w:val="clear"/>
+            <w:tcMar>
+              <w:top w:type="dxa" w:w="80"/>
+              <w:left w:type="dxa" w:w="120"/>
+              <w:bottom w:type="dxa" w:w="80"/>
+              <w:right w:type="dxa" w:w="120"/>
+            </w:tcMar>
+          </w:tcPr>
+          <w:p>
+            <w:r>
+              <w:rPr>
+                <w:rFonts w:ascii="Arial" w:cs="Arial" w:eastAsia="Arial" w:hAnsi="Arial"/>
+                <w:b w:val="false"/>
+                <w:bCs w:val="false"/>
+                <w:sz w:val="22"/>
+                <w:szCs w:val="22"/>
+              </w:rPr>
+              <w:t xml:space="preserve">PWA</w:t>
+            </w:r>
+          </w:p>
+        </w:tc>
+        <w:tc>
+          <w:tcPr>
+            <w:tcW w:type="dxa" w:w="6560"/>
+            <w:tcBorders>
+              <w:top w:val="single" w:color="CCCCCC" w:sz="1"/>
+              <w:left w:val="single" w:color="CCCCCC" w:sz="1"/>
+              <w:bottom w:val="single" w:color="CCCCCC" w:sz="1"/>
+              <w:right w:val="single" w:color="CCCCCC" w:sz="1"/>
+            </w:tcBorders>
+            <w:shd w:fill="FFFFFF" w:val="clear"/>
+            <w:tcMar>
+              <w:top w:type="dxa" w:w="80"/>
+              <w:left w:type="dxa" w:w="120"/>
+              <w:bottom w:type="dxa" w:w="80"/>
+              <w:right w:type="dxa" w:w="120"/>
+            </w:tcMar>
+          </w:tcPr>
+          <w:p>
+            <w:r>
+              <w:rPr>
+                <w:rFonts w:ascii="Arial" w:cs="Arial" w:eastAsia="Arial" w:hAnsi="Arial"/>
+                <w:b w:val="false"/>
+                <w:bCs w:val="false"/>
+                <w:sz w:val="22"/>
+                <w:szCs w:val="22"/>
+              </w:rPr>
+              <w:t xml:space="preserve">Installable as PWA. Android working. iPhone pending fix.</w:t>
+            </w:r>
+          </w:p>
+        </w:tc>
+      </w:tr>
+      <w:tr>
+        <w:tc>
+          <w:tcPr>
+            <w:tcW w:type="dxa" w:w="2800"/>
+            <w:tcBorders>
+              <w:top w:val="single" w:color="CCCCCC" w:sz="1"/>
+              <w:left w:val="single" w:color="CCCCCC" w:sz="1"/>
+              <w:bottom w:val="single" w:color="CCCCCC" w:sz="1"/>
+              <w:right w:val="single" w:color="CCCCCC" w:sz="1"/>
+            </w:tcBorders>
+            <w:shd w:fill="F5F0EB" w:val="clear"/>
+            <w:tcMar>
+              <w:top w:type="dxa" w:w="80"/>
+              <w:left w:type="dxa" w:w="120"/>
+              <w:bottom w:type="dxa" w:w="80"/>
+              <w:right w:type="dxa" w:w="120"/>
+            </w:tcMar>
+          </w:tcPr>
+          <w:p>
+            <w:r>
+              <w:rPr>
+                <w:rFonts w:ascii="Arial" w:cs="Arial" w:eastAsia="Arial" w:hAnsi="Arial"/>
+                <w:b w:val="false"/>
+                <w:bCs w:val="false"/>
+                <w:sz w:val="22"/>
+                <w:szCs w:val="22"/>
+              </w:rPr>
+              <w:t xml:space="preserve">Email deliverability</w:t>
+            </w:r>
+          </w:p>
+        </w:tc>
+        <w:tc>
+          <w:tcPr>
+            <w:tcW w:type="dxa" w:w="6560"/>
+            <w:tcBorders>
+              <w:top w:val="single" w:color="CCCCCC" w:sz="1"/>
+              <w:left w:val="single" w:color="CCCCCC" w:sz="1"/>
+              <w:bottom w:val="single" w:color="CCCCCC" w:sz="1"/>
+              <w:right w:val="single" w:color="CCCCCC" w:sz="1"/>
+            </w:tcBorders>
+            <w:shd w:fill="FFFFFF" w:val="clear"/>
+            <w:tcMar>
+              <w:top w:type="dxa" w:w="80"/>
+              <w:left w:type="dxa" w:w="120"/>
+              <w:bottom w:type="dxa" w:w="80"/>
+              <w:right w:type="dxa" w:w="120"/>
+            </w:tcMar>
+          </w:tcPr>
+          <w:p>
+            <w:r>
+              <w:rPr>
+                <w:rFonts w:ascii="Arial" w:cs="Arial" w:eastAsia="Arial" w:hAnsi="Arial"/>
+                <w:b w:val="false"/>
+                <w:bCs w:val="false"/>
+                <w:sz w:val="22"/>
+                <w:szCs w:val="22"/>
+              </w:rPr>
+              <w:t xml:space="preserve">Resend SMTP. Sender noreply@rhyea.com. Upgrade to noreply@grihaz.rhyea.com pending.</w:t>
+            </w:r>
+          </w:p>
+        </w:tc>
+      </w:tr>
+      <w:tr>
+        <w:tc>
+          <w:tcPr>
+            <w:tcW w:type="dxa" w:w="2800"/>
+            <w:tcBorders>
+              <w:top w:val="single" w:color="CCCCCC" w:sz="1"/>
+              <w:left w:val="single" w:color="CCCCCC" w:sz="1"/>
+              <w:bottom w:val="single" w:color="CCCCCC" w:sz="1"/>
+              <w:right w:val="single" w:color="CCCCCC" w:sz="1"/>
+            </w:tcBorders>
+            <w:shd w:fill="F5F0EB" w:val="clear"/>
+            <w:tcMar>
+              <w:top w:type="dxa" w:w="80"/>
+              <w:left w:type="dxa" w:w="120"/>
+              <w:bottom w:type="dxa" w:w="80"/>
+              <w:right w:type="dxa" w:w="120"/>
+            </w:tcMar>
+          </w:tcPr>
+          <w:p>
+            <w:r>
+              <w:rPr>
+                <w:rFonts w:ascii="Arial" w:cs="Arial" w:eastAsia="Arial" w:hAnsi="Arial"/>
+                <w:b w:val="false"/>
+                <w:bCs w:val="false"/>
+                <w:sz w:val="22"/>
+                <w:szCs w:val="22"/>
+              </w:rPr>
+              <w:t xml:space="preserve">Analytics</w:t>
+            </w:r>
+          </w:p>
+        </w:tc>
+        <w:tc>
+          <w:tcPr>
+            <w:tcW w:type="dxa" w:w="6560"/>
+            <w:tcBorders>
+              <w:top w:val="single" w:color="CCCCCC" w:sz="1"/>
+              <w:left w:val="single" w:color="CCCCCC" w:sz="1"/>
+              <w:bottom w:val="single" w:color="CCCCCC" w:sz="1"/>
+              <w:right w:val="single" w:color="CCCCCC" w:sz="1"/>
+            </w:tcBorders>
+            <w:shd w:fill="FFFFFF" w:val="clear"/>
+            <w:tcMar>
+              <w:top w:type="dxa" w:w="80"/>
+              <w:left w:type="dxa" w:w="120"/>
+              <w:bottom w:type="dxa" w:w="80"/>
+              <w:right w:type="dxa" w:w="120"/>
+            </w:tcMar>
+          </w:tcPr>
+          <w:p>
+            <w:r>
+              <w:rPr>
+                <w:rFonts w:ascii="Arial" w:cs="Arial" w:eastAsia="Arial" w:hAnsi="Arial"/>
+                <w:b w:val="false"/>
+                <w:bCs w:val="false"/>
+                <w:sz w:val="22"/>
+                <w:szCs w:val="22"/>
+              </w:rPr>
+              <w:t xml:space="preserve">PostHog</w:t>
+            </w:r>
+          </w:p>
+        </w:tc>
+      </w:tr>
+      <w:tr>
+        <w:tc>
+          <w:tcPr>
+            <w:tcW w:type="dxa" w:w="2800"/>
+            <w:tcBorders>
+              <w:top w:val="single" w:color="CCCCCC" w:sz="1"/>
+              <w:left w:val="single" w:color="CCCCCC" w:sz="1"/>
+              <w:bottom w:val="single" w:color="CCCCCC" w:sz="1"/>
+              <w:right w:val="single" w:color="CCCCCC" w:sz="1"/>
+            </w:tcBorders>
+            <w:shd w:fill="F5F0EB" w:val="clear"/>
+            <w:tcMar>
+              <w:top w:type="dxa" w:w="80"/>
+              <w:left w:type="dxa" w:w="120"/>
+              <w:bottom w:type="dxa" w:w="80"/>
+              <w:right w:type="dxa" w:w="120"/>
+            </w:tcMar>
+          </w:tcPr>
+          <w:p>
+            <w:r>
+              <w:rPr>
+                <w:rFonts w:ascii="Arial" w:cs="Arial" w:eastAsia="Arial" w:hAnsi="Arial"/>
+                <w:b w:val="false"/>
+                <w:bCs w:val="false"/>
+                <w:sz w:val="22"/>
+                <w:szCs w:val="22"/>
+              </w:rPr>
+              <w:t xml:space="preserve">Error Tracking</w:t>
+            </w:r>
+          </w:p>
+        </w:tc>
+        <w:tc>
+          <w:tcPr>
+            <w:tcW w:type="dxa" w:w="6560"/>
+            <w:tcBorders>
+              <w:top w:val="single" w:color="CCCCCC" w:sz="1"/>
+              <w:left w:val="single" w:color="CCCCCC" w:sz="1"/>
+              <w:bottom w:val="single" w:color="CCCCCC" w:sz="1"/>
+              <w:right w:val="single" w:color="CCCCCC" w:sz="1"/>
+            </w:tcBorders>
+            <w:shd w:fill="FFFFFF" w:val="clear"/>
+            <w:tcMar>
+              <w:top w:type="dxa" w:w="80"/>
+              <w:left w:type="dxa" w:w="120"/>
+              <w:bottom w:type="dxa" w:w="80"/>
+              <w:right w:type="dxa" w:w="120"/>
+            </w:tcMar>
+          </w:tcPr>
+          <w:p>
+            <w:r>
+              <w:rPr>
+                <w:rFonts w:ascii="Arial" w:cs="Arial" w:eastAsia="Arial" w:hAnsi="Arial"/>
+                <w:b w:val="false"/>
+                <w:bCs w:val="false"/>
+                <w:sz w:val="22"/>
+                <w:szCs w:val="22"/>
+              </w:rPr>
+              <w:t xml:space="preserve">Sentry</w:t>
+            </w:r>
+          </w:p>
+        </w:tc>
+      </w:tr>
+      <w:tr>
+        <w:tc>
+          <w:tcPr>
+            <w:tcW w:type="dxa" w:w="2800"/>
+            <w:tcBorders>
+              <w:top w:val="single" w:color="CCCCCC" w:sz="1"/>
+              <w:left w:val="single" w:color="CCCCCC" w:sz="1"/>
+              <w:bottom w:val="single" w:color="CCCCCC" w:sz="1"/>
+              <w:right w:val="single" w:color="CCCCCC" w:sz="1"/>
+            </w:tcBorders>
+            <w:shd w:fill="F5F0EB" w:val="clear"/>
+            <w:tcMar>
+              <w:top w:type="dxa" w:w="80"/>
+              <w:left w:type="dxa" w:w="120"/>
+              <w:bottom w:type="dxa" w:w="80"/>
+              <w:right w:type="dxa" w:w="120"/>
+            </w:tcMar>
+          </w:tcPr>
+          <w:p>
+            <w:r>
+              <w:rPr>
+                <w:rFonts w:ascii="Arial" w:cs="Arial" w:eastAsia="Arial" w:hAnsi="Arial"/>
+                <w:b w:val="false"/>
+                <w:bCs w:val="false"/>
+                <w:sz w:val="22"/>
+                <w:szCs w:val="22"/>
+              </w:rPr>
+              <w:t xml:space="preserve">Data Privacy</w:t>
+            </w:r>
+          </w:p>
+        </w:tc>
+        <w:tc>
+          <w:tcPr>
+            <w:tcW w:type="dxa" w:w="6560"/>
+            <w:tcBorders>
+              <w:top w:val="single" w:color="CCCCCC" w:sz="1"/>
+              <w:left w:val="single" w:color="CCCCCC" w:sz="1"/>
+              <w:bottom w:val="single" w:color="CCCCCC" w:sz="1"/>
+              <w:right w:val="single" w:color="CCCCCC" w:sz="1"/>
+            </w:tcBorders>
+            <w:shd w:fill="FFFFFF" w:val="clear"/>
+            <w:tcMar>
+              <w:top w:type="dxa" w:w="80"/>
+              <w:left w:type="dxa" w:w="120"/>
+              <w:bottom w:type="dxa" w:w="80"/>
+              <w:right w:type="dxa" w:w="120"/>
+            </w:tcMar>
+          </w:tcPr>
+          <w:p>
+            <w:r>
+              <w:rPr>
+                <w:rFonts w:ascii="Arial" w:cs="Arial" w:eastAsia="Arial" w:hAnsi="Arial"/>
+                <w:b w:val="false"/>
+                <w:bCs w:val="false"/>
+                <w:sz w:val="22"/>
+                <w:szCs w:val="22"/>
+              </w:rPr>
+              <w:t xml:space="preserve">Delete all data option in Profile (DPDP compliance)</w:t>
             </w:r>
           </w:p>
         </w:tc>
@@ -7408,23 +6425,49 @@
           <w:sz w:val="28"/>
           <w:szCs w:val="28"/>
         </w:rPr>
-        <w:t xml:space="preserve">15. Bug Fixes &amp; Technical Decisions Log</w:t>
-      </w:r>
-    </w:p>
-    <w:p>
-      <w:pPr>
-        <w:pStyle w:val="Heading2"/>
-        <w:spacing w:after="100" w:before="200"/>
+        <w:t xml:space="preserve">13. How to Start Every Claude Coding Session</w:t>
+      </w:r>
+    </w:p>
+    <w:p>
+      <w:pPr>
+        <w:spacing w:after="120"/>
+      </w:pPr>
+      <w:r>
+        <w:rPr>
+          <w:rFonts w:ascii="Courier New" w:cs="Courier New" w:eastAsia="Courier New" w:hAnsi="Courier New"/>
+          <w:sz w:val="20"/>
+          <w:szCs w:val="20"/>
+        </w:rPr>
+        <w:t xml:space="preserve">Project: Grihaz — Home Management Platform
+Stack: Vite + React, Supabase, Cloudflare Pages
+Repo: github.com/advaitparnaik-bot/grihaz
+Current branch: [dev / staging / main]
+Phase: Phase 3 — Household Expense Tracking
+What I need help with today: [describe feature or problem]</w:t>
+      </w:r>
+    </w:p>
+    <w:p>
+      <w:pPr>
+        <w:spacing w:after="80"/>
+      </w:pPr>
+      <w:r>
+        <w:t xml:space="preserve"/>
+      </w:r>
+    </w:p>
+    <w:p>
+      <w:pPr>
+        <w:pStyle w:val="Heading1"/>
+        <w:spacing w:after="160" w:before="320"/>
       </w:pPr>
       <w:r>
         <w:rPr>
           <w:rFonts w:ascii="Arial" w:cs="Arial" w:eastAsia="Arial" w:hAnsi="Arial"/>
           <w:b/>
           <w:bCs/>
-          <w:sz w:val="24"/>
-          <w:szCs w:val="24"/>
-        </w:rPr>
-        <w:t xml:space="preserve">April 2026</w:t>
+          <w:sz w:val="28"/>
+          <w:szCs w:val="28"/>
+        </w:rPr>
+        <w:t xml:space="preserve">14. Key Decisions Log</w:t>
       </w:r>
     </w:p>
     <w:tbl>
@@ -7470,7 +6513,7 @@
                 <w:sz w:val="22"/>
                 <w:szCs w:val="22"/>
               </w:rPr>
-              <w:t xml:space="preserve">Issue</w:t>
+              <w:t xml:space="preserve">Decision</w:t>
             </w:r>
           </w:p>
         </w:tc>
@@ -7500,632 +6543,842 @@
                 <w:sz w:val="22"/>
                 <w:szCs w:val="22"/>
               </w:rPr>
-              <w:t xml:space="preserve">Resolution</w:t>
-            </w:r>
-          </w:p>
-        </w:tc>
-      </w:tr>
-      <w:tr>
-        <w:tc>
-          <w:tcPr>
-            <w:tcW w:type="dxa" w:w="2800"/>
-            <w:tcBorders>
-              <w:top w:val="single" w:color="CCCCCC" w:sz="1"/>
-              <w:left w:val="single" w:color="CCCCCC" w:sz="1"/>
-              <w:bottom w:val="single" w:color="CCCCCC" w:sz="1"/>
-              <w:right w:val="single" w:color="CCCCCC" w:sz="1"/>
-            </w:tcBorders>
-            <w:shd w:fill="F5F0EB" w:val="clear"/>
-            <w:tcMar>
-              <w:top w:type="dxa" w:w="80"/>
-              <w:left w:type="dxa" w:w="120"/>
-              <w:bottom w:type="dxa" w:w="80"/>
-              <w:right w:type="dxa" w:w="120"/>
-            </w:tcMar>
-          </w:tcPr>
-          <w:p>
-            <w:r>
-              <w:rPr>
-                <w:rFonts w:ascii="Arial" w:cs="Arial" w:eastAsia="Arial" w:hAnsi="Arial"/>
-                <w:b w:val="false"/>
-                <w:bCs w:val="false"/>
-                <w:sz w:val="22"/>
-                <w:szCs w:val="22"/>
-              </w:rPr>
-              <w:t xml:space="preserve">fetchHome crash for users with no home</w:t>
-            </w:r>
-          </w:p>
-        </w:tc>
-        <w:tc>
-          <w:tcPr>
-            <w:tcW w:type="dxa" w:w="6560"/>
-            <w:tcBorders>
-              <w:top w:val="single" w:color="CCCCCC" w:sz="1"/>
-              <w:left w:val="single" w:color="CCCCCC" w:sz="1"/>
-              <w:bottom w:val="single" w:color="CCCCCC" w:sz="1"/>
-              <w:right w:val="single" w:color="CCCCCC" w:sz="1"/>
-            </w:tcBorders>
-            <w:shd w:fill="FFFFFF" w:val="clear"/>
-            <w:tcMar>
-              <w:top w:type="dxa" w:w="80"/>
-              <w:left w:type="dxa" w:w="120"/>
-              <w:bottom w:type="dxa" w:w="80"/>
-              <w:right w:type="dxa" w:w="120"/>
-            </w:tcMar>
-          </w:tcPr>
-          <w:p>
-            <w:r>
-              <w:rPr>
-                <w:rFonts w:ascii="Arial" w:cs="Arial" w:eastAsia="Arial" w:hAnsi="Arial"/>
-                <w:b w:val="false"/>
-                <w:bCs w:val="false"/>
-                <w:sz w:val="22"/>
-                <w:szCs w:val="22"/>
-              </w:rPr>
-              <w:t xml:space="preserve">Changed .single() to .maybeSingle() in App.jsx fetchHome.</w:t>
-            </w:r>
-          </w:p>
-        </w:tc>
-      </w:tr>
-      <w:tr>
-        <w:tc>
-          <w:tcPr>
-            <w:tcW w:type="dxa" w:w="2800"/>
-            <w:tcBorders>
-              <w:top w:val="single" w:color="CCCCCC" w:sz="1"/>
-              <w:left w:val="single" w:color="CCCCCC" w:sz="1"/>
-              <w:bottom w:val="single" w:color="CCCCCC" w:sz="1"/>
-              <w:right w:val="single" w:color="CCCCCC" w:sz="1"/>
-            </w:tcBorders>
-            <w:shd w:fill="F5F0EB" w:val="clear"/>
-            <w:tcMar>
-              <w:top w:type="dxa" w:w="80"/>
-              <w:left w:type="dxa" w:w="120"/>
-              <w:bottom w:type="dxa" w:w="80"/>
-              <w:right w:type="dxa" w:w="120"/>
-            </w:tcMar>
-          </w:tcPr>
-          <w:p>
-            <w:r>
-              <w:rPr>
-                <w:rFonts w:ascii="Arial" w:cs="Arial" w:eastAsia="Arial" w:hAnsi="Arial"/>
-                <w:b w:val="false"/>
-                <w:bCs w:val="false"/>
-                <w:sz w:val="22"/>
-                <w:szCs w:val="22"/>
-              </w:rPr>
-              <w:t xml:space="preserve">Supabase email rate limit</w:t>
-            </w:r>
-          </w:p>
-        </w:tc>
-        <w:tc>
-          <w:tcPr>
-            <w:tcW w:type="dxa" w:w="6560"/>
-            <w:tcBorders>
-              <w:top w:val="single" w:color="CCCCCC" w:sz="1"/>
-              <w:left w:val="single" w:color="CCCCCC" w:sz="1"/>
-              <w:bottom w:val="single" w:color="CCCCCC" w:sz="1"/>
-              <w:right w:val="single" w:color="CCCCCC" w:sz="1"/>
-            </w:tcBorders>
-            <w:shd w:fill="FFFFFF" w:val="clear"/>
-            <w:tcMar>
-              <w:top w:type="dxa" w:w="80"/>
-              <w:left w:type="dxa" w:w="120"/>
-              <w:bottom w:type="dxa" w:w="80"/>
-              <w:right w:type="dxa" w:w="120"/>
-            </w:tcMar>
-          </w:tcPr>
-          <w:p>
-            <w:r>
-              <w:rPr>
-                <w:rFonts w:ascii="Arial" w:cs="Arial" w:eastAsia="Arial" w:hAnsi="Arial"/>
-                <w:b w:val="false"/>
-                <w:bCs w:val="false"/>
-                <w:sz w:val="22"/>
-                <w:szCs w:val="22"/>
-              </w:rPr>
-              <w:t xml:space="preserve">Configured custom SMTP via Resend on both projects. Sender: noreply@rhyea.com.</w:t>
-            </w:r>
-          </w:p>
-        </w:tc>
-      </w:tr>
-      <w:tr>
-        <w:tc>
-          <w:tcPr>
-            <w:tcW w:type="dxa" w:w="2800"/>
-            <w:tcBorders>
-              <w:top w:val="single" w:color="CCCCCC" w:sz="1"/>
-              <w:left w:val="single" w:color="CCCCCC" w:sz="1"/>
-              <w:bottom w:val="single" w:color="CCCCCC" w:sz="1"/>
-              <w:right w:val="single" w:color="CCCCCC" w:sz="1"/>
-            </w:tcBorders>
-            <w:shd w:fill="F5F0EB" w:val="clear"/>
-            <w:tcMar>
-              <w:top w:type="dxa" w:w="80"/>
-              <w:left w:type="dxa" w:w="120"/>
-              <w:bottom w:type="dxa" w:w="80"/>
-              <w:right w:type="dxa" w:w="120"/>
-            </w:tcMar>
-          </w:tcPr>
-          <w:p>
-            <w:r>
-              <w:rPr>
-                <w:rFonts w:ascii="Arial" w:cs="Arial" w:eastAsia="Arial" w:hAnsi="Arial"/>
-                <w:b w:val="false"/>
-                <w:bCs w:val="false"/>
-                <w:sz w:val="22"/>
-                <w:szCs w:val="22"/>
-              </w:rPr>
-              <w:t xml:space="preserve">CLI linked to wrong Supabase project</w:t>
-            </w:r>
-          </w:p>
-        </w:tc>
-        <w:tc>
-          <w:tcPr>
-            <w:tcW w:type="dxa" w:w="6560"/>
-            <w:tcBorders>
-              <w:top w:val="single" w:color="CCCCCC" w:sz="1"/>
-              <w:left w:val="single" w:color="CCCCCC" w:sz="1"/>
-              <w:bottom w:val="single" w:color="CCCCCC" w:sz="1"/>
-              <w:right w:val="single" w:color="CCCCCC" w:sz="1"/>
-            </w:tcBorders>
-            <w:shd w:fill="FFFFFF" w:val="clear"/>
-            <w:tcMar>
-              <w:top w:type="dxa" w:w="80"/>
-              <w:left w:type="dxa" w:w="120"/>
-              <w:bottom w:type="dxa" w:w="80"/>
-              <w:right w:type="dxa" w:w="120"/>
-            </w:tcMar>
-          </w:tcPr>
-          <w:p>
-            <w:r>
-              <w:rPr>
-                <w:rFonts w:ascii="Arial" w:cs="Arial" w:eastAsia="Arial" w:hAnsi="Arial"/>
-                <w:b w:val="false"/>
-                <w:bCs w:val="false"/>
-                <w:sz w:val="22"/>
-                <w:szCs w:val="22"/>
-              </w:rPr>
-              <w:t xml:space="preserve">Re-ran supabase link --project-ref guiuxbnhqbbhqeaavtsp. CLI stays linked to grihaz-dev by default.</w:t>
-            </w:r>
-          </w:p>
-        </w:tc>
-      </w:tr>
-      <w:tr>
-        <w:tc>
-          <w:tcPr>
-            <w:tcW w:type="dxa" w:w="2800"/>
-            <w:tcBorders>
-              <w:top w:val="single" w:color="CCCCCC" w:sz="1"/>
-              <w:left w:val="single" w:color="CCCCCC" w:sz="1"/>
-              <w:bottom w:val="single" w:color="CCCCCC" w:sz="1"/>
-              <w:right w:val="single" w:color="CCCCCC" w:sz="1"/>
-            </w:tcBorders>
-            <w:shd w:fill="F5F0EB" w:val="clear"/>
-            <w:tcMar>
-              <w:top w:type="dxa" w:w="80"/>
-              <w:left w:type="dxa" w:w="120"/>
-              <w:bottom w:type="dxa" w:w="80"/>
-              <w:right w:type="dxa" w:w="120"/>
-            </w:tcMar>
-          </w:tcPr>
-          <w:p>
-            <w:r>
-              <w:rPr>
-                <w:rFonts w:ascii="Arial" w:cs="Arial" w:eastAsia="Arial" w:hAnsi="Arial"/>
-                <w:b w:val="false"/>
-                <w:bCs w:val="false"/>
-                <w:sz w:val="22"/>
-                <w:szCs w:val="22"/>
-              </w:rPr>
-              <w:t xml:space="preserve">Gmail OAuth callback not saving connection</w:t>
-            </w:r>
-          </w:p>
-        </w:tc>
-        <w:tc>
-          <w:tcPr>
-            <w:tcW w:type="dxa" w:w="6560"/>
-            <w:tcBorders>
-              <w:top w:val="single" w:color="CCCCCC" w:sz="1"/>
-              <w:left w:val="single" w:color="CCCCCC" w:sz="1"/>
-              <w:bottom w:val="single" w:color="CCCCCC" w:sz="1"/>
-              <w:right w:val="single" w:color="CCCCCC" w:sz="1"/>
-            </w:tcBorders>
-            <w:shd w:fill="FFFFFF" w:val="clear"/>
-            <w:tcMar>
-              <w:top w:type="dxa" w:w="80"/>
-              <w:left w:type="dxa" w:w="120"/>
-              <w:bottom w:type="dxa" w:w="80"/>
-              <w:right w:type="dxa" w:w="120"/>
-            </w:tcMar>
-          </w:tcPr>
-          <w:p>
-            <w:r>
-              <w:rPr>
-                <w:rFonts w:ascii="Arial" w:cs="Arial" w:eastAsia="Arial" w:hAnsi="Arial"/>
-                <w:b w:val="false"/>
-                <w:bCs w:val="false"/>
-                <w:sz w:val="22"/>
-                <w:szCs w:val="22"/>
-              </w:rPr>
-              <w:t xml:space="preserve">processPendingGmailCallback() was never called. Fixed by calling inside fetchHome() after session confirmed.</w:t>
-            </w:r>
-          </w:p>
-        </w:tc>
-      </w:tr>
-      <w:tr>
-        <w:tc>
-          <w:tcPr>
-            <w:tcW w:type="dxa" w:w="2800"/>
-            <w:tcBorders>
-              <w:top w:val="single" w:color="CCCCCC" w:sz="1"/>
-              <w:left w:val="single" w:color="CCCCCC" w:sz="1"/>
-              <w:bottom w:val="single" w:color="CCCCCC" w:sz="1"/>
-              <w:right w:val="single" w:color="CCCCCC" w:sz="1"/>
-            </w:tcBorders>
-            <w:shd w:fill="F5F0EB" w:val="clear"/>
-            <w:tcMar>
-              <w:top w:type="dxa" w:w="80"/>
-              <w:left w:type="dxa" w:w="120"/>
-              <w:bottom w:type="dxa" w:w="80"/>
-              <w:right w:type="dxa" w:w="120"/>
-            </w:tcMar>
-          </w:tcPr>
-          <w:p>
-            <w:r>
-              <w:rPr>
-                <w:rFonts w:ascii="Arial" w:cs="Arial" w:eastAsia="Arial" w:hAnsi="Arial"/>
-                <w:b w:val="false"/>
-                <w:bCs w:val="false"/>
-                <w:sz w:val="22"/>
-                <w:szCs w:val="22"/>
-              </w:rPr>
-              <w:t xml:space="preserve">Edge Function 401 Unauthorized</w:t>
-            </w:r>
-          </w:p>
-        </w:tc>
-        <w:tc>
-          <w:tcPr>
-            <w:tcW w:type="dxa" w:w="6560"/>
-            <w:tcBorders>
-              <w:top w:val="single" w:color="CCCCCC" w:sz="1"/>
-              <w:left w:val="single" w:color="CCCCCC" w:sz="1"/>
-              <w:bottom w:val="single" w:color="CCCCCC" w:sz="1"/>
-              <w:right w:val="single" w:color="CCCCCC" w:sz="1"/>
-            </w:tcBorders>
-            <w:shd w:fill="FFFFFF" w:val="clear"/>
-            <w:tcMar>
-              <w:top w:type="dxa" w:w="80"/>
-              <w:left w:type="dxa" w:w="120"/>
-              <w:bottom w:type="dxa" w:w="80"/>
-              <w:right w:type="dxa" w:w="120"/>
-            </w:tcMar>
-          </w:tcPr>
-          <w:p>
-            <w:r>
-              <w:rPr>
-                <w:rFonts w:ascii="Arial" w:cs="Arial" w:eastAsia="Arial" w:hAnsi="Arial"/>
-                <w:b w:val="false"/>
-                <w:bCs w:val="false"/>
-                <w:sz w:val="22"/>
-                <w:szCs w:val="22"/>
-              </w:rPr>
-              <w:t xml:space="preserve">Verify JWT toggle was ON. Turned off. Added config.toml with verify_jwt = false.</w:t>
-            </w:r>
-          </w:p>
-        </w:tc>
-      </w:tr>
-      <w:tr>
-        <w:tc>
-          <w:tcPr>
-            <w:tcW w:type="dxa" w:w="2800"/>
-            <w:tcBorders>
-              <w:top w:val="single" w:color="CCCCCC" w:sz="1"/>
-              <w:left w:val="single" w:color="CCCCCC" w:sz="1"/>
-              <w:bottom w:val="single" w:color="CCCCCC" w:sz="1"/>
-              <w:right w:val="single" w:color="CCCCCC" w:sz="1"/>
-            </w:tcBorders>
-            <w:shd w:fill="F5F0EB" w:val="clear"/>
-            <w:tcMar>
-              <w:top w:type="dxa" w:w="80"/>
-              <w:left w:type="dxa" w:w="120"/>
-              <w:bottom w:type="dxa" w:w="80"/>
-              <w:right w:type="dxa" w:w="120"/>
-            </w:tcMar>
-          </w:tcPr>
-          <w:p>
-            <w:r>
-              <w:rPr>
-                <w:rFonts w:ascii="Arial" w:cs="Arial" w:eastAsia="Arial" w:hAnsi="Arial"/>
-                <w:b w:val="false"/>
-                <w:bCs w:val="false"/>
-                <w:sz w:val="22"/>
-                <w:szCs w:val="22"/>
-              </w:rPr>
-              <w:t xml:space="preserve">redirect_uri mismatch on token exchange</w:t>
-            </w:r>
-          </w:p>
-        </w:tc>
-        <w:tc>
-          <w:tcPr>
-            <w:tcW w:type="dxa" w:w="6560"/>
-            <w:tcBorders>
-              <w:top w:val="single" w:color="CCCCCC" w:sz="1"/>
-              <w:left w:val="single" w:color="CCCCCC" w:sz="1"/>
-              <w:bottom w:val="single" w:color="CCCCCC" w:sz="1"/>
-              <w:right w:val="single" w:color="CCCCCC" w:sz="1"/>
-            </w:tcBorders>
-            <w:shd w:fill="FFFFFF" w:val="clear"/>
-            <w:tcMar>
-              <w:top w:type="dxa" w:w="80"/>
-              <w:left w:type="dxa" w:w="120"/>
-              <w:bottom w:type="dxa" w:w="80"/>
-              <w:right w:type="dxa" w:w="120"/>
-            </w:tcMar>
-          </w:tcPr>
-          <w:p>
-            <w:r>
-              <w:rPr>
-                <w:rFonts w:ascii="Arial" w:cs="Arial" w:eastAsia="Arial" w:hAnsi="Arial"/>
-                <w:b w:val="false"/>
-                <w:bCs w:val="false"/>
-                <w:sz w:val="22"/>
-                <w:szCs w:val="22"/>
-              </w:rPr>
-              <w:t xml:space="preserve">Fixed by passing redirect_uri from frontend (window.location.origin + /auth/gmail/callback) in connect request body.</w:t>
-            </w:r>
-          </w:p>
-        </w:tc>
-      </w:tr>
-      <w:tr>
-        <w:tc>
-          <w:tcPr>
-            <w:tcW w:type="dxa" w:w="2800"/>
-            <w:tcBorders>
-              <w:top w:val="single" w:color="CCCCCC" w:sz="1"/>
-              <w:left w:val="single" w:color="CCCCCC" w:sz="1"/>
-              <w:bottom w:val="single" w:color="CCCCCC" w:sz="1"/>
-              <w:right w:val="single" w:color="CCCCCC" w:sz="1"/>
-            </w:tcBorders>
-            <w:shd w:fill="F5F0EB" w:val="clear"/>
-            <w:tcMar>
-              <w:top w:type="dxa" w:w="80"/>
-              <w:left w:type="dxa" w:w="120"/>
-              <w:bottom w:type="dxa" w:w="80"/>
-              <w:right w:type="dxa" w:w="120"/>
-            </w:tcMar>
-          </w:tcPr>
-          <w:p>
-            <w:r>
-              <w:rPr>
-                <w:rFonts w:ascii="Arial" w:cs="Arial" w:eastAsia="Arial" w:hAnsi="Arial"/>
-                <w:b w:val="false"/>
-                <w:bCs w:val="false"/>
-                <w:sz w:val="22"/>
-                <w:szCs w:val="22"/>
-              </w:rPr>
-              <w:t xml:space="preserve">Google OAuth policy violation</w:t>
-            </w:r>
-          </w:p>
-        </w:tc>
-        <w:tc>
-          <w:tcPr>
-            <w:tcW w:type="dxa" w:w="6560"/>
-            <w:tcBorders>
-              <w:top w:val="single" w:color="CCCCCC" w:sz="1"/>
-              <w:left w:val="single" w:color="CCCCCC" w:sz="1"/>
-              <w:bottom w:val="single" w:color="CCCCCC" w:sz="1"/>
-              <w:right w:val="single" w:color="CCCCCC" w:sz="1"/>
-            </w:tcBorders>
-            <w:shd w:fill="FFFFFF" w:val="clear"/>
-            <w:tcMar>
-              <w:top w:type="dxa" w:w="80"/>
-              <w:left w:type="dxa" w:w="120"/>
-              <w:bottom w:type="dxa" w:w="80"/>
-              <w:right w:type="dxa" w:w="120"/>
-            </w:tcMar>
-          </w:tcPr>
-          <w:p>
-            <w:r>
-              <w:rPr>
-                <w:rFonts w:ascii="Arial" w:cs="Arial" w:eastAsia="Arial" w:hAnsi="Arial"/>
-                <w:b w:val="false"/>
-                <w:bCs w:val="false"/>
-                <w:sz w:val="22"/>
-                <w:szCs w:val="22"/>
-              </w:rPr>
-              <w:t xml:space="preserve">Added /privacy and /terms pages. Updated Google Cloud Console branding with live URLs.</w:t>
-            </w:r>
-          </w:p>
-        </w:tc>
-      </w:tr>
-      <w:tr>
-        <w:tc>
-          <w:tcPr>
-            <w:tcW w:type="dxa" w:w="2800"/>
-            <w:tcBorders>
-              <w:top w:val="single" w:color="CCCCCC" w:sz="1"/>
-              <w:left w:val="single" w:color="CCCCCC" w:sz="1"/>
-              <w:bottom w:val="single" w:color="CCCCCC" w:sz="1"/>
-              <w:right w:val="single" w:color="CCCCCC" w:sz="1"/>
-            </w:tcBorders>
-            <w:shd w:fill="F5F0EB" w:val="clear"/>
-            <w:tcMar>
-              <w:top w:type="dxa" w:w="80"/>
-              <w:left w:type="dxa" w:w="120"/>
-              <w:bottom w:type="dxa" w:w="80"/>
-              <w:right w:type="dxa" w:w="120"/>
-            </w:tcMar>
-          </w:tcPr>
-          <w:p>
-            <w:r>
-              <w:rPr>
-                <w:rFonts w:ascii="Arial" w:cs="Arial" w:eastAsia="Arial" w:hAnsi="Arial"/>
-                <w:b w:val="false"/>
-                <w:bCs w:val="false"/>
-                <w:sz w:val="22"/>
-                <w:szCs w:val="22"/>
-              </w:rPr>
-              <w:t xml:space="preserve">90-day sync EarlyDrop timeout</w:t>
-            </w:r>
-          </w:p>
-        </w:tc>
-        <w:tc>
-          <w:tcPr>
-            <w:tcW w:type="dxa" w:w="6560"/>
-            <w:tcBorders>
-              <w:top w:val="single" w:color="CCCCCC" w:sz="1"/>
-              <w:left w:val="single" w:color="CCCCCC" w:sz="1"/>
-              <w:bottom w:val="single" w:color="CCCCCC" w:sz="1"/>
-              <w:right w:val="single" w:color="CCCCCC" w:sz="1"/>
-            </w:tcBorders>
-            <w:shd w:fill="FFFFFF" w:val="clear"/>
-            <w:tcMar>
-              <w:top w:type="dxa" w:w="80"/>
-              <w:left w:type="dxa" w:w="120"/>
-              <w:bottom w:type="dxa" w:w="80"/>
-              <w:right w:type="dxa" w:w="120"/>
-            </w:tcMar>
-          </w:tcPr>
-          <w:p>
-            <w:r>
-              <w:rPr>
-                <w:rFonts w:ascii="Arial" w:cs="Arial" w:eastAsia="Arial" w:hAnsi="Arial"/>
-                <w:b w:val="false"/>
-                <w:bCs w:val="false"/>
-                <w:sz w:val="22"/>
-                <w:szCs w:val="22"/>
-              </w:rPr>
-              <w:t xml:space="preserve">Implemented paginated sync-history action. Processes 10 emails per page, client calls repeatedly until done:true.</w:t>
-            </w:r>
-          </w:p>
-        </w:tc>
-      </w:tr>
-      <w:tr>
-        <w:tc>
-          <w:tcPr>
-            <w:tcW w:type="dxa" w:w="2800"/>
-            <w:tcBorders>
-              <w:top w:val="single" w:color="CCCCCC" w:sz="1"/>
-              <w:left w:val="single" w:color="CCCCCC" w:sz="1"/>
-              <w:bottom w:val="single" w:color="CCCCCC" w:sz="1"/>
-              <w:right w:val="single" w:color="CCCCCC" w:sz="1"/>
-            </w:tcBorders>
-            <w:shd w:fill="F5F0EB" w:val="clear"/>
-            <w:tcMar>
-              <w:top w:type="dxa" w:w="80"/>
-              <w:left w:type="dxa" w:w="120"/>
-              <w:bottom w:type="dxa" w:w="80"/>
-              <w:right w:type="dxa" w:w="120"/>
-            </w:tcMar>
-          </w:tcPr>
-          <w:p>
-            <w:r>
-              <w:rPr>
-                <w:rFonts w:ascii="Arial" w:cs="Arial" w:eastAsia="Arial" w:hAnsi="Arial"/>
-                <w:b w:val="false"/>
-                <w:bCs w:val="false"/>
-                <w:sz w:val="22"/>
-                <w:szCs w:val="22"/>
-              </w:rPr>
-              <w:t xml:space="preserve">Duplicate RLS policies (prod)</w:t>
-            </w:r>
-          </w:p>
-        </w:tc>
-        <w:tc>
-          <w:tcPr>
-            <w:tcW w:type="dxa" w:w="6560"/>
-            <w:tcBorders>
-              <w:top w:val="single" w:color="CCCCCC" w:sz="1"/>
-              <w:left w:val="single" w:color="CCCCCC" w:sz="1"/>
-              <w:bottom w:val="single" w:color="CCCCCC" w:sz="1"/>
-              <w:right w:val="single" w:color="CCCCCC" w:sz="1"/>
-            </w:tcBorders>
-            <w:shd w:fill="FFFFFF" w:val="clear"/>
-            <w:tcMar>
-              <w:top w:type="dxa" w:w="80"/>
-              <w:left w:type="dxa" w:w="120"/>
-              <w:bottom w:type="dxa" w:w="80"/>
-              <w:right w:type="dxa" w:w="120"/>
-            </w:tcMar>
-          </w:tcPr>
-          <w:p>
-            <w:r>
-              <w:rPr>
-                <w:rFonts w:ascii="Arial" w:cs="Arial" w:eastAsia="Arial" w:hAnsi="Arial"/>
-                <w:b w:val="false"/>
-                <w:bCs w:val="false"/>
-                <w:sz w:val="22"/>
-                <w:szCs w:val="22"/>
-              </w:rPr>
-              <w:t xml:space="preserve">Dropped conflicting recursive policies on home_members and homes tables on grihaz-prod.</w:t>
-            </w:r>
-          </w:p>
-        </w:tc>
-      </w:tr>
-      <w:tr>
-        <w:tc>
-          <w:tcPr>
-            <w:tcW w:type="dxa" w:w="2800"/>
-            <w:tcBorders>
-              <w:top w:val="single" w:color="CCCCCC" w:sz="1"/>
-              <w:left w:val="single" w:color="CCCCCC" w:sz="1"/>
-              <w:bottom w:val="single" w:color="CCCCCC" w:sz="1"/>
-              <w:right w:val="single" w:color="CCCCCC" w:sz="1"/>
-            </w:tcBorders>
-            <w:shd w:fill="F5F0EB" w:val="clear"/>
-            <w:tcMar>
-              <w:top w:type="dxa" w:w="80"/>
-              <w:left w:type="dxa" w:w="120"/>
-              <w:bottom w:type="dxa" w:w="80"/>
-              <w:right w:type="dxa" w:w="120"/>
-            </w:tcMar>
-          </w:tcPr>
-          <w:p>
-            <w:r>
-              <w:rPr>
-                <w:rFonts w:ascii="Arial" w:cs="Arial" w:eastAsia="Arial" w:hAnsi="Arial"/>
-                <w:b w:val="false"/>
-                <w:bCs w:val="false"/>
-                <w:sz w:val="22"/>
-                <w:szCs w:val="22"/>
-              </w:rPr>
-              <w:t xml:space="preserve">Cloudflare branch misconfiguration</w:t>
-            </w:r>
-          </w:p>
-        </w:tc>
-        <w:tc>
-          <w:tcPr>
-            <w:tcW w:type="dxa" w:w="6560"/>
-            <w:tcBorders>
-              <w:top w:val="single" w:color="CCCCCC" w:sz="1"/>
-              <w:left w:val="single" w:color="CCCCCC" w:sz="1"/>
-              <w:bottom w:val="single" w:color="CCCCCC" w:sz="1"/>
-              <w:right w:val="single" w:color="CCCCCC" w:sz="1"/>
-            </w:tcBorders>
-            <w:shd w:fill="FFFFFF" w:val="clear"/>
-            <w:tcMar>
-              <w:top w:type="dxa" w:w="80"/>
-              <w:left w:type="dxa" w:w="120"/>
-              <w:bottom w:type="dxa" w:w="80"/>
-              <w:right w:type="dxa" w:w="120"/>
-            </w:tcMar>
-          </w:tcPr>
-          <w:p>
-            <w:r>
-              <w:rPr>
-                <w:rFonts w:ascii="Arial" w:cs="Arial" w:eastAsia="Arial" w:hAnsi="Arial"/>
-                <w:b w:val="false"/>
-                <w:bCs w:val="false"/>
-                <w:sz w:val="22"/>
-                <w:szCs w:val="22"/>
-              </w:rPr>
-              <w:t xml:space="preserve">Production was incorrectly set to staging branch. Fixed in Cloudflare Pages settings.</w:t>
+              <w:t xml:space="preserve">Rationale</w:t>
+            </w:r>
+          </w:p>
+        </w:tc>
+      </w:tr>
+      <w:tr>
+        <w:tc>
+          <w:tcPr>
+            <w:tcW w:type="dxa" w:w="2800"/>
+            <w:tcBorders>
+              <w:top w:val="single" w:color="CCCCCC" w:sz="1"/>
+              <w:left w:val="single" w:color="CCCCCC" w:sz="1"/>
+              <w:bottom w:val="single" w:color="CCCCCC" w:sz="1"/>
+              <w:right w:val="single" w:color="CCCCCC" w:sz="1"/>
+            </w:tcBorders>
+            <w:shd w:fill="F5F0EB" w:val="clear"/>
+            <w:tcMar>
+              <w:top w:type="dxa" w:w="80"/>
+              <w:left w:type="dxa" w:w="120"/>
+              <w:bottom w:type="dxa" w:w="80"/>
+              <w:right w:type="dxa" w:w="120"/>
+            </w:tcMar>
+          </w:tcPr>
+          <w:p>
+            <w:r>
+              <w:rPr>
+                <w:rFonts w:ascii="Arial" w:cs="Arial" w:eastAsia="Arial" w:hAnsi="Arial"/>
+                <w:b w:val="false"/>
+                <w:bCs w:val="false"/>
+                <w:sz w:val="22"/>
+                <w:szCs w:val="22"/>
+              </w:rPr>
+              <w:t xml:space="preserve">?invite= parameter</w:t>
+            </w:r>
+          </w:p>
+        </w:tc>
+        <w:tc>
+          <w:tcPr>
+            <w:tcW w:type="dxa" w:w="6560"/>
+            <w:tcBorders>
+              <w:top w:val="single" w:color="CCCCCC" w:sz="1"/>
+              <w:left w:val="single" w:color="CCCCCC" w:sz="1"/>
+              <w:bottom w:val="single" w:color="CCCCCC" w:sz="1"/>
+              <w:right w:val="single" w:color="CCCCCC" w:sz="1"/>
+            </w:tcBorders>
+            <w:shd w:fill="FFFFFF" w:val="clear"/>
+            <w:tcMar>
+              <w:top w:type="dxa" w:w="80"/>
+              <w:left w:type="dxa" w:w="120"/>
+              <w:bottom w:type="dxa" w:w="80"/>
+              <w:right w:type="dxa" w:w="120"/>
+            </w:tcMar>
+          </w:tcPr>
+          <w:p>
+            <w:r>
+              <w:rPr>
+                <w:rFonts w:ascii="Arial" w:cs="Arial" w:eastAsia="Arial" w:hAnsi="Arial"/>
+                <w:b w:val="false"/>
+                <w:bCs w:val="false"/>
+                <w:sz w:val="22"/>
+                <w:szCs w:val="22"/>
+              </w:rPr>
+              <w:t xml:space="preserve">Changed from ?token= to avoid conflict with Supabase magic link auth token which also uses ?token=. Old links break; new links must use ?invite=.</w:t>
+            </w:r>
+          </w:p>
+        </w:tc>
+      </w:tr>
+      <w:tr>
+        <w:tc>
+          <w:tcPr>
+            <w:tcW w:type="dxa" w:w="2800"/>
+            <w:tcBorders>
+              <w:top w:val="single" w:color="CCCCCC" w:sz="1"/>
+              <w:left w:val="single" w:color="CCCCCC" w:sz="1"/>
+              <w:bottom w:val="single" w:color="CCCCCC" w:sz="1"/>
+              <w:right w:val="single" w:color="CCCCCC" w:sz="1"/>
+            </w:tcBorders>
+            <w:shd w:fill="F5F0EB" w:val="clear"/>
+            <w:tcMar>
+              <w:top w:type="dxa" w:w="80"/>
+              <w:left w:type="dxa" w:w="120"/>
+              <w:bottom w:type="dxa" w:w="80"/>
+              <w:right w:type="dxa" w:w="120"/>
+            </w:tcMar>
+          </w:tcPr>
+          <w:p>
+            <w:r>
+              <w:rPr>
+                <w:rFonts w:ascii="Arial" w:cs="Arial" w:eastAsia="Arial" w:hAnsi="Arial"/>
+                <w:b w:val="false"/>
+                <w:bCs w:val="false"/>
+                <w:sz w:val="22"/>
+                <w:szCs w:val="22"/>
+              </w:rPr>
+              <w:t xml:space="preserve">get_my_home_id() function</w:t>
+            </w:r>
+          </w:p>
+        </w:tc>
+        <w:tc>
+          <w:tcPr>
+            <w:tcW w:type="dxa" w:w="6560"/>
+            <w:tcBorders>
+              <w:top w:val="single" w:color="CCCCCC" w:sz="1"/>
+              <w:left w:val="single" w:color="CCCCCC" w:sz="1"/>
+              <w:bottom w:val="single" w:color="CCCCCC" w:sz="1"/>
+              <w:right w:val="single" w:color="CCCCCC" w:sz="1"/>
+            </w:tcBorders>
+            <w:shd w:fill="FFFFFF" w:val="clear"/>
+            <w:tcMar>
+              <w:top w:type="dxa" w:w="80"/>
+              <w:left w:type="dxa" w:w="120"/>
+              <w:bottom w:type="dxa" w:w="80"/>
+              <w:right w:type="dxa" w:w="120"/>
+            </w:tcMar>
+          </w:tcPr>
+          <w:p>
+            <w:r>
+              <w:rPr>
+                <w:rFonts w:ascii="Arial" w:cs="Arial" w:eastAsia="Arial" w:hAnsi="Arial"/>
+                <w:b w:val="false"/>
+                <w:bCs w:val="false"/>
+                <w:sz w:val="22"/>
+                <w:szCs w:val="22"/>
+              </w:rPr>
+              <w:t xml:space="preserve">Security definer function to avoid circular RLS dependency when home_members policy needs to query home_members to check membership.</w:t>
+            </w:r>
+          </w:p>
+        </w:tc>
+      </w:tr>
+      <w:tr>
+        <w:tc>
+          <w:tcPr>
+            <w:tcW w:type="dxa" w:w="2800"/>
+            <w:tcBorders>
+              <w:top w:val="single" w:color="CCCCCC" w:sz="1"/>
+              <w:left w:val="single" w:color="CCCCCC" w:sz="1"/>
+              <w:bottom w:val="single" w:color="CCCCCC" w:sz="1"/>
+              <w:right w:val="single" w:color="CCCCCC" w:sz="1"/>
+            </w:tcBorders>
+            <w:shd w:fill="F5F0EB" w:val="clear"/>
+            <w:tcMar>
+              <w:top w:type="dxa" w:w="80"/>
+              <w:left w:type="dxa" w:w="120"/>
+              <w:bottom w:type="dxa" w:w="80"/>
+              <w:right w:type="dxa" w:w="120"/>
+            </w:tcMar>
+          </w:tcPr>
+          <w:p>
+            <w:r>
+              <w:rPr>
+                <w:rFonts w:ascii="Arial" w:cs="Arial" w:eastAsia="Arial" w:hAnsi="Arial"/>
+                <w:b w:val="false"/>
+                <w:bCs w:val="false"/>
+                <w:sz w:val="22"/>
+                <w:szCs w:val="22"/>
+              </w:rPr>
+              <w:t xml:space="preserve">sync-all cron design</w:t>
+            </w:r>
+          </w:p>
+        </w:tc>
+        <w:tc>
+          <w:tcPr>
+            <w:tcW w:type="dxa" w:w="6560"/>
+            <w:tcBorders>
+              <w:top w:val="single" w:color="CCCCCC" w:sz="1"/>
+              <w:left w:val="single" w:color="CCCCCC" w:sz="1"/>
+              <w:bottom w:val="single" w:color="CCCCCC" w:sz="1"/>
+              <w:right w:val="single" w:color="CCCCCC" w:sz="1"/>
+            </w:tcBorders>
+            <w:shd w:fill="FFFFFF" w:val="clear"/>
+            <w:tcMar>
+              <w:top w:type="dxa" w:w="80"/>
+              <w:left w:type="dxa" w:w="120"/>
+              <w:bottom w:type="dxa" w:w="80"/>
+              <w:right w:type="dxa" w:w="120"/>
+            </w:tcMar>
+          </w:tcPr>
+          <w:p>
+            <w:r>
+              <w:rPr>
+                <w:rFonts w:ascii="Arial" w:cs="Arial" w:eastAsia="Arial" w:hAnsi="Arial"/>
+                <w:b w:val="false"/>
+                <w:bCs w:val="false"/>
+                <w:sz w:val="22"/>
+                <w:szCs w:val="22"/>
+              </w:rPr>
+              <w:t xml:space="preserve">Single pg_cron job calls sync-all which loops all stale home_gmail_connections. No home_id needed. Service role key via Vault.</w:t>
+            </w:r>
+          </w:p>
+        </w:tc>
+      </w:tr>
+      <w:tr>
+        <w:tc>
+          <w:tcPr>
+            <w:tcW w:type="dxa" w:w="2800"/>
+            <w:tcBorders>
+              <w:top w:val="single" w:color="CCCCCC" w:sz="1"/>
+              <w:left w:val="single" w:color="CCCCCC" w:sz="1"/>
+              <w:bottom w:val="single" w:color="CCCCCC" w:sz="1"/>
+              <w:right w:val="single" w:color="CCCCCC" w:sz="1"/>
+            </w:tcBorders>
+            <w:shd w:fill="F5F0EB" w:val="clear"/>
+            <w:tcMar>
+              <w:top w:type="dxa" w:w="80"/>
+              <w:left w:type="dxa" w:w="120"/>
+              <w:bottom w:type="dxa" w:w="80"/>
+              <w:right w:type="dxa" w:w="120"/>
+            </w:tcMar>
+          </w:tcPr>
+          <w:p>
+            <w:r>
+              <w:rPr>
+                <w:rFonts w:ascii="Arial" w:cs="Arial" w:eastAsia="Arial" w:hAnsi="Arial"/>
+                <w:b w:val="false"/>
+                <w:bCs w:val="false"/>
+                <w:sz w:val="22"/>
+                <w:szCs w:val="22"/>
+              </w:rPr>
+              <w:t xml:space="preserve">Member attribution</w:t>
+            </w:r>
+          </w:p>
+        </w:tc>
+        <w:tc>
+          <w:tcPr>
+            <w:tcW w:type="dxa" w:w="6560"/>
+            <w:tcBorders>
+              <w:top w:val="single" w:color="CCCCCC" w:sz="1"/>
+              <w:left w:val="single" w:color="CCCCCC" w:sz="1"/>
+              <w:bottom w:val="single" w:color="CCCCCC" w:sz="1"/>
+              <w:right w:val="single" w:color="CCCCCC" w:sz="1"/>
+            </w:tcBorders>
+            <w:shd w:fill="FFFFFF" w:val="clear"/>
+            <w:tcMar>
+              <w:top w:type="dxa" w:w="80"/>
+              <w:left w:type="dxa" w:w="120"/>
+              <w:bottom w:type="dxa" w:w="80"/>
+              <w:right w:type="dxa" w:w="120"/>
+            </w:tcMar>
+          </w:tcPr>
+          <w:p>
+            <w:r>
+              <w:rPr>
+                <w:rFonts w:ascii="Arial" w:cs="Arial" w:eastAsia="Arial" w:hAnsi="Arial"/>
+                <w:b w:val="false"/>
+                <w:bCs w:val="false"/>
+                <w:sz w:val="22"/>
+                <w:szCs w:val="22"/>
+              </w:rPr>
+              <w:t xml:space="preserve">All tables have marked_by/created_by. Ledger and Settle tabs surface attribution via member filter and "by [name]" labels.</w:t>
+            </w:r>
+          </w:p>
+        </w:tc>
+      </w:tr>
+      <w:tr>
+        <w:tc>
+          <w:tcPr>
+            <w:tcW w:type="dxa" w:w="2800"/>
+            <w:tcBorders>
+              <w:top w:val="single" w:color="CCCCCC" w:sz="1"/>
+              <w:left w:val="single" w:color="CCCCCC" w:sz="1"/>
+              <w:bottom w:val="single" w:color="CCCCCC" w:sz="1"/>
+              <w:right w:val="single" w:color="CCCCCC" w:sz="1"/>
+            </w:tcBorders>
+            <w:shd w:fill="F5F0EB" w:val="clear"/>
+            <w:tcMar>
+              <w:top w:type="dxa" w:w="80"/>
+              <w:left w:type="dxa" w:w="120"/>
+              <w:bottom w:type="dxa" w:w="80"/>
+              <w:right w:type="dxa" w:w="120"/>
+            </w:tcMar>
+          </w:tcPr>
+          <w:p>
+            <w:r>
+              <w:rPr>
+                <w:rFonts w:ascii="Arial" w:cs="Arial" w:eastAsia="Arial" w:hAnsi="Arial"/>
+                <w:b w:val="false"/>
+                <w:bCs w:val="false"/>
+                <w:sz w:val="22"/>
+                <w:szCs w:val="22"/>
+              </w:rPr>
+              <w:t xml:space="preserve">Install App in Profile</w:t>
+            </w:r>
+          </w:p>
+        </w:tc>
+        <w:tc>
+          <w:tcPr>
+            <w:tcW w:type="dxa" w:w="6560"/>
+            <w:tcBorders>
+              <w:top w:val="single" w:color="CCCCCC" w:sz="1"/>
+              <w:left w:val="single" w:color="CCCCCC" w:sz="1"/>
+              <w:bottom w:val="single" w:color="CCCCCC" w:sz="1"/>
+              <w:right w:val="single" w:color="CCCCCC" w:sz="1"/>
+            </w:tcBorders>
+            <w:shd w:fill="FFFFFF" w:val="clear"/>
+            <w:tcMar>
+              <w:top w:type="dxa" w:w="80"/>
+              <w:left w:type="dxa" w:w="120"/>
+              <w:bottom w:type="dxa" w:w="80"/>
+              <w:right w:type="dxa" w:w="120"/>
+            </w:tcMar>
+          </w:tcPr>
+          <w:p>
+            <w:r>
+              <w:rPr>
+                <w:rFonts w:ascii="Arial" w:cs="Arial" w:eastAsia="Arial" w:hAnsi="Arial"/>
+                <w:b w:val="false"/>
+                <w:bCs w:val="false"/>
+                <w:sz w:val="22"/>
+                <w:szCs w:val="22"/>
+              </w:rPr>
+              <w:t xml:space="preserve">Android: native beforeinstallprompt button if available, else manual instructions. iOS: always manual (Share → Add to Home Screen). Hidden if already installed.</w:t>
+            </w:r>
+          </w:p>
+        </w:tc>
+      </w:tr>
+      <w:tr>
+        <w:tc>
+          <w:tcPr>
+            <w:tcW w:type="dxa" w:w="2800"/>
+            <w:tcBorders>
+              <w:top w:val="single" w:color="CCCCCC" w:sz="1"/>
+              <w:left w:val="single" w:color="CCCCCC" w:sz="1"/>
+              <w:bottom w:val="single" w:color="CCCCCC" w:sz="1"/>
+              <w:right w:val="single" w:color="CCCCCC" w:sz="1"/>
+            </w:tcBorders>
+            <w:shd w:fill="F5F0EB" w:val="clear"/>
+            <w:tcMar>
+              <w:top w:type="dxa" w:w="80"/>
+              <w:left w:type="dxa" w:w="120"/>
+              <w:bottom w:type="dxa" w:w="80"/>
+              <w:right w:type="dxa" w:w="120"/>
+            </w:tcMar>
+          </w:tcPr>
+          <w:p>
+            <w:r>
+              <w:rPr>
+                <w:rFonts w:ascii="Arial" w:cs="Arial" w:eastAsia="Arial" w:hAnsi="Arial"/>
+                <w:b w:val="false"/>
+                <w:bCs w:val="false"/>
+                <w:sz w:val="22"/>
+                <w:szCs w:val="22"/>
+              </w:rPr>
+              <w:t xml:space="preserve">Cloudflare custom domain limitation</w:t>
+            </w:r>
+          </w:p>
+        </w:tc>
+        <w:tc>
+          <w:tcPr>
+            <w:tcW w:type="dxa" w:w="6560"/>
+            <w:tcBorders>
+              <w:top w:val="single" w:color="CCCCCC" w:sz="1"/>
+              <w:left w:val="single" w:color="CCCCCC" w:sz="1"/>
+              <w:bottom w:val="single" w:color="CCCCCC" w:sz="1"/>
+              <w:right w:val="single" w:color="CCCCCC" w:sz="1"/>
+            </w:tcBorders>
+            <w:shd w:fill="FFFFFF" w:val="clear"/>
+            <w:tcMar>
+              <w:top w:type="dxa" w:w="80"/>
+              <w:left w:type="dxa" w:w="120"/>
+              <w:bottom w:type="dxa" w:w="80"/>
+              <w:right w:type="dxa" w:w="120"/>
+            </w:tcMar>
+          </w:tcPr>
+          <w:p>
+            <w:r>
+              <w:rPr>
+                <w:rFonts w:ascii="Arial" w:cs="Arial" w:eastAsia="Arial" w:hAnsi="Arial"/>
+                <w:b w:val="false"/>
+                <w:bCs w:val="false"/>
+                <w:sz w:val="22"/>
+                <w:szCs w:val="22"/>
+              </w:rPr>
+              <w:t xml:space="preserve">Custom domains always map to Production env. Dev testing requires *.pages.dev URL from Cloudflare Deployments tab.</w:t>
+            </w:r>
+          </w:p>
+        </w:tc>
+      </w:tr>
+      <w:tr>
+        <w:tc>
+          <w:tcPr>
+            <w:tcW w:type="dxa" w:w="2800"/>
+            <w:tcBorders>
+              <w:top w:val="single" w:color="CCCCCC" w:sz="1"/>
+              <w:left w:val="single" w:color="CCCCCC" w:sz="1"/>
+              <w:bottom w:val="single" w:color="CCCCCC" w:sz="1"/>
+              <w:right w:val="single" w:color="CCCCCC" w:sz="1"/>
+            </w:tcBorders>
+            <w:shd w:fill="F5F0EB" w:val="clear"/>
+            <w:tcMar>
+              <w:top w:type="dxa" w:w="80"/>
+              <w:left w:type="dxa" w:w="120"/>
+              <w:bottom w:type="dxa" w:w="80"/>
+              <w:right w:type="dxa" w:w="120"/>
+            </w:tcMar>
+          </w:tcPr>
+          <w:p>
+            <w:r>
+              <w:rPr>
+                <w:rFonts w:ascii="Arial" w:cs="Arial" w:eastAsia="Arial" w:hAnsi="Arial"/>
+                <w:b w:val="false"/>
+                <w:bCs w:val="false"/>
+                <w:sz w:val="22"/>
+                <w:szCs w:val="22"/>
+              </w:rPr>
+              <w:t xml:space="preserve">Magic link spam</w:t>
+            </w:r>
+          </w:p>
+        </w:tc>
+        <w:tc>
+          <w:tcPr>
+            <w:tcW w:type="dxa" w:w="6560"/>
+            <w:tcBorders>
+              <w:top w:val="single" w:color="CCCCCC" w:sz="1"/>
+              <w:left w:val="single" w:color="CCCCCC" w:sz="1"/>
+              <w:bottom w:val="single" w:color="CCCCCC" w:sz="1"/>
+              <w:right w:val="single" w:color="CCCCCC" w:sz="1"/>
+            </w:tcBorders>
+            <w:shd w:fill="FFFFFF" w:val="clear"/>
+            <w:tcMar>
+              <w:top w:type="dxa" w:w="80"/>
+              <w:left w:type="dxa" w:w="120"/>
+              <w:bottom w:type="dxa" w:w="80"/>
+              <w:right w:type="dxa" w:w="120"/>
+            </w:tcMar>
+          </w:tcPr>
+          <w:p>
+            <w:r>
+              <w:rPr>
+                <w:rFonts w:ascii="Arial" w:cs="Arial" w:eastAsia="Arial" w:hAnsi="Arial"/>
+                <w:b w:val="false"/>
+                <w:bCs w:val="false"/>
+                <w:sz w:val="22"/>
+                <w:szCs w:val="22"/>
+              </w:rPr>
+              <w:t xml:space="preserve">Grihaz magic link emails going to spam due to noreply@rhyea.com sender. Fix: upgrade Resend to add grihaz.rhyea.com as verified domain.</w:t>
+            </w:r>
+          </w:p>
+        </w:tc>
+      </w:tr>
+      <w:tr>
+        <w:tc>
+          <w:tcPr>
+            <w:tcW w:type="dxa" w:w="2800"/>
+            <w:tcBorders>
+              <w:top w:val="single" w:color="CCCCCC" w:sz="1"/>
+              <w:left w:val="single" w:color="CCCCCC" w:sz="1"/>
+              <w:bottom w:val="single" w:color="CCCCCC" w:sz="1"/>
+              <w:right w:val="single" w:color="CCCCCC" w:sz="1"/>
+            </w:tcBorders>
+            <w:shd w:fill="F5F0EB" w:val="clear"/>
+            <w:tcMar>
+              <w:top w:type="dxa" w:w="80"/>
+              <w:left w:type="dxa" w:w="120"/>
+              <w:bottom w:type="dxa" w:w="80"/>
+              <w:right w:type="dxa" w:w="120"/>
+            </w:tcMar>
+          </w:tcPr>
+          <w:p>
+            <w:r>
+              <w:rPr>
+                <w:rFonts w:ascii="Arial" w:cs="Arial" w:eastAsia="Arial" w:hAnsi="Arial"/>
+                <w:b w:val="false"/>
+                <w:bCs w:val="false"/>
+                <w:sz w:val="22"/>
+                <w:szCs w:val="22"/>
+              </w:rPr>
+              <w:t xml:space="preserve">Anthropic model</w:t>
+            </w:r>
+          </w:p>
+        </w:tc>
+        <w:tc>
+          <w:tcPr>
+            <w:tcW w:type="dxa" w:w="6560"/>
+            <w:tcBorders>
+              <w:top w:val="single" w:color="CCCCCC" w:sz="1"/>
+              <w:left w:val="single" w:color="CCCCCC" w:sz="1"/>
+              <w:bottom w:val="single" w:color="CCCCCC" w:sz="1"/>
+              <w:right w:val="single" w:color="CCCCCC" w:sz="1"/>
+            </w:tcBorders>
+            <w:shd w:fill="FFFFFF" w:val="clear"/>
+            <w:tcMar>
+              <w:top w:type="dxa" w:w="80"/>
+              <w:left w:type="dxa" w:w="120"/>
+              <w:bottom w:type="dxa" w:w="80"/>
+              <w:right w:type="dxa" w:w="120"/>
+            </w:tcMar>
+          </w:tcPr>
+          <w:p>
+            <w:r>
+              <w:rPr>
+                <w:rFonts w:ascii="Arial" w:cs="Arial" w:eastAsia="Arial" w:hAnsi="Arial"/>
+                <w:b w:val="false"/>
+                <w:bCs w:val="false"/>
+                <w:sz w:val="22"/>
+                <w:szCs w:val="22"/>
+              </w:rPr>
+              <w:t xml:space="preserve">claude-sonnet-4-20250514 returned 404. Updated to claude-sonnet-4-6 in gmail-sync Edge Function.</w:t>
+            </w:r>
+          </w:p>
+        </w:tc>
+      </w:tr>
+      <w:tr>
+        <w:tc>
+          <w:tcPr>
+            <w:tcW w:type="dxa" w:w="2800"/>
+            <w:tcBorders>
+              <w:top w:val="single" w:color="CCCCCC" w:sz="1"/>
+              <w:left w:val="single" w:color="CCCCCC" w:sz="1"/>
+              <w:bottom w:val="single" w:color="CCCCCC" w:sz="1"/>
+              <w:right w:val="single" w:color="CCCCCC" w:sz="1"/>
+            </w:tcBorders>
+            <w:shd w:fill="F5F0EB" w:val="clear"/>
+            <w:tcMar>
+              <w:top w:type="dxa" w:w="80"/>
+              <w:left w:type="dxa" w:w="120"/>
+              <w:bottom w:type="dxa" w:w="80"/>
+              <w:right w:type="dxa" w:w="120"/>
+            </w:tcMar>
+          </w:tcPr>
+          <w:p>
+            <w:r>
+              <w:rPr>
+                <w:rFonts w:ascii="Arial" w:cs="Arial" w:eastAsia="Arial" w:hAnsi="Arial"/>
+                <w:b w:val="false"/>
+                <w:bCs w:val="false"/>
+                <w:sz w:val="22"/>
+                <w:szCs w:val="22"/>
+              </w:rPr>
+              <w:t xml:space="preserve">OTP vs magic link</w:t>
+            </w:r>
+          </w:p>
+        </w:tc>
+        <w:tc>
+          <w:tcPr>
+            <w:tcW w:type="dxa" w:w="6560"/>
+            <w:tcBorders>
+              <w:top w:val="single" w:color="CCCCCC" w:sz="1"/>
+              <w:left w:val="single" w:color="CCCCCC" w:sz="1"/>
+              <w:bottom w:val="single" w:color="CCCCCC" w:sz="1"/>
+              <w:right w:val="single" w:color="CCCCCC" w:sz="1"/>
+            </w:tcBorders>
+            <w:shd w:fill="FFFFFF" w:val="clear"/>
+            <w:tcMar>
+              <w:top w:type="dxa" w:w="80"/>
+              <w:left w:type="dxa" w:w="120"/>
+              <w:bottom w:type="dxa" w:w="80"/>
+              <w:right w:type="dxa" w:w="120"/>
+            </w:tcMar>
+          </w:tcPr>
+          <w:p>
+            <w:r>
+              <w:rPr>
+                <w:rFonts w:ascii="Arial" w:cs="Arial" w:eastAsia="Arial" w:hAnsi="Arial"/>
+                <w:b w:val="false"/>
+                <w:bCs w:val="false"/>
+                <w:sz w:val="22"/>
+                <w:szCs w:val="22"/>
+              </w:rPr>
+              <w:t xml:space="preserve">Magic link is painful for cross-device testing. OTP (6-digit code) planned as replacement. Already implemented in Suraksha.</w:t>
+            </w:r>
+          </w:p>
+        </w:tc>
+      </w:tr>
+      <w:tr>
+        <w:tc>
+          <w:tcPr>
+            <w:tcW w:type="dxa" w:w="2800"/>
+            <w:tcBorders>
+              <w:top w:val="single" w:color="CCCCCC" w:sz="1"/>
+              <w:left w:val="single" w:color="CCCCCC" w:sz="1"/>
+              <w:bottom w:val="single" w:color="CCCCCC" w:sz="1"/>
+              <w:right w:val="single" w:color="CCCCCC" w:sz="1"/>
+            </w:tcBorders>
+            <w:shd w:fill="F5F0EB" w:val="clear"/>
+            <w:tcMar>
+              <w:top w:type="dxa" w:w="80"/>
+              <w:left w:type="dxa" w:w="120"/>
+              <w:bottom w:type="dxa" w:w="80"/>
+              <w:right w:type="dxa" w:w="120"/>
+            </w:tcMar>
+          </w:tcPr>
+          <w:p>
+            <w:r>
+              <w:rPr>
+                <w:rFonts w:ascii="Arial" w:cs="Arial" w:eastAsia="Arial" w:hAnsi="Arial"/>
+                <w:b w:val="false"/>
+                <w:bCs w:val="false"/>
+                <w:sz w:val="22"/>
+                <w:szCs w:val="22"/>
+              </w:rPr>
+              <w:t xml:space="preserve">Supabase branching</w:t>
+            </w:r>
+          </w:p>
+        </w:tc>
+        <w:tc>
+          <w:tcPr>
+            <w:tcW w:type="dxa" w:w="6560"/>
+            <w:tcBorders>
+              <w:top w:val="single" w:color="CCCCCC" w:sz="1"/>
+              <w:left w:val="single" w:color="CCCCCC" w:sz="1"/>
+              <w:bottom w:val="single" w:color="CCCCCC" w:sz="1"/>
+              <w:right w:val="single" w:color="CCCCCC" w:sz="1"/>
+            </w:tcBorders>
+            <w:shd w:fill="FFFFFF" w:val="clear"/>
+            <w:tcMar>
+              <w:top w:type="dxa" w:w="80"/>
+              <w:left w:type="dxa" w:w="120"/>
+              <w:bottom w:type="dxa" w:w="80"/>
+              <w:right w:type="dxa" w:w="120"/>
+            </w:tcMar>
+          </w:tcPr>
+          <w:p>
+            <w:r>
+              <w:rPr>
+                <w:rFonts w:ascii="Arial" w:cs="Arial" w:eastAsia="Arial" w:hAnsi="Arial"/>
+                <w:b w:val="false"/>
+                <w:bCs w:val="false"/>
+                <w:sz w:val="22"/>
+                <w:szCs w:val="22"/>
+              </w:rPr>
+              <w:t xml:space="preserve">Two free projects (grihaz-dev, grihaz-prod). Manual migration sync required between projects.</w:t>
+            </w:r>
+          </w:p>
+        </w:tc>
+      </w:tr>
+      <w:tr>
+        <w:tc>
+          <w:tcPr>
+            <w:tcW w:type="dxa" w:w="2800"/>
+            <w:tcBorders>
+              <w:top w:val="single" w:color="CCCCCC" w:sz="1"/>
+              <w:left w:val="single" w:color="CCCCCC" w:sz="1"/>
+              <w:bottom w:val="single" w:color="CCCCCC" w:sz="1"/>
+              <w:right w:val="single" w:color="CCCCCC" w:sz="1"/>
+            </w:tcBorders>
+            <w:shd w:fill="F5F0EB" w:val="clear"/>
+            <w:tcMar>
+              <w:top w:type="dxa" w:w="80"/>
+              <w:left w:type="dxa" w:w="120"/>
+              <w:bottom w:type="dxa" w:w="80"/>
+              <w:right w:type="dxa" w:w="120"/>
+            </w:tcMar>
+          </w:tcPr>
+          <w:p>
+            <w:r>
+              <w:rPr>
+                <w:rFonts w:ascii="Arial" w:cs="Arial" w:eastAsia="Arial" w:hAnsi="Arial"/>
+                <w:b w:val="false"/>
+                <w:bCs w:val="false"/>
+                <w:sz w:val="22"/>
+                <w:szCs w:val="22"/>
+              </w:rPr>
+              <w:t xml:space="preserve">Custom SMTP</w:t>
+            </w:r>
+          </w:p>
+        </w:tc>
+        <w:tc>
+          <w:tcPr>
+            <w:tcW w:type="dxa" w:w="6560"/>
+            <w:tcBorders>
+              <w:top w:val="single" w:color="CCCCCC" w:sz="1"/>
+              <w:left w:val="single" w:color="CCCCCC" w:sz="1"/>
+              <w:bottom w:val="single" w:color="CCCCCC" w:sz="1"/>
+              <w:right w:val="single" w:color="CCCCCC" w:sz="1"/>
+            </w:tcBorders>
+            <w:shd w:fill="FFFFFF" w:val="clear"/>
+            <w:tcMar>
+              <w:top w:type="dxa" w:w="80"/>
+              <w:left w:type="dxa" w:w="120"/>
+              <w:bottom w:type="dxa" w:w="80"/>
+              <w:right w:type="dxa" w:w="120"/>
+            </w:tcMar>
+          </w:tcPr>
+          <w:p>
+            <w:r>
+              <w:rPr>
+                <w:rFonts w:ascii="Arial" w:cs="Arial" w:eastAsia="Arial" w:hAnsi="Arial"/>
+                <w:b w:val="false"/>
+                <w:bCs w:val="false"/>
+                <w:sz w:val="22"/>
+                <w:szCs w:val="22"/>
+              </w:rPr>
+              <w:t xml:space="preserve">Resend on both projects. Sender: noreply@rhyea.com. Upgrade to noreply@grihaz.rhyea.com pending.</w:t>
+            </w:r>
+          </w:p>
+        </w:tc>
+      </w:tr>
+      <w:tr>
+        <w:tc>
+          <w:tcPr>
+            <w:tcW w:type="dxa" w:w="2800"/>
+            <w:tcBorders>
+              <w:top w:val="single" w:color="CCCCCC" w:sz="1"/>
+              <w:left w:val="single" w:color="CCCCCC" w:sz="1"/>
+              <w:bottom w:val="single" w:color="CCCCCC" w:sz="1"/>
+              <w:right w:val="single" w:color="CCCCCC" w:sz="1"/>
+            </w:tcBorders>
+            <w:shd w:fill="F5F0EB" w:val="clear"/>
+            <w:tcMar>
+              <w:top w:type="dxa" w:w="80"/>
+              <w:left w:type="dxa" w:w="120"/>
+              <w:bottom w:type="dxa" w:w="80"/>
+              <w:right w:type="dxa" w:w="120"/>
+            </w:tcMar>
+          </w:tcPr>
+          <w:p>
+            <w:r>
+              <w:rPr>
+                <w:rFonts w:ascii="Arial" w:cs="Arial" w:eastAsia="Arial" w:hAnsi="Arial"/>
+                <w:b w:val="false"/>
+                <w:bCs w:val="false"/>
+                <w:sz w:val="22"/>
+                <w:szCs w:val="22"/>
+              </w:rPr>
+              <w:t xml:space="preserve">.maybeSingle() pattern</w:t>
+            </w:r>
+          </w:p>
+        </w:tc>
+        <w:tc>
+          <w:tcPr>
+            <w:tcW w:type="dxa" w:w="6560"/>
+            <w:tcBorders>
+              <w:top w:val="single" w:color="CCCCCC" w:sz="1"/>
+              <w:left w:val="single" w:color="CCCCCC" w:sz="1"/>
+              <w:bottom w:val="single" w:color="CCCCCC" w:sz="1"/>
+              <w:right w:val="single" w:color="CCCCCC" w:sz="1"/>
+            </w:tcBorders>
+            <w:shd w:fill="FFFFFF" w:val="clear"/>
+            <w:tcMar>
+              <w:top w:type="dxa" w:w="80"/>
+              <w:left w:type="dxa" w:w="120"/>
+              <w:bottom w:type="dxa" w:w="80"/>
+              <w:right w:type="dxa" w:w="120"/>
+            </w:tcMar>
+          </w:tcPr>
+          <w:p>
+            <w:r>
+              <w:rPr>
+                <w:rFonts w:ascii="Arial" w:cs="Arial" w:eastAsia="Arial" w:hAnsi="Arial"/>
+                <w:b w:val="false"/>
+                <w:bCs w:val="false"/>
+                <w:sz w:val="22"/>
+                <w:szCs w:val="22"/>
+              </w:rPr>
+              <w:t xml:space="preserve">Use .maybeSingle() instead of .single() for queries that may return zero rows.</w:t>
+            </w:r>
+          </w:p>
+        </w:tc>
+      </w:tr>
+      <w:tr>
+        <w:tc>
+          <w:tcPr>
+            <w:tcW w:type="dxa" w:w="2800"/>
+            <w:tcBorders>
+              <w:top w:val="single" w:color="CCCCCC" w:sz="1"/>
+              <w:left w:val="single" w:color="CCCCCC" w:sz="1"/>
+              <w:bottom w:val="single" w:color="CCCCCC" w:sz="1"/>
+              <w:right w:val="single" w:color="CCCCCC" w:sz="1"/>
+            </w:tcBorders>
+            <w:shd w:fill="F5F0EB" w:val="clear"/>
+            <w:tcMar>
+              <w:top w:type="dxa" w:w="80"/>
+              <w:left w:type="dxa" w:w="120"/>
+              <w:bottom w:type="dxa" w:w="80"/>
+              <w:right w:type="dxa" w:w="120"/>
+            </w:tcMar>
+          </w:tcPr>
+          <w:p>
+            <w:r>
+              <w:rPr>
+                <w:rFonts w:ascii="Arial" w:cs="Arial" w:eastAsia="Arial" w:hAnsi="Arial"/>
+                <w:b w:val="false"/>
+                <w:bCs w:val="false"/>
+                <w:sz w:val="22"/>
+                <w:szCs w:val="22"/>
+              </w:rPr>
+              <w:t xml:space="preserve">Migration discipline</w:t>
+            </w:r>
+          </w:p>
+        </w:tc>
+        <w:tc>
+          <w:tcPr>
+            <w:tcW w:type="dxa" w:w="6560"/>
+            <w:tcBorders>
+              <w:top w:val="single" w:color="CCCCCC" w:sz="1"/>
+              <w:left w:val="single" w:color="CCCCCC" w:sz="1"/>
+              <w:bottom w:val="single" w:color="CCCCCC" w:sz="1"/>
+              <w:right w:val="single" w:color="CCCCCC" w:sz="1"/>
+            </w:tcBorders>
+            <w:shd w:fill="FFFFFF" w:val="clear"/>
+            <w:tcMar>
+              <w:top w:type="dxa" w:w="80"/>
+              <w:left w:type="dxa" w:w="120"/>
+              <w:bottom w:type="dxa" w:w="80"/>
+              <w:right w:type="dxa" w:w="120"/>
+            </w:tcMar>
+          </w:tcPr>
+          <w:p>
+            <w:r>
+              <w:rPr>
+                <w:rFonts w:ascii="Arial" w:cs="Arial" w:eastAsia="Arial" w:hAnsi="Arial"/>
+                <w:b w:val="false"/>
+                <w:bCs w:val="false"/>
+                <w:sz w:val="22"/>
+                <w:szCs w:val="22"/>
+              </w:rPr>
+              <w:t xml:space="preserve">Every SQL migration saved to supabase/migrations/ with sequential number and committed to git BEFORE running in Supabase.</w:t>
             </w:r>
           </w:p>
         </w:tc>
       </w:tr>
     </w:tbl>
+    <w:p>
+      <w:pPr>
+        <w:spacing w:after="80"/>
+      </w:pPr>
+      <w:r>
+        <w:t xml:space="preserve"/>
+      </w:r>
+    </w:p>
+    <w:p>
+      <w:pPr>
+        <w:pStyle w:val="Heading1"/>
+        <w:spacing w:after="160" w:before="320"/>
+      </w:pPr>
+      <w:r>
+        <w:rPr>
+          <w:rFonts w:ascii="Arial" w:cs="Arial" w:eastAsia="Arial" w:hAnsi="Arial"/>
+          <w:b/>
+          <w:bCs/>
+          <w:sz w:val="28"/>
+          <w:szCs w:val="28"/>
+        </w:rPr>
+        <w:t xml:space="preserve">15. Bug Fixes &amp; Technical Decisions Log</w:t>
+      </w:r>
+    </w:p>
     <w:p>
       <w:pPr>
         <w:pStyle w:val="Heading2"/>
@@ -8277,7 +7530,7 @@
                 <w:sz w:val="22"/>
                 <w:szCs w:val="22"/>
               </w:rPr>
-              <w:t xml:space="preserve">Built sync-all action in gmail-sync Edge Function. Loops all stale home_gmail_connections across all homes and members. Replaced old per-home cron job with single call. pg_cron job updated on both dev and prod. Vault secrets configured.</w:t>
+              <w:t xml:space="preserve">Built sync-all action. pg_cron job updated on both projects. Vault secrets configured.</w:t>
             </w:r>
           </w:p>
         </w:tc>
@@ -8339,7 +7592,7 @@
                 <w:sz w:val="22"/>
                 <w:szCs w:val="22"/>
               </w:rPr>
-              <w:t xml:space="preserve">Added member filter chip row to Ledger tab. Added "by [name]" attribution label on attendance, adhoc, and expense cards. Fixed profiles query (two-step: home_members then profiles).</w:t>
+              <w:t xml:space="preserve">Added member filter chip row + "by [name]" attribution labels. Fixed profiles query (two-step).</w:t>
             </w:r>
           </w:p>
         </w:tc>
@@ -8401,131 +7654,722 @@
                 <w:sz w:val="22"/>
                 <w:szCs w:val="22"/>
               </w:rPr>
-              <w:t xml:space="preserve">Added "Settled by [name]" to staff and laundry settled cards. Added per-member expense breakdown in Household Spends section (only shown when &gt;1 member has expenses).</w:t>
-            </w:r>
-          </w:p>
-        </w:tc>
-      </w:tr>
-      <w:tr>
-        <w:tc>
-          <w:tcPr>
-            <w:tcW w:type="dxa" w:w="2800"/>
-            <w:tcBorders>
-              <w:top w:val="single" w:color="CCCCCC" w:sz="1"/>
-              <w:left w:val="single" w:color="CCCCCC" w:sz="1"/>
-              <w:bottom w:val="single" w:color="CCCCCC" w:sz="1"/>
-              <w:right w:val="single" w:color="CCCCCC" w:sz="1"/>
-            </w:tcBorders>
-            <w:shd w:fill="F5F0EB" w:val="clear"/>
-            <w:tcMar>
-              <w:top w:type="dxa" w:w="80"/>
-              <w:left w:type="dxa" w:w="120"/>
-              <w:bottom w:type="dxa" w:w="80"/>
-              <w:right w:type="dxa" w:w="120"/>
-            </w:tcMar>
-          </w:tcPr>
-          <w:p>
-            <w:r>
-              <w:rPr>
-                <w:rFonts w:ascii="Arial" w:cs="Arial" w:eastAsia="Arial" w:hAnsi="Arial"/>
-                <w:b w:val="false"/>
-                <w:bCs w:val="false"/>
-                <w:sz w:val="22"/>
-                <w:szCs w:val="22"/>
-              </w:rPr>
-              <w:t xml:space="preserve">Stale refresh token (invalid_grant)</w:t>
-            </w:r>
-          </w:p>
-        </w:tc>
-        <w:tc>
-          <w:tcPr>
-            <w:tcW w:type="dxa" w:w="6560"/>
-            <w:tcBorders>
-              <w:top w:val="single" w:color="CCCCCC" w:sz="1"/>
-              <w:left w:val="single" w:color="CCCCCC" w:sz="1"/>
-              <w:bottom w:val="single" w:color="CCCCCC" w:sz="1"/>
-              <w:right w:val="single" w:color="CCCCCC" w:sz="1"/>
-            </w:tcBorders>
-            <w:shd w:fill="FFFFFF" w:val="clear"/>
-            <w:tcMar>
-              <w:top w:type="dxa" w:w="80"/>
-              <w:left w:type="dxa" w:w="120"/>
-              <w:bottom w:type="dxa" w:w="80"/>
-              <w:right w:type="dxa" w:w="120"/>
-            </w:tcMar>
-          </w:tcPr>
-          <w:p>
-            <w:r>
-              <w:rPr>
-                <w:rFonts w:ascii="Arial" w:cs="Arial" w:eastAsia="Arial" w:hAnsi="Arial"/>
-                <w:b w:val="false"/>
-                <w:bCs w:val="false"/>
-                <w:sz w:val="22"/>
-                <w:szCs w:val="22"/>
-              </w:rPr>
-              <w:t xml:space="preserve">Expected on dev after long inactivity. Fix: reconnect Gmail from Profile page to store fresh token.</w:t>
-            </w:r>
-          </w:p>
-        </w:tc>
-      </w:tr>
-      <w:tr>
-        <w:tc>
-          <w:tcPr>
-            <w:tcW w:type="dxa" w:w="2800"/>
-            <w:tcBorders>
-              <w:top w:val="single" w:color="CCCCCC" w:sz="1"/>
-              <w:left w:val="single" w:color="CCCCCC" w:sz="1"/>
-              <w:bottom w:val="single" w:color="CCCCCC" w:sz="1"/>
-              <w:right w:val="single" w:color="CCCCCC" w:sz="1"/>
-            </w:tcBorders>
-            <w:shd w:fill="F5F0EB" w:val="clear"/>
-            <w:tcMar>
-              <w:top w:type="dxa" w:w="80"/>
-              <w:left w:type="dxa" w:w="120"/>
-              <w:bottom w:type="dxa" w:w="80"/>
-              <w:right w:type="dxa" w:w="120"/>
-            </w:tcMar>
-          </w:tcPr>
-          <w:p>
-            <w:r>
-              <w:rPr>
-                <w:rFonts w:ascii="Arial" w:cs="Arial" w:eastAsia="Arial" w:hAnsi="Arial"/>
-                <w:b w:val="false"/>
-                <w:bCs w:val="false"/>
-                <w:sz w:val="22"/>
-                <w:szCs w:val="22"/>
-              </w:rPr>
-              <w:t xml:space="preserve">Cloudflare custom domain always maps to Production env</w:t>
-            </w:r>
-          </w:p>
-        </w:tc>
-        <w:tc>
-          <w:tcPr>
-            <w:tcW w:type="dxa" w:w="6560"/>
-            <w:tcBorders>
-              <w:top w:val="single" w:color="CCCCCC" w:sz="1"/>
-              <w:left w:val="single" w:color="CCCCCC" w:sz="1"/>
-              <w:bottom w:val="single" w:color="CCCCCC" w:sz="1"/>
-              <w:right w:val="single" w:color="CCCCCC" w:sz="1"/>
-            </w:tcBorders>
-            <w:shd w:fill="FFFFFF" w:val="clear"/>
-            <w:tcMar>
-              <w:top w:type="dxa" w:w="80"/>
-              <w:left w:type="dxa" w:w="120"/>
-              <w:bottom w:type="dxa" w:w="80"/>
-              <w:right w:type="dxa" w:w="120"/>
-            </w:tcMar>
-          </w:tcPr>
-          <w:p>
-            <w:r>
-              <w:rPr>
-                <w:rFonts w:ascii="Arial" w:cs="Arial" w:eastAsia="Arial" w:hAnsi="Arial"/>
-                <w:b w:val="false"/>
-                <w:bCs w:val="false"/>
-                <w:sz w:val="22"/>
-                <w:szCs w:val="22"/>
-              </w:rPr>
-              <w:t xml:space="preserve">Confirmed limitation: staging-grihaz.rhyea.com always uses Production env vars. Dev testing must use auto-generated *.pages.dev URL from Cloudflare Deployments tab.</w:t>
+              <w:t xml:space="preserve">Added "Settled by [name]" + per-member expense breakdown in Household Spends.</w:t>
+            </w:r>
+          </w:p>
+        </w:tc>
+      </w:tr>
+      <w:tr>
+        <w:tc>
+          <w:tcPr>
+            <w:tcW w:type="dxa" w:w="2800"/>
+            <w:tcBorders>
+              <w:top w:val="single" w:color="CCCCCC" w:sz="1"/>
+              <w:left w:val="single" w:color="CCCCCC" w:sz="1"/>
+              <w:bottom w:val="single" w:color="CCCCCC" w:sz="1"/>
+              <w:right w:val="single" w:color="CCCCCC" w:sz="1"/>
+            </w:tcBorders>
+            <w:shd w:fill="F5F0EB" w:val="clear"/>
+            <w:tcMar>
+              <w:top w:type="dxa" w:w="80"/>
+              <w:left w:type="dxa" w:w="120"/>
+              <w:bottom w:type="dxa" w:w="80"/>
+              <w:right w:type="dxa" w:w="120"/>
+            </w:tcMar>
+          </w:tcPr>
+          <w:p>
+            <w:r>
+              <w:rPr>
+                <w:rFonts w:ascii="Arial" w:cs="Arial" w:eastAsia="Arial" w:hAnsi="Arial"/>
+                <w:b w:val="false"/>
+                <w:bCs w:val="false"/>
+                <w:sz w:val="22"/>
+                <w:szCs w:val="22"/>
+              </w:rPr>
+              <w:t xml:space="preserve">Anthropic API 404</w:t>
+            </w:r>
+          </w:p>
+        </w:tc>
+        <w:tc>
+          <w:tcPr>
+            <w:tcW w:type="dxa" w:w="6560"/>
+            <w:tcBorders>
+              <w:top w:val="single" w:color="CCCCCC" w:sz="1"/>
+              <w:left w:val="single" w:color="CCCCCC" w:sz="1"/>
+              <w:bottom w:val="single" w:color="CCCCCC" w:sz="1"/>
+              <w:right w:val="single" w:color="CCCCCC" w:sz="1"/>
+            </w:tcBorders>
+            <w:shd w:fill="FFFFFF" w:val="clear"/>
+            <w:tcMar>
+              <w:top w:type="dxa" w:w="80"/>
+              <w:left w:type="dxa" w:w="120"/>
+              <w:bottom w:type="dxa" w:w="80"/>
+              <w:right w:type="dxa" w:w="120"/>
+            </w:tcMar>
+          </w:tcPr>
+          <w:p>
+            <w:r>
+              <w:rPr>
+                <w:rFonts w:ascii="Arial" w:cs="Arial" w:eastAsia="Arial" w:hAnsi="Arial"/>
+                <w:b w:val="false"/>
+                <w:bCs w:val="false"/>
+                <w:sz w:val="22"/>
+                <w:szCs w:val="22"/>
+              </w:rPr>
+              <w:t xml:space="preserve">Model claude-sonnet-4-20250514 no longer valid. Updated to claude-sonnet-4-6.</w:t>
+            </w:r>
+          </w:p>
+        </w:tc>
+      </w:tr>
+      <w:tr>
+        <w:tc>
+          <w:tcPr>
+            <w:tcW w:type="dxa" w:w="2800"/>
+            <w:tcBorders>
+              <w:top w:val="single" w:color="CCCCCC" w:sz="1"/>
+              <w:left w:val="single" w:color="CCCCCC" w:sz="1"/>
+              <w:bottom w:val="single" w:color="CCCCCC" w:sz="1"/>
+              <w:right w:val="single" w:color="CCCCCC" w:sz="1"/>
+            </w:tcBorders>
+            <w:shd w:fill="F5F0EB" w:val="clear"/>
+            <w:tcMar>
+              <w:top w:type="dxa" w:w="80"/>
+              <w:left w:type="dxa" w:w="120"/>
+              <w:bottom w:type="dxa" w:w="80"/>
+              <w:right w:type="dxa" w:w="120"/>
+            </w:tcMar>
+          </w:tcPr>
+          <w:p>
+            <w:r>
+              <w:rPr>
+                <w:rFonts w:ascii="Arial" w:cs="Arial" w:eastAsia="Arial" w:hAnsi="Arial"/>
+                <w:b w:val="false"/>
+                <w:bCs w:val="false"/>
+                <w:sz w:val="22"/>
+                <w:szCs w:val="22"/>
+              </w:rPr>
+              <w:t xml:space="preserve">Install App in Profile</w:t>
+            </w:r>
+          </w:p>
+        </w:tc>
+        <w:tc>
+          <w:tcPr>
+            <w:tcW w:type="dxa" w:w="6560"/>
+            <w:tcBorders>
+              <w:top w:val="single" w:color="CCCCCC" w:sz="1"/>
+              <w:left w:val="single" w:color="CCCCCC" w:sz="1"/>
+              <w:bottom w:val="single" w:color="CCCCCC" w:sz="1"/>
+              <w:right w:val="single" w:color="CCCCCC" w:sz="1"/>
+            </w:tcBorders>
+            <w:shd w:fill="FFFFFF" w:val="clear"/>
+            <w:tcMar>
+              <w:top w:type="dxa" w:w="80"/>
+              <w:left w:type="dxa" w:w="120"/>
+              <w:bottom w:type="dxa" w:w="80"/>
+              <w:right w:type="dxa" w:w="120"/>
+            </w:tcMar>
+          </w:tcPr>
+          <w:p>
+            <w:r>
+              <w:rPr>
+                <w:rFonts w:ascii="Arial" w:cs="Arial" w:eastAsia="Arial" w:hAnsi="Arial"/>
+                <w:b w:val="false"/>
+                <w:bCs w:val="false"/>
+                <w:sz w:val="22"/>
+                <w:szCs w:val="22"/>
+              </w:rPr>
+              <w:t xml:space="preserve">Added Android native prompt + iOS manual instructions. Hidden when already installed or nothing to show.</w:t>
+            </w:r>
+          </w:p>
+        </w:tc>
+      </w:tr>
+      <w:tr>
+        <w:tc>
+          <w:tcPr>
+            <w:tcW w:type="dxa" w:w="2800"/>
+            <w:tcBorders>
+              <w:top w:val="single" w:color="CCCCCC" w:sz="1"/>
+              <w:left w:val="single" w:color="CCCCCC" w:sz="1"/>
+              <w:bottom w:val="single" w:color="CCCCCC" w:sz="1"/>
+              <w:right w:val="single" w:color="CCCCCC" w:sz="1"/>
+            </w:tcBorders>
+            <w:shd w:fill="F5F0EB" w:val="clear"/>
+            <w:tcMar>
+              <w:top w:type="dxa" w:w="80"/>
+              <w:left w:type="dxa" w:w="120"/>
+              <w:bottom w:type="dxa" w:w="80"/>
+              <w:right w:type="dxa" w:w="120"/>
+            </w:tcMar>
+          </w:tcPr>
+          <w:p>
+            <w:r>
+              <w:rPr>
+                <w:rFonts w:ascii="Arial" w:cs="Arial" w:eastAsia="Arial" w:hAnsi="Arial"/>
+                <w:b w:val="false"/>
+                <w:bCs w:val="false"/>
+                <w:sz w:val="22"/>
+                <w:szCs w:val="22"/>
+              </w:rPr>
+              <w:t xml:space="preserve">Invite flow broken (blank screen)</w:t>
+            </w:r>
+          </w:p>
+        </w:tc>
+        <w:tc>
+          <w:tcPr>
+            <w:tcW w:type="dxa" w:w="6560"/>
+            <w:tcBorders>
+              <w:top w:val="single" w:color="CCCCCC" w:sz="1"/>
+              <w:left w:val="single" w:color="CCCCCC" w:sz="1"/>
+              <w:bottom w:val="single" w:color="CCCCCC" w:sz="1"/>
+              <w:right w:val="single" w:color="CCCCCC" w:sz="1"/>
+            </w:tcBorders>
+            <w:shd w:fill="FFFFFF" w:val="clear"/>
+            <w:tcMar>
+              <w:top w:type="dxa" w:w="80"/>
+              <w:left w:type="dxa" w:w="120"/>
+              <w:bottom w:type="dxa" w:w="80"/>
+              <w:right w:type="dxa" w:w="120"/>
+            </w:tcMar>
+          </w:tcPr>
+          <w:p>
+            <w:r>
+              <w:rPr>
+                <w:rFonts w:ascii="Arial" w:cs="Arial" w:eastAsia="Arial" w:hAnsi="Arial"/>
+                <w:b w:val="false"/>
+                <w:bCs w:val="false"/>
+                <w:sz w:val="22"/>
+                <w:szCs w:val="22"/>
+              </w:rPr>
+              <w:t xml:space="preserve">Multiple fixes: ?invite= param, maybeSingle in JoinHome, home?.name optional chaining, homeLoading race condition fix, removed broken FK join on homes(name).</w:t>
+            </w:r>
+          </w:p>
+        </w:tc>
+      </w:tr>
+      <w:tr>
+        <w:tc>
+          <w:tcPr>
+            <w:tcW w:type="dxa" w:w="2800"/>
+            <w:tcBorders>
+              <w:top w:val="single" w:color="CCCCCC" w:sz="1"/>
+              <w:left w:val="single" w:color="CCCCCC" w:sz="1"/>
+              <w:bottom w:val="single" w:color="CCCCCC" w:sz="1"/>
+              <w:right w:val="single" w:color="CCCCCC" w:sz="1"/>
+            </w:tcBorders>
+            <w:shd w:fill="F5F0EB" w:val="clear"/>
+            <w:tcMar>
+              <w:top w:type="dxa" w:w="80"/>
+              <w:left w:type="dxa" w:w="120"/>
+              <w:bottom w:type="dxa" w:w="80"/>
+              <w:right w:type="dxa" w:w="120"/>
+            </w:tcMar>
+          </w:tcPr>
+          <w:p>
+            <w:r>
+              <w:rPr>
+                <w:rFonts w:ascii="Arial" w:cs="Arial" w:eastAsia="Arial" w:hAnsi="Arial"/>
+                <w:b w:val="false"/>
+                <w:bCs w:val="false"/>
+                <w:sz w:val="22"/>
+                <w:szCs w:val="22"/>
+              </w:rPr>
+              <w:t xml:space="preserve">Members not visible to each other</w:t>
+            </w:r>
+          </w:p>
+        </w:tc>
+        <w:tc>
+          <w:tcPr>
+            <w:tcW w:type="dxa" w:w="6560"/>
+            <w:tcBorders>
+              <w:top w:val="single" w:color="CCCCCC" w:sz="1"/>
+              <w:left w:val="single" w:color="CCCCCC" w:sz="1"/>
+              <w:bottom w:val="single" w:color="CCCCCC" w:sz="1"/>
+              <w:right w:val="single" w:color="CCCCCC" w:sz="1"/>
+            </w:tcBorders>
+            <w:shd w:fill="FFFFFF" w:val="clear"/>
+            <w:tcMar>
+              <w:top w:type="dxa" w:w="80"/>
+              <w:left w:type="dxa" w:w="120"/>
+              <w:bottom w:type="dxa" w:w="80"/>
+              <w:right w:type="dxa" w:w="120"/>
+            </w:tcMar>
+          </w:tcPr>
+          <w:p>
+            <w:r>
+              <w:rPr>
+                <w:rFonts w:ascii="Arial" w:cs="Arial" w:eastAsia="Arial" w:hAnsi="Arial"/>
+                <w:b w:val="false"/>
+                <w:bCs w:val="false"/>
+                <w:sz w:val="22"/>
+                <w:szCs w:val="22"/>
+              </w:rPr>
+              <w:t xml:space="preserve">Added get_my_home_id() security definer function. Added RLS policies on home_members and profiles for cross-member visibility.</w:t>
+            </w:r>
+          </w:p>
+        </w:tc>
+      </w:tr>
+      <w:tr>
+        <w:tc>
+          <w:tcPr>
+            <w:tcW w:type="dxa" w:w="2800"/>
+            <w:tcBorders>
+              <w:top w:val="single" w:color="CCCCCC" w:sz="1"/>
+              <w:left w:val="single" w:color="CCCCCC" w:sz="1"/>
+              <w:bottom w:val="single" w:color="CCCCCC" w:sz="1"/>
+              <w:right w:val="single" w:color="CCCCCC" w:sz="1"/>
+            </w:tcBorders>
+            <w:shd w:fill="F5F0EB" w:val="clear"/>
+            <w:tcMar>
+              <w:top w:type="dxa" w:w="80"/>
+              <w:left w:type="dxa" w:w="120"/>
+              <w:bottom w:type="dxa" w:w="80"/>
+              <w:right w:type="dxa" w:w="120"/>
+            </w:tcMar>
+          </w:tcPr>
+          <w:p>
+            <w:r>
+              <w:rPr>
+                <w:rFonts w:ascii="Arial" w:cs="Arial" w:eastAsia="Arial" w:hAnsi="Arial"/>
+                <w:b w:val="false"/>
+                <w:bCs w:val="false"/>
+                <w:sz w:val="22"/>
+                <w:szCs w:val="22"/>
+              </w:rPr>
+              <w:t xml:space="preserve">home_invites RLS blocking new users</w:t>
+            </w:r>
+          </w:p>
+        </w:tc>
+        <w:tc>
+          <w:tcPr>
+            <w:tcW w:type="dxa" w:w="6560"/>
+            <w:tcBorders>
+              <w:top w:val="single" w:color="CCCCCC" w:sz="1"/>
+              <w:left w:val="single" w:color="CCCCCC" w:sz="1"/>
+              <w:bottom w:val="single" w:color="CCCCCC" w:sz="1"/>
+              <w:right w:val="single" w:color="CCCCCC" w:sz="1"/>
+            </w:tcBorders>
+            <w:shd w:fill="FFFFFF" w:val="clear"/>
+            <w:tcMar>
+              <w:top w:type="dxa" w:w="80"/>
+              <w:left w:type="dxa" w:w="120"/>
+              <w:bottom w:type="dxa" w:w="80"/>
+              <w:right w:type="dxa" w:w="120"/>
+            </w:tcMar>
+          </w:tcPr>
+          <w:p>
+            <w:r>
+              <w:rPr>
+                <w:rFonts w:ascii="Arial" w:cs="Arial" w:eastAsia="Arial" w:hAnsi="Arial"/>
+                <w:b w:val="false"/>
+                <w:bCs w:val="false"/>
+                <w:sz w:val="22"/>
+                <w:szCs w:val="22"/>
+              </w:rPr>
+              <w:t xml:space="preserve">Added "anyone can look up invite by token" SELECT policy since token UUID is the secret.</w:t>
+            </w:r>
+          </w:p>
+        </w:tc>
+      </w:tr>
+      <w:tr>
+        <w:tc>
+          <w:tcPr>
+            <w:tcW w:type="dxa" w:w="2800"/>
+            <w:tcBorders>
+              <w:top w:val="single" w:color="CCCCCC" w:sz="1"/>
+              <w:left w:val="single" w:color="CCCCCC" w:sz="1"/>
+              <w:bottom w:val="single" w:color="CCCCCC" w:sz="1"/>
+              <w:right w:val="single" w:color="CCCCCC" w:sz="1"/>
+            </w:tcBorders>
+            <w:shd w:fill="F5F0EB" w:val="clear"/>
+            <w:tcMar>
+              <w:top w:type="dxa" w:w="80"/>
+              <w:left w:type="dxa" w:w="120"/>
+              <w:bottom w:type="dxa" w:w="80"/>
+              <w:right w:type="dxa" w:w="120"/>
+            </w:tcMar>
+          </w:tcPr>
+          <w:p>
+            <w:r>
+              <w:rPr>
+                <w:rFonts w:ascii="Arial" w:cs="Arial" w:eastAsia="Arial" w:hAnsi="Arial"/>
+                <w:b w:val="false"/>
+                <w:bCs w:val="false"/>
+                <w:sz w:val="22"/>
+                <w:szCs w:val="22"/>
+              </w:rPr>
+              <w:t xml:space="preserve">Service role key exposed in git</w:t>
+            </w:r>
+          </w:p>
+        </w:tc>
+        <w:tc>
+          <w:tcPr>
+            <w:tcW w:type="dxa" w:w="6560"/>
+            <w:tcBorders>
+              <w:top w:val="single" w:color="CCCCCC" w:sz="1"/>
+              <w:left w:val="single" w:color="CCCCCC" w:sz="1"/>
+              <w:bottom w:val="single" w:color="CCCCCC" w:sz="1"/>
+              <w:right w:val="single" w:color="CCCCCC" w:sz="1"/>
+            </w:tcBorders>
+            <w:shd w:fill="FFFFFF" w:val="clear"/>
+            <w:tcMar>
+              <w:top w:type="dxa" w:w="80"/>
+              <w:left w:type="dxa" w:w="120"/>
+              <w:bottom w:type="dxa" w:w="80"/>
+              <w:right w:type="dxa" w:w="120"/>
+            </w:tcMar>
+          </w:tcPr>
+          <w:p>
+            <w:r>
+              <w:rPr>
+                <w:rFonts w:ascii="Arial" w:cs="Arial" w:eastAsia="Arial" w:hAnsi="Arial"/>
+                <w:b w:val="false"/>
+                <w:bCs w:val="false"/>
+                <w:sz w:val="22"/>
+                <w:szCs w:val="22"/>
+              </w:rPr>
+              <w:t xml:space="preserve">Replaced actual key with REPLACE_WITH_PROD_SERVICE_ROLE_KEY placeholder in 011_gmail_sync_cron.sql. Legacy JWT already rotated 2 months prior.</w:t>
+            </w:r>
+          </w:p>
+        </w:tc>
+      </w:tr>
+    </w:tbl>
+    <w:p>
+      <w:pPr>
+        <w:pStyle w:val="Heading2"/>
+        <w:spacing w:after="100" w:before="200"/>
+      </w:pPr>
+      <w:r>
+        <w:rPr>
+          <w:rFonts w:ascii="Arial" w:cs="Arial" w:eastAsia="Arial" w:hAnsi="Arial"/>
+          <w:b/>
+          <w:bCs/>
+          <w:sz w:val="24"/>
+          <w:szCs w:val="24"/>
+        </w:rPr>
+        <w:t xml:space="preserve">August 2026</w:t>
+      </w:r>
+    </w:p>
+    <w:tbl>
+      <w:tblPr>
+        <w:tblW w:type="dxa" w:w="9360"/>
+        <w:tblBorders>
+          <w:top w:val="single" w:color="auto" w:sz="4"/>
+          <w:left w:val="single" w:color="auto" w:sz="4"/>
+          <w:bottom w:val="single" w:color="auto" w:sz="4"/>
+          <w:right w:val="single" w:color="auto" w:sz="4"/>
+          <w:insideH w:val="single" w:color="auto" w:sz="4"/>
+          <w:insideV w:val="single" w:color="auto" w:sz="4"/>
+        </w:tblBorders>
+      </w:tblPr>
+      <w:tblGrid>
+        <w:gridCol w:w="2800"/>
+        <w:gridCol w:w="6560"/>
+      </w:tblGrid>
+      <w:tr>
+        <w:tc>
+          <w:tcPr>
+            <w:tcW w:type="dxa" w:w="2800"/>
+            <w:tcBorders>
+              <w:top w:val="single" w:color="CCCCCC" w:sz="1"/>
+              <w:left w:val="single" w:color="CCCCCC" w:sz="1"/>
+              <w:bottom w:val="single" w:color="CCCCCC" w:sz="1"/>
+              <w:right w:val="single" w:color="CCCCCC" w:sz="1"/>
+            </w:tcBorders>
+            <w:shd w:fill="D5E8F0" w:val="clear"/>
+            <w:tcMar>
+              <w:top w:type="dxa" w:w="80"/>
+              <w:left w:type="dxa" w:w="120"/>
+              <w:bottom w:type="dxa" w:w="80"/>
+              <w:right w:type="dxa" w:w="120"/>
+            </w:tcMar>
+          </w:tcPr>
+          <w:p>
+            <w:r>
+              <w:rPr>
+                <w:rFonts w:ascii="Arial" w:cs="Arial" w:eastAsia="Arial" w:hAnsi="Arial"/>
+                <w:b/>
+                <w:bCs/>
+                <w:sz w:val="22"/>
+                <w:szCs w:val="22"/>
+              </w:rPr>
+              <w:t xml:space="preserve">Issue / Feature</w:t>
+            </w:r>
+          </w:p>
+        </w:tc>
+        <w:tc>
+          <w:tcPr>
+            <w:tcW w:type="dxa" w:w="6560"/>
+            <w:tcBorders>
+              <w:top w:val="single" w:color="CCCCCC" w:sz="1"/>
+              <w:left w:val="single" w:color="CCCCCC" w:sz="1"/>
+              <w:bottom w:val="single" w:color="CCCCCC" w:sz="1"/>
+              <w:right w:val="single" w:color="CCCCCC" w:sz="1"/>
+            </w:tcBorders>
+            <w:shd w:fill="D5E8F0" w:val="clear"/>
+            <w:tcMar>
+              <w:top w:type="dxa" w:w="80"/>
+              <w:left w:type="dxa" w:w="120"/>
+              <w:bottom w:type="dxa" w:w="80"/>
+              <w:right w:type="dxa" w:w="120"/>
+            </w:tcMar>
+          </w:tcPr>
+          <w:p>
+            <w:r>
+              <w:rPr>
+                <w:rFonts w:ascii="Arial" w:cs="Arial" w:eastAsia="Arial" w:hAnsi="Arial"/>
+                <w:b/>
+                <w:bCs/>
+                <w:sz w:val="22"/>
+                <w:szCs w:val="22"/>
+              </w:rPr>
+              <w:t xml:space="preserve">Resolution</w:t>
+            </w:r>
+          </w:p>
+        </w:tc>
+      </w:tr>
+      <w:tr>
+        <w:tc>
+          <w:tcPr>
+            <w:tcW w:type="dxa" w:w="2800"/>
+            <w:tcBorders>
+              <w:top w:val="single" w:color="CCCCCC" w:sz="1"/>
+              <w:left w:val="single" w:color="CCCCCC" w:sz="1"/>
+              <w:bottom w:val="single" w:color="CCCCCC" w:sz="1"/>
+              <w:right w:val="single" w:color="CCCCCC" w:sz="1"/>
+            </w:tcBorders>
+            <w:shd w:fill="F5F0EB" w:val="clear"/>
+            <w:tcMar>
+              <w:top w:type="dxa" w:w="80"/>
+              <w:left w:type="dxa" w:w="120"/>
+              <w:bottom w:type="dxa" w:w="80"/>
+              <w:right w:type="dxa" w:w="120"/>
+            </w:tcMar>
+          </w:tcPr>
+          <w:p>
+            <w:r>
+              <w:rPr>
+                <w:rFonts w:ascii="Arial" w:cs="Arial" w:eastAsia="Arial" w:hAnsi="Arial"/>
+                <w:b w:val="false"/>
+                <w:bCs w:val="false"/>
+                <w:sz w:val="22"/>
+                <w:szCs w:val="22"/>
+              </w:rPr>
+              <w:t xml:space="preserve">Gmail sync stopped working</w:t>
+            </w:r>
+          </w:p>
+        </w:tc>
+        <w:tc>
+          <w:tcPr>
+            <w:tcW w:type="dxa" w:w="6560"/>
+            <w:tcBorders>
+              <w:top w:val="single" w:color="CCCCCC" w:sz="1"/>
+              <w:left w:val="single" w:color="CCCCCC" w:sz="1"/>
+              <w:bottom w:val="single" w:color="CCCCCC" w:sz="1"/>
+              <w:right w:val="single" w:color="CCCCCC" w:sz="1"/>
+            </w:tcBorders>
+            <w:shd w:fill="FFFFFF" w:val="clear"/>
+            <w:tcMar>
+              <w:top w:type="dxa" w:w="80"/>
+              <w:left w:type="dxa" w:w="120"/>
+              <w:bottom w:type="dxa" w:w="80"/>
+              <w:right w:type="dxa" w:w="120"/>
+            </w:tcMar>
+          </w:tcPr>
+          <w:p>
+            <w:r>
+              <w:rPr>
+                <w:rFonts w:ascii="Arial" w:cs="Arial" w:eastAsia="Arial" w:hAnsi="Arial"/>
+                <w:b w:val="false"/>
+                <w:bCs w:val="false"/>
+                <w:sz w:val="22"/>
+                <w:szCs w:val="22"/>
+              </w:rPr>
+              <w:t xml:space="preserve">Anthropic model claude-sonnet-4-20250514 returned 404. Updated to claude-sonnet-4-6 in Edge Function.</w:t>
+            </w:r>
+          </w:p>
+        </w:tc>
+      </w:tr>
+      <w:tr>
+        <w:tc>
+          <w:tcPr>
+            <w:tcW w:type="dxa" w:w="2800"/>
+            <w:tcBorders>
+              <w:top w:val="single" w:color="CCCCCC" w:sz="1"/>
+              <w:left w:val="single" w:color="CCCCCC" w:sz="1"/>
+              <w:bottom w:val="single" w:color="CCCCCC" w:sz="1"/>
+              <w:right w:val="single" w:color="CCCCCC" w:sz="1"/>
+            </w:tcBorders>
+            <w:shd w:fill="F5F0EB" w:val="clear"/>
+            <w:tcMar>
+              <w:top w:type="dxa" w:w="80"/>
+              <w:left w:type="dxa" w:w="120"/>
+              <w:bottom w:type="dxa" w:w="80"/>
+              <w:right w:type="dxa" w:w="120"/>
+            </w:tcMar>
+          </w:tcPr>
+          <w:p>
+            <w:r>
+              <w:rPr>
+                <w:rFonts w:ascii="Arial" w:cs="Arial" w:eastAsia="Arial" w:hAnsi="Arial"/>
+                <w:b w:val="false"/>
+                <w:bCs w:val="false"/>
+                <w:sz w:val="22"/>
+                <w:szCs w:val="22"/>
+              </w:rPr>
+              <w:t xml:space="preserve">Install App section added to Profile</w:t>
+            </w:r>
+          </w:p>
+        </w:tc>
+        <w:tc>
+          <w:tcPr>
+            <w:tcW w:type="dxa" w:w="6560"/>
+            <w:tcBorders>
+              <w:top w:val="single" w:color="CCCCCC" w:sz="1"/>
+              <w:left w:val="single" w:color="CCCCCC" w:sz="1"/>
+              <w:bottom w:val="single" w:color="CCCCCC" w:sz="1"/>
+              <w:right w:val="single" w:color="CCCCCC" w:sz="1"/>
+            </w:tcBorders>
+            <w:shd w:fill="FFFFFF" w:val="clear"/>
+            <w:tcMar>
+              <w:top w:type="dxa" w:w="80"/>
+              <w:left w:type="dxa" w:w="120"/>
+              <w:bottom w:type="dxa" w:w="80"/>
+              <w:right w:type="dxa" w:w="120"/>
+            </w:tcMar>
+          </w:tcPr>
+          <w:p>
+            <w:r>
+              <w:rPr>
+                <w:rFonts w:ascii="Arial" w:cs="Arial" w:eastAsia="Arial" w:hAnsi="Arial"/>
+                <w:b w:val="false"/>
+                <w:bCs w:val="false"/>
+                <w:sz w:val="22"/>
+                <w:szCs w:val="22"/>
+              </w:rPr>
+              <w:t xml:space="preserve">Android: native install button or manual steps. iOS: Share → Add to Home Screen instructions. Hidden if already installed.</w:t>
+            </w:r>
+          </w:p>
+        </w:tc>
+      </w:tr>
+      <w:tr>
+        <w:tc>
+          <w:tcPr>
+            <w:tcW w:type="dxa" w:w="2800"/>
+            <w:tcBorders>
+              <w:top w:val="single" w:color="CCCCCC" w:sz="1"/>
+              <w:left w:val="single" w:color="CCCCCC" w:sz="1"/>
+              <w:bottom w:val="single" w:color="CCCCCC" w:sz="1"/>
+              <w:right w:val="single" w:color="CCCCCC" w:sz="1"/>
+            </w:tcBorders>
+            <w:shd w:fill="F5F0EB" w:val="clear"/>
+            <w:tcMar>
+              <w:top w:type="dxa" w:w="80"/>
+              <w:left w:type="dxa" w:w="120"/>
+              <w:bottom w:type="dxa" w:w="80"/>
+              <w:right w:type="dxa" w:w="120"/>
+            </w:tcMar>
+          </w:tcPr>
+          <w:p>
+            <w:r>
+              <w:rPr>
+                <w:rFonts w:ascii="Arial" w:cs="Arial" w:eastAsia="Arial" w:hAnsi="Arial"/>
+                <w:b w:val="false"/>
+                <w:bCs w:val="false"/>
+                <w:sz w:val="22"/>
+                <w:szCs w:val="22"/>
+              </w:rPr>
+              <w:t xml:space="preserve">Invite flow completely reworked</w:t>
+            </w:r>
+          </w:p>
+        </w:tc>
+        <w:tc>
+          <w:tcPr>
+            <w:tcW w:type="dxa" w:w="6560"/>
+            <w:tcBorders>
+              <w:top w:val="single" w:color="CCCCCC" w:sz="1"/>
+              <w:left w:val="single" w:color="CCCCCC" w:sz="1"/>
+              <w:bottom w:val="single" w:color="CCCCCC" w:sz="1"/>
+              <w:right w:val="single" w:color="CCCCCC" w:sz="1"/>
+            </w:tcBorders>
+            <w:shd w:fill="FFFFFF" w:val="clear"/>
+            <w:tcMar>
+              <w:top w:type="dxa" w:w="80"/>
+              <w:left w:type="dxa" w:w="120"/>
+              <w:bottom w:type="dxa" w:w="80"/>
+              <w:right w:type="dxa" w:w="120"/>
+            </w:tcMar>
+          </w:tcPr>
+          <w:p>
+            <w:r>
+              <w:rPr>
+                <w:rFonts w:ascii="Arial" w:cs="Arial" w:eastAsia="Arial" w:hAnsi="Arial"/>
+                <w:b w:val="false"/>
+                <w:bCs w:val="false"/>
+                <w:sz w:val="22"/>
+                <w:szCs w:val="22"/>
+              </w:rPr>
+              <w:t xml:space="preserve">?invite= param, RLS on home_invites, maybeSingle fixes, homeLoading race condition, removed broken homes FK join, fetchHome() called after join instead of using invite name.</w:t>
+            </w:r>
+          </w:p>
+        </w:tc>
+      </w:tr>
+      <w:tr>
+        <w:tc>
+          <w:tcPr>
+            <w:tcW w:type="dxa" w:w="2800"/>
+            <w:tcBorders>
+              <w:top w:val="single" w:color="CCCCCC" w:sz="1"/>
+              <w:left w:val="single" w:color="CCCCCC" w:sz="1"/>
+              <w:bottom w:val="single" w:color="CCCCCC" w:sz="1"/>
+              <w:right w:val="single" w:color="CCCCCC" w:sz="1"/>
+            </w:tcBorders>
+            <w:shd w:fill="F5F0EB" w:val="clear"/>
+            <w:tcMar>
+              <w:top w:type="dxa" w:w="80"/>
+              <w:left w:type="dxa" w:w="120"/>
+              <w:bottom w:type="dxa" w:w="80"/>
+              <w:right w:type="dxa" w:w="120"/>
+            </w:tcMar>
+          </w:tcPr>
+          <w:p>
+            <w:r>
+              <w:rPr>
+                <w:rFonts w:ascii="Arial" w:cs="Arial" w:eastAsia="Arial" w:hAnsi="Arial"/>
+                <w:b w:val="false"/>
+                <w:bCs w:val="false"/>
+                <w:sz w:val="22"/>
+                <w:szCs w:val="22"/>
+              </w:rPr>
+              <w:t xml:space="preserve">Members can see each other</w:t>
+            </w:r>
+          </w:p>
+        </w:tc>
+        <w:tc>
+          <w:tcPr>
+            <w:tcW w:type="dxa" w:w="6560"/>
+            <w:tcBorders>
+              <w:top w:val="single" w:color="CCCCCC" w:sz="1"/>
+              <w:left w:val="single" w:color="CCCCCC" w:sz="1"/>
+              <w:bottom w:val="single" w:color="CCCCCC" w:sz="1"/>
+              <w:right w:val="single" w:color="CCCCCC" w:sz="1"/>
+            </w:tcBorders>
+            <w:shd w:fill="FFFFFF" w:val="clear"/>
+            <w:tcMar>
+              <w:top w:type="dxa" w:w="80"/>
+              <w:left w:type="dxa" w:w="120"/>
+              <w:bottom w:type="dxa" w:w="80"/>
+              <w:right w:type="dxa" w:w="120"/>
+            </w:tcMar>
+          </w:tcPr>
+          <w:p>
+            <w:r>
+              <w:rPr>
+                <w:rFonts w:ascii="Arial" w:cs="Arial" w:eastAsia="Arial" w:hAnsi="Arial"/>
+                <w:b w:val="false"/>
+                <w:bCs w:val="false"/>
+                <w:sz w:val="22"/>
+                <w:szCs w:val="22"/>
+              </w:rPr>
+              <w:t xml:space="preserve">get_my_home_id() security definer + policies on home_members and profiles.</w:t>
             </w:r>
           </w:p>
         </w:tc>
@@ -8568,7 +8412,7 @@
           <w:sz w:val="22"/>
           <w:szCs w:val="22"/>
         </w:rPr>
-        <w:t xml:space="preserve">⚠️  PWA not working on iPhone — to be investigated</w:t>
+        <w:t xml:space="preserve">⚠️  PWA not working on iPhone — AuthRetryableFetchError status:0</w:t>
       </w:r>
     </w:p>
     <w:p>
@@ -8584,7 +8428,7 @@
           <w:sz w:val="22"/>
           <w:szCs w:val="22"/>
         </w:rPr>
-        <w:t xml:space="preserve">⚠️  Upgrade Resend to support noreply@grihaz.rhyea.com as sender domain</w:t>
+        <w:t xml:space="preserve">⚠️  Upgrade Resend to noreply@grihaz.rhyea.com for better deliverability</w:t>
       </w:r>
     </w:p>
     <w:p>
@@ -8600,7 +8444,39 @@
           <w:sz w:val="22"/>
           <w:szCs w:val="22"/>
         </w:rPr>
-        <w:t xml:space="preserve">⚠️  Await Google OAuth app verification outcome</w:t>
+        <w:t xml:space="preserve">⚠️  Await Google OAuth app verification</w:t>
+      </w:r>
+    </w:p>
+    <w:p>
+      <w:pPr>
+        <w:spacing w:after="80"/>
+      </w:pPr>
+      <w:r>
+        <w:rPr>
+          <w:rFonts w:ascii="Arial" w:cs="Arial" w:eastAsia="Arial" w:hAnsi="Arial"/>
+          <w:b/>
+          <w:bCs/>
+          <w:color w:val="C00000"/>
+          <w:sz w:val="22"/>
+          <w:szCs w:val="22"/>
+        </w:rPr>
+        <w:t xml:space="preserve">⚠️  OTP login to replace magic link (easier cross-device testing)</w:t>
+      </w:r>
+    </w:p>
+    <w:p>
+      <w:pPr>
+        <w:spacing w:after="80"/>
+      </w:pPr>
+      <w:r>
+        <w:rPr>
+          <w:rFonts w:ascii="Arial" w:cs="Arial" w:eastAsia="Arial" w:hAnsi="Arial"/>
+          <w:b/>
+          <w:bCs/>
+          <w:color w:val="C00000"/>
+          <w:sz w:val="22"/>
+          <w:szCs w:val="22"/>
+        </w:rPr>
+        <w:t xml:space="preserve">⚠️  Eddie display name showing as "Adie (Eddiekt)" from dev — needs to update in prod</w:t>
       </w:r>
     </w:p>
     <w:sectPr>
